--- a/Sem2/Data_structures_labs/Lab06/report_lab06_fixed_v3.docx
+++ b/Sem2/Data_structures_labs/Lab06/report_lab06_fixed_v3.docx
@@ -383,7 +383,7 @@
           <w:color w:val="000000"/>
         </w:rPr>
         <w:tab/>
-        <w:t>____________Хемат Мохаммад.</w:t>
+        <w:t>________Хемат Мохаммад.</w:t>
       </w:r>
     </w:p>
     <w:p>
@@ -534,7 +534,7 @@
           <w:color w:val="000000"/>
         </w:rPr>
         <w:tab/>
-        <w:t xml:space="preserve">                    _________________ Астахов А.М.</w:t>
+        <w:t xml:space="preserve">                    _____________ Астахов А.М.</w:t>
       </w:r>
     </w:p>
     <w:p>
@@ -1089,7 +1089,13 @@
           <w:lang w:val="ru-RU"/>
         </w:rPr>
         <w:br/>
-        <w:t>4) Вывести исходную матрицу (один раз) и результаты работы каждого метода сортировки.</w:t>
+        <w:t>4) Вывести исходную матрицу (один раз) и результаты работы каждого метода сортировки</w:t>
+      </w:r>
+      <w:r>
+        <w:rPr>
+          <w:lang w:val="ru-RU"/>
+        </w:rPr>
+        <w:t>.</w:t>
       </w:r>
       <w:r>
         <w:rPr>
@@ -1480,8 +1486,6 @@
       <w:pPr>
         <w:pStyle w:val="Caption"/>
         <w:rPr>
-          <w:rFonts w:asciiTheme="majorBidi" w:hAnsiTheme="majorBidi" w:cstheme="majorBidi"/>
-          <w:szCs w:val="24"/>
           <w:lang w:val="ru-RU"/>
         </w:rPr>
       </w:pPr>
@@ -1491,6 +1495,13 @@
         </w:rPr>
         <w:t>Рисунок 3.3 — Пример ручного ввода</w:t>
       </w:r>
+    </w:p>
+    <w:p>
+      <w:pPr>
+        <w:rPr>
+          <w:lang w:val="ru-RU"/>
+        </w:rPr>
+      </w:pPr>
     </w:p>
     <w:p>
       <w:pPr>
@@ -2036,11 +2047,9 @@
         <w:br/>
         <w:t>— Наиболее эффективным по совокупности показателей (</w:t>
       </w:r>
-      <w:proofErr w:type="spellStart"/>
       <w:r>
         <w:t>cmp</w:t>
       </w:r>
-      <w:proofErr w:type="spellEnd"/>
       <w:r>
         <w:rPr>
           <w:lang w:val="ru-RU"/>
@@ -2158,7 +2167,6 @@
         <w:pStyle w:val="Heading1"/>
         <w:rPr>
           <w:rFonts w:asciiTheme="majorBidi" w:hAnsiTheme="majorBidi"/>
-          <w:lang w:val="ru-RU"/>
         </w:rPr>
       </w:pPr>
       <w:r>
@@ -2173,7 +2181,7 @@
     <w:p>
       <w:pPr>
         <w:rPr>
-          <w:rFonts w:asciiTheme="majorBidi" w:hAnsiTheme="majorBidi" w:cstheme="majorBidi" w:hint="cs"/>
+          <w:rFonts w:asciiTheme="majorBidi" w:hAnsiTheme="majorBidi" w:cstheme="majorBidi"/>
           <w:rtl/>
           <w:lang w:val="ru-RU" w:bidi="fa-IR"/>
         </w:rPr>
@@ -2186,15 +2194,13 @@
           <w:rFonts w:ascii="Courier New" w:hAnsi="Courier New" w:cs="Courier New"/>
           <w:sz w:val="16"/>
           <w:szCs w:val="16"/>
-          <w:lang w:val="ru-RU"/>
-        </w:rPr>
-      </w:pPr>
-      <w:r>
-        <w:rPr>
-          <w:rFonts w:ascii="Courier New" w:hAnsi="Courier New" w:cs="Courier New"/>
-          <w:sz w:val="16"/>
-          <w:szCs w:val="16"/>
-          <w:lang w:val="ru-RU"/>
+        </w:rPr>
+      </w:pPr>
+      <w:r>
+        <w:rPr>
+          <w:rFonts w:ascii="Courier New" w:hAnsi="Courier New" w:cs="Courier New"/>
+          <w:sz w:val="16"/>
+          <w:szCs w:val="16"/>
         </w:rPr>
         <w:t>#</w:t>
       </w:r>
@@ -2211,7 +2217,6 @@
           <w:rFonts w:ascii="Courier New" w:hAnsi="Courier New" w:cs="Courier New"/>
           <w:sz w:val="16"/>
           <w:szCs w:val="16"/>
-          <w:lang w:val="ru-RU"/>
         </w:rPr>
         <w:t xml:space="preserve"> &lt;</w:t>
       </w:r>
@@ -2228,7 +2233,6 @@
           <w:rFonts w:ascii="Courier New" w:hAnsi="Courier New" w:cs="Courier New"/>
           <w:sz w:val="16"/>
           <w:szCs w:val="16"/>
-          <w:lang w:val="ru-RU"/>
         </w:rPr>
         <w:t>&gt;</w:t>
       </w:r>
@@ -2266,25 +2270,7 @@
           <w:sz w:val="16"/>
           <w:szCs w:val="16"/>
         </w:rPr>
-        <w:t>#include &lt;</w:t>
-      </w:r>
-      <w:proofErr w:type="spellStart"/>
-      <w:r>
-        <w:rPr>
-          <w:rFonts w:ascii="Courier New" w:hAnsi="Courier New" w:cs="Courier New"/>
-          <w:sz w:val="16"/>
-          <w:szCs w:val="16"/>
-        </w:rPr>
-        <w:t>cmath</w:t>
-      </w:r>
-      <w:proofErr w:type="spellEnd"/>
-      <w:r>
-        <w:rPr>
-          <w:rFonts w:ascii="Courier New" w:hAnsi="Courier New" w:cs="Courier New"/>
-          <w:sz w:val="16"/>
-          <w:szCs w:val="16"/>
-        </w:rPr>
-        <w:t>&gt;</w:t>
+        <w:t>#include &lt;cmath&gt;</w:t>
       </w:r>
     </w:p>
     <w:p>
@@ -2376,241 +2362,79 @@
           <w:sz w:val="16"/>
           <w:szCs w:val="16"/>
         </w:rPr>
-        <w:t xml:space="preserve">int </w:t>
-      </w:r>
-      <w:proofErr w:type="spellStart"/>
-      <w:r>
-        <w:rPr>
-          <w:rFonts w:ascii="Courier New" w:hAnsi="Courier New" w:cs="Courier New"/>
-          <w:sz w:val="16"/>
-          <w:szCs w:val="16"/>
-        </w:rPr>
-        <w:t>ReadPositiveInt</w:t>
-      </w:r>
-      <w:proofErr w:type="spellEnd"/>
-      <w:r>
-        <w:rPr>
-          <w:rFonts w:ascii="Courier New" w:hAnsi="Courier New" w:cs="Courier New"/>
-          <w:sz w:val="16"/>
-          <w:szCs w:val="16"/>
-        </w:rPr>
-        <w:t xml:space="preserve">(const string&amp; prompt, int </w:t>
-      </w:r>
-      <w:proofErr w:type="spellStart"/>
-      <w:r>
-        <w:rPr>
-          <w:rFonts w:ascii="Courier New" w:hAnsi="Courier New" w:cs="Courier New"/>
-          <w:sz w:val="16"/>
-          <w:szCs w:val="16"/>
-        </w:rPr>
-        <w:t>MaxValue</w:t>
-      </w:r>
-      <w:proofErr w:type="spellEnd"/>
-      <w:r>
-        <w:rPr>
-          <w:rFonts w:ascii="Courier New" w:hAnsi="Courier New" w:cs="Courier New"/>
-          <w:sz w:val="16"/>
-          <w:szCs w:val="16"/>
-        </w:rPr>
-        <w:t>);</w:t>
-      </w:r>
-    </w:p>
-    <w:p>
-      <w:pPr>
-        <w:pStyle w:val="NoSpacing"/>
-        <w:rPr>
-          <w:rFonts w:ascii="Courier New" w:hAnsi="Courier New" w:cs="Courier New"/>
-          <w:sz w:val="16"/>
-          <w:szCs w:val="16"/>
-        </w:rPr>
-      </w:pPr>
-      <w:r>
-        <w:rPr>
-          <w:rFonts w:ascii="Courier New" w:hAnsi="Courier New" w:cs="Courier New"/>
-          <w:sz w:val="16"/>
-          <w:szCs w:val="16"/>
-        </w:rPr>
-        <w:t xml:space="preserve">int </w:t>
-      </w:r>
-      <w:proofErr w:type="spellStart"/>
-      <w:r>
-        <w:rPr>
-          <w:rFonts w:ascii="Courier New" w:hAnsi="Courier New" w:cs="Courier New"/>
-          <w:sz w:val="16"/>
-          <w:szCs w:val="16"/>
-        </w:rPr>
-        <w:t>BubbleSortDescending</w:t>
-      </w:r>
-      <w:proofErr w:type="spellEnd"/>
-      <w:r>
-        <w:rPr>
-          <w:rFonts w:ascii="Courier New" w:hAnsi="Courier New" w:cs="Courier New"/>
-          <w:sz w:val="16"/>
-          <w:szCs w:val="16"/>
-        </w:rPr>
-        <w:t>(int element);</w:t>
-      </w:r>
-    </w:p>
-    <w:p>
-      <w:pPr>
-        <w:pStyle w:val="NoSpacing"/>
-        <w:rPr>
-          <w:rFonts w:ascii="Courier New" w:hAnsi="Courier New" w:cs="Courier New"/>
-          <w:sz w:val="16"/>
-          <w:szCs w:val="16"/>
-        </w:rPr>
-      </w:pPr>
-      <w:r>
-        <w:rPr>
-          <w:rFonts w:ascii="Courier New" w:hAnsi="Courier New" w:cs="Courier New"/>
-          <w:sz w:val="16"/>
-          <w:szCs w:val="16"/>
-        </w:rPr>
-        <w:t xml:space="preserve">void </w:t>
-      </w:r>
-      <w:proofErr w:type="spellStart"/>
-      <w:r>
-        <w:rPr>
-          <w:rFonts w:ascii="Courier New" w:hAnsi="Courier New" w:cs="Courier New"/>
-          <w:sz w:val="16"/>
-          <w:szCs w:val="16"/>
-        </w:rPr>
-        <w:t>BubbleSortAscending</w:t>
-      </w:r>
-      <w:proofErr w:type="spellEnd"/>
-      <w:r>
-        <w:rPr>
-          <w:rFonts w:ascii="Courier New" w:hAnsi="Courier New" w:cs="Courier New"/>
-          <w:sz w:val="16"/>
-          <w:szCs w:val="16"/>
-        </w:rPr>
-        <w:t xml:space="preserve">(int* </w:t>
-      </w:r>
-      <w:proofErr w:type="spellStart"/>
-      <w:r>
-        <w:rPr>
-          <w:rFonts w:ascii="Courier New" w:hAnsi="Courier New" w:cs="Courier New"/>
-          <w:sz w:val="16"/>
-          <w:szCs w:val="16"/>
-        </w:rPr>
-        <w:t>arr</w:t>
-      </w:r>
-      <w:proofErr w:type="spellEnd"/>
-      <w:r>
-        <w:rPr>
-          <w:rFonts w:ascii="Courier New" w:hAnsi="Courier New" w:cs="Courier New"/>
-          <w:sz w:val="16"/>
-          <w:szCs w:val="16"/>
-        </w:rPr>
-        <w:t>, int size);</w:t>
-      </w:r>
-    </w:p>
-    <w:p>
-      <w:pPr>
-        <w:pStyle w:val="NoSpacing"/>
-        <w:rPr>
-          <w:rFonts w:ascii="Courier New" w:hAnsi="Courier New" w:cs="Courier New"/>
-          <w:sz w:val="16"/>
-          <w:szCs w:val="16"/>
-        </w:rPr>
-      </w:pPr>
-      <w:r>
-        <w:rPr>
-          <w:rFonts w:ascii="Courier New" w:hAnsi="Courier New" w:cs="Courier New"/>
-          <w:sz w:val="16"/>
-          <w:szCs w:val="16"/>
-        </w:rPr>
-        <w:t xml:space="preserve">void </w:t>
-      </w:r>
-      <w:proofErr w:type="spellStart"/>
-      <w:r>
-        <w:rPr>
-          <w:rFonts w:ascii="Courier New" w:hAnsi="Courier New" w:cs="Courier New"/>
-          <w:sz w:val="16"/>
-          <w:szCs w:val="16"/>
-        </w:rPr>
-        <w:t>ManualInput</w:t>
-      </w:r>
-      <w:proofErr w:type="spellEnd"/>
-      <w:r>
-        <w:rPr>
-          <w:rFonts w:ascii="Courier New" w:hAnsi="Courier New" w:cs="Courier New"/>
-          <w:sz w:val="16"/>
-          <w:szCs w:val="16"/>
-        </w:rPr>
-        <w:t xml:space="preserve">(int** </w:t>
-      </w:r>
-      <w:proofErr w:type="spellStart"/>
-      <w:r>
-        <w:rPr>
-          <w:rFonts w:ascii="Courier New" w:hAnsi="Courier New" w:cs="Courier New"/>
-          <w:sz w:val="16"/>
-          <w:szCs w:val="16"/>
-        </w:rPr>
-        <w:t>Arr</w:t>
-      </w:r>
-      <w:proofErr w:type="spellEnd"/>
-      <w:r>
-        <w:rPr>
-          <w:rFonts w:ascii="Courier New" w:hAnsi="Courier New" w:cs="Courier New"/>
-          <w:sz w:val="16"/>
-          <w:szCs w:val="16"/>
-        </w:rPr>
-        <w:t>, int N, int M);</w:t>
-      </w:r>
-    </w:p>
-    <w:p>
-      <w:pPr>
-        <w:pStyle w:val="NoSpacing"/>
-        <w:rPr>
-          <w:rFonts w:ascii="Courier New" w:hAnsi="Courier New" w:cs="Courier New"/>
-          <w:sz w:val="16"/>
-          <w:szCs w:val="16"/>
-        </w:rPr>
-      </w:pPr>
-      <w:r>
-        <w:rPr>
-          <w:rFonts w:ascii="Courier New" w:hAnsi="Courier New" w:cs="Courier New"/>
-          <w:sz w:val="16"/>
-          <w:szCs w:val="16"/>
-        </w:rPr>
-        <w:t xml:space="preserve">void </w:t>
-      </w:r>
-      <w:proofErr w:type="spellStart"/>
-      <w:r>
-        <w:rPr>
-          <w:rFonts w:ascii="Courier New" w:hAnsi="Courier New" w:cs="Courier New"/>
-          <w:sz w:val="16"/>
-          <w:szCs w:val="16"/>
-        </w:rPr>
-        <w:t>RandomInput</w:t>
-      </w:r>
-      <w:proofErr w:type="spellEnd"/>
-      <w:r>
-        <w:rPr>
-          <w:rFonts w:ascii="Courier New" w:hAnsi="Courier New" w:cs="Courier New"/>
-          <w:sz w:val="16"/>
-          <w:szCs w:val="16"/>
-        </w:rPr>
-        <w:t xml:space="preserve">(int** </w:t>
-      </w:r>
-      <w:proofErr w:type="spellStart"/>
-      <w:r>
-        <w:rPr>
-          <w:rFonts w:ascii="Courier New" w:hAnsi="Courier New" w:cs="Courier New"/>
-          <w:sz w:val="16"/>
-          <w:szCs w:val="16"/>
-        </w:rPr>
-        <w:t>Arr</w:t>
-      </w:r>
-      <w:proofErr w:type="spellEnd"/>
-      <w:r>
-        <w:rPr>
-          <w:rFonts w:ascii="Courier New" w:hAnsi="Courier New" w:cs="Courier New"/>
-          <w:sz w:val="16"/>
-          <w:szCs w:val="16"/>
-        </w:rPr>
-        <w:t>, int N, int M);</w:t>
+        <w:t>int ReadPositiveInt(const string&amp; prompt, int MaxValue);</w:t>
+      </w:r>
+    </w:p>
+    <w:p>
+      <w:pPr>
+        <w:pStyle w:val="NoSpacing"/>
+        <w:rPr>
+          <w:rFonts w:ascii="Courier New" w:hAnsi="Courier New" w:cs="Courier New"/>
+          <w:sz w:val="16"/>
+          <w:szCs w:val="16"/>
+        </w:rPr>
+      </w:pPr>
+      <w:r>
+        <w:rPr>
+          <w:rFonts w:ascii="Courier New" w:hAnsi="Courier New" w:cs="Courier New"/>
+          <w:sz w:val="16"/>
+          <w:szCs w:val="16"/>
+        </w:rPr>
+        <w:t>int BubbleSortDescending(int element);</w:t>
+      </w:r>
+    </w:p>
+    <w:p>
+      <w:pPr>
+        <w:pStyle w:val="NoSpacing"/>
+        <w:rPr>
+          <w:rFonts w:ascii="Courier New" w:hAnsi="Courier New" w:cs="Courier New"/>
+          <w:sz w:val="16"/>
+          <w:szCs w:val="16"/>
+        </w:rPr>
+      </w:pPr>
+      <w:r>
+        <w:rPr>
+          <w:rFonts w:ascii="Courier New" w:hAnsi="Courier New" w:cs="Courier New"/>
+          <w:sz w:val="16"/>
+          <w:szCs w:val="16"/>
+        </w:rPr>
+        <w:t>void BubbleSortAscending(int* arr, int size);</w:t>
+      </w:r>
+    </w:p>
+    <w:p>
+      <w:pPr>
+        <w:pStyle w:val="NoSpacing"/>
+        <w:rPr>
+          <w:rFonts w:ascii="Courier New" w:hAnsi="Courier New" w:cs="Courier New"/>
+          <w:sz w:val="16"/>
+          <w:szCs w:val="16"/>
+        </w:rPr>
+      </w:pPr>
+      <w:r>
+        <w:rPr>
+          <w:rFonts w:ascii="Courier New" w:hAnsi="Courier New" w:cs="Courier New"/>
+          <w:sz w:val="16"/>
+          <w:szCs w:val="16"/>
+        </w:rPr>
+        <w:t>void ManualInput(int** Arr, int N, int M);</w:t>
+      </w:r>
+    </w:p>
+    <w:p>
+      <w:pPr>
+        <w:pStyle w:val="NoSpacing"/>
+        <w:rPr>
+          <w:rFonts w:ascii="Courier New" w:hAnsi="Courier New" w:cs="Courier New"/>
+          <w:sz w:val="16"/>
+          <w:szCs w:val="16"/>
+        </w:rPr>
+      </w:pPr>
+      <w:r>
+        <w:rPr>
+          <w:rFonts w:ascii="Courier New" w:hAnsi="Courier New" w:cs="Courier New"/>
+          <w:sz w:val="16"/>
+          <w:szCs w:val="16"/>
+        </w:rPr>
+        <w:t>void RandomInput(int** Arr, int N, int M);</w:t>
       </w:r>
     </w:p>
     <w:p>
@@ -2720,233 +2544,89 @@
           <w:sz w:val="16"/>
           <w:szCs w:val="16"/>
         </w:rPr>
-        <w:t xml:space="preserve">    int N = </w:t>
-      </w:r>
-      <w:proofErr w:type="spellStart"/>
-      <w:r>
-        <w:rPr>
-          <w:rFonts w:ascii="Courier New" w:hAnsi="Courier New" w:cs="Courier New"/>
-          <w:sz w:val="16"/>
-          <w:szCs w:val="16"/>
-        </w:rPr>
-        <w:t>ReadPositiveInt</w:t>
-      </w:r>
-      <w:proofErr w:type="spellEnd"/>
-      <w:r>
-        <w:rPr>
-          <w:rFonts w:ascii="Courier New" w:hAnsi="Courier New" w:cs="Courier New"/>
-          <w:sz w:val="16"/>
-          <w:szCs w:val="16"/>
-        </w:rPr>
-        <w:t>("Enter number of rows N: ", MAXN);</w:t>
-      </w:r>
-    </w:p>
-    <w:p>
-      <w:pPr>
-        <w:pStyle w:val="NoSpacing"/>
-        <w:rPr>
-          <w:rFonts w:ascii="Courier New" w:hAnsi="Courier New" w:cs="Courier New"/>
-          <w:sz w:val="16"/>
-          <w:szCs w:val="16"/>
-        </w:rPr>
-      </w:pPr>
-      <w:r>
-        <w:rPr>
-          <w:rFonts w:ascii="Courier New" w:hAnsi="Courier New" w:cs="Courier New"/>
-          <w:sz w:val="16"/>
-          <w:szCs w:val="16"/>
-        </w:rPr>
-        <w:t xml:space="preserve">    int M = </w:t>
-      </w:r>
-      <w:proofErr w:type="spellStart"/>
-      <w:r>
-        <w:rPr>
-          <w:rFonts w:ascii="Courier New" w:hAnsi="Courier New" w:cs="Courier New"/>
-          <w:sz w:val="16"/>
-          <w:szCs w:val="16"/>
-        </w:rPr>
-        <w:t>ReadPositiveInt</w:t>
-      </w:r>
-      <w:proofErr w:type="spellEnd"/>
-      <w:r>
-        <w:rPr>
-          <w:rFonts w:ascii="Courier New" w:hAnsi="Courier New" w:cs="Courier New"/>
-          <w:sz w:val="16"/>
-          <w:szCs w:val="16"/>
-        </w:rPr>
-        <w:t>("Enter number of columns M: ", MAXM);</w:t>
-      </w:r>
-    </w:p>
-    <w:p>
-      <w:pPr>
-        <w:pStyle w:val="NoSpacing"/>
-        <w:rPr>
-          <w:rFonts w:ascii="Courier New" w:hAnsi="Courier New" w:cs="Courier New"/>
-          <w:sz w:val="16"/>
-          <w:szCs w:val="16"/>
-        </w:rPr>
-      </w:pPr>
-    </w:p>
-    <w:p>
-      <w:pPr>
-        <w:pStyle w:val="NoSpacing"/>
-        <w:rPr>
-          <w:rFonts w:ascii="Courier New" w:hAnsi="Courier New" w:cs="Courier New"/>
-          <w:sz w:val="16"/>
-          <w:szCs w:val="16"/>
-        </w:rPr>
-      </w:pPr>
-      <w:r>
-        <w:rPr>
-          <w:rFonts w:ascii="Courier New" w:hAnsi="Courier New" w:cs="Courier New"/>
-          <w:sz w:val="16"/>
-          <w:szCs w:val="16"/>
-        </w:rPr>
-        <w:t xml:space="preserve">    int** </w:t>
-      </w:r>
-      <w:proofErr w:type="spellStart"/>
-      <w:r>
-        <w:rPr>
-          <w:rFonts w:ascii="Courier New" w:hAnsi="Courier New" w:cs="Courier New"/>
-          <w:sz w:val="16"/>
-          <w:szCs w:val="16"/>
-        </w:rPr>
-        <w:t>Arr</w:t>
-      </w:r>
-      <w:proofErr w:type="spellEnd"/>
-      <w:r>
-        <w:rPr>
-          <w:rFonts w:ascii="Courier New" w:hAnsi="Courier New" w:cs="Courier New"/>
-          <w:sz w:val="16"/>
-          <w:szCs w:val="16"/>
-        </w:rPr>
-        <w:t xml:space="preserve"> = new int*[N];</w:t>
-      </w:r>
-    </w:p>
-    <w:p>
-      <w:pPr>
-        <w:pStyle w:val="NoSpacing"/>
-        <w:rPr>
-          <w:rFonts w:ascii="Courier New" w:hAnsi="Courier New" w:cs="Courier New"/>
-          <w:sz w:val="16"/>
-          <w:szCs w:val="16"/>
-        </w:rPr>
-      </w:pPr>
-      <w:r>
-        <w:rPr>
-          <w:rFonts w:ascii="Courier New" w:hAnsi="Courier New" w:cs="Courier New"/>
-          <w:sz w:val="16"/>
-          <w:szCs w:val="16"/>
-        </w:rPr>
-        <w:t xml:space="preserve">    for (int </w:t>
-      </w:r>
-      <w:proofErr w:type="spellStart"/>
-      <w:r>
-        <w:rPr>
-          <w:rFonts w:ascii="Courier New" w:hAnsi="Courier New" w:cs="Courier New"/>
-          <w:sz w:val="16"/>
-          <w:szCs w:val="16"/>
-        </w:rPr>
-        <w:t>i</w:t>
-      </w:r>
-      <w:proofErr w:type="spellEnd"/>
-      <w:r>
-        <w:rPr>
-          <w:rFonts w:ascii="Courier New" w:hAnsi="Courier New" w:cs="Courier New"/>
-          <w:sz w:val="16"/>
-          <w:szCs w:val="16"/>
-        </w:rPr>
-        <w:t xml:space="preserve">=0; </w:t>
-      </w:r>
-      <w:proofErr w:type="spellStart"/>
-      <w:r>
-        <w:rPr>
-          <w:rFonts w:ascii="Courier New" w:hAnsi="Courier New" w:cs="Courier New"/>
-          <w:sz w:val="16"/>
-          <w:szCs w:val="16"/>
-        </w:rPr>
-        <w:t>i</w:t>
-      </w:r>
-      <w:proofErr w:type="spellEnd"/>
-      <w:r>
-        <w:rPr>
-          <w:rFonts w:ascii="Courier New" w:hAnsi="Courier New" w:cs="Courier New"/>
-          <w:sz w:val="16"/>
-          <w:szCs w:val="16"/>
-        </w:rPr>
-        <w:t>&lt;N; ++</w:t>
-      </w:r>
-      <w:proofErr w:type="spellStart"/>
-      <w:r>
-        <w:rPr>
-          <w:rFonts w:ascii="Courier New" w:hAnsi="Courier New" w:cs="Courier New"/>
-          <w:sz w:val="16"/>
-          <w:szCs w:val="16"/>
-        </w:rPr>
-        <w:t>i</w:t>
-      </w:r>
-      <w:proofErr w:type="spellEnd"/>
-      <w:r>
-        <w:rPr>
-          <w:rFonts w:ascii="Courier New" w:hAnsi="Courier New" w:cs="Courier New"/>
-          <w:sz w:val="16"/>
-          <w:szCs w:val="16"/>
-        </w:rPr>
-        <w:t>){</w:t>
-      </w:r>
-    </w:p>
-    <w:p>
-      <w:pPr>
-        <w:pStyle w:val="NoSpacing"/>
-        <w:rPr>
-          <w:rFonts w:ascii="Courier New" w:hAnsi="Courier New" w:cs="Courier New"/>
-          <w:sz w:val="16"/>
-          <w:szCs w:val="16"/>
-        </w:rPr>
-      </w:pPr>
-      <w:r>
-        <w:rPr>
-          <w:rFonts w:ascii="Courier New" w:hAnsi="Courier New" w:cs="Courier New"/>
-          <w:sz w:val="16"/>
-          <w:szCs w:val="16"/>
-        </w:rPr>
-        <w:t xml:space="preserve">        </w:t>
-      </w:r>
-      <w:proofErr w:type="spellStart"/>
-      <w:r>
-        <w:rPr>
-          <w:rFonts w:ascii="Courier New" w:hAnsi="Courier New" w:cs="Courier New"/>
-          <w:sz w:val="16"/>
-          <w:szCs w:val="16"/>
-        </w:rPr>
-        <w:t>Arr</w:t>
-      </w:r>
-      <w:proofErr w:type="spellEnd"/>
-      <w:r>
-        <w:rPr>
-          <w:rFonts w:ascii="Courier New" w:hAnsi="Courier New" w:cs="Courier New"/>
-          <w:sz w:val="16"/>
-          <w:szCs w:val="16"/>
-        </w:rPr>
-        <w:t>[</w:t>
-      </w:r>
-      <w:proofErr w:type="spellStart"/>
-      <w:r>
-        <w:rPr>
-          <w:rFonts w:ascii="Courier New" w:hAnsi="Courier New" w:cs="Courier New"/>
-          <w:sz w:val="16"/>
-          <w:szCs w:val="16"/>
-        </w:rPr>
-        <w:t>i</w:t>
-      </w:r>
-      <w:proofErr w:type="spellEnd"/>
-      <w:r>
-        <w:rPr>
-          <w:rFonts w:ascii="Courier New" w:hAnsi="Courier New" w:cs="Courier New"/>
-          <w:sz w:val="16"/>
-          <w:szCs w:val="16"/>
-        </w:rPr>
-        <w:t>] = new int[M];</w:t>
+        <w:t>    int N = ReadPositiveInt("Enter number of rows N: ", MAXN);</w:t>
+      </w:r>
+    </w:p>
+    <w:p>
+      <w:pPr>
+        <w:pStyle w:val="NoSpacing"/>
+        <w:rPr>
+          <w:rFonts w:ascii="Courier New" w:hAnsi="Courier New" w:cs="Courier New"/>
+          <w:sz w:val="16"/>
+          <w:szCs w:val="16"/>
+        </w:rPr>
+      </w:pPr>
+      <w:r>
+        <w:rPr>
+          <w:rFonts w:ascii="Courier New" w:hAnsi="Courier New" w:cs="Courier New"/>
+          <w:sz w:val="16"/>
+          <w:szCs w:val="16"/>
+        </w:rPr>
+        <w:t>    int M = ReadPositiveInt("Enter number of columns M: ", MAXM);</w:t>
+      </w:r>
+    </w:p>
+    <w:p>
+      <w:pPr>
+        <w:pStyle w:val="NoSpacing"/>
+        <w:rPr>
+          <w:rFonts w:ascii="Courier New" w:hAnsi="Courier New" w:cs="Courier New"/>
+          <w:sz w:val="16"/>
+          <w:szCs w:val="16"/>
+        </w:rPr>
+      </w:pPr>
+    </w:p>
+    <w:p>
+      <w:pPr>
+        <w:pStyle w:val="NoSpacing"/>
+        <w:rPr>
+          <w:rFonts w:ascii="Courier New" w:hAnsi="Courier New" w:cs="Courier New"/>
+          <w:sz w:val="16"/>
+          <w:szCs w:val="16"/>
+        </w:rPr>
+      </w:pPr>
+      <w:r>
+        <w:rPr>
+          <w:rFonts w:ascii="Courier New" w:hAnsi="Courier New" w:cs="Courier New"/>
+          <w:sz w:val="16"/>
+          <w:szCs w:val="16"/>
+        </w:rPr>
+        <w:t>    int** Arr = new int*[N];</w:t>
+      </w:r>
+    </w:p>
+    <w:p>
+      <w:pPr>
+        <w:pStyle w:val="NoSpacing"/>
+        <w:rPr>
+          <w:rFonts w:ascii="Courier New" w:hAnsi="Courier New" w:cs="Courier New"/>
+          <w:sz w:val="16"/>
+          <w:szCs w:val="16"/>
+        </w:rPr>
+      </w:pPr>
+      <w:r>
+        <w:rPr>
+          <w:rFonts w:ascii="Courier New" w:hAnsi="Courier New" w:cs="Courier New"/>
+          <w:sz w:val="16"/>
+          <w:szCs w:val="16"/>
+        </w:rPr>
+        <w:t>    for (int i=0; i&lt;N; ++i){</w:t>
+      </w:r>
+    </w:p>
+    <w:p>
+      <w:pPr>
+        <w:pStyle w:val="NoSpacing"/>
+        <w:rPr>
+          <w:rFonts w:ascii="Courier New" w:hAnsi="Courier New" w:cs="Courier New"/>
+          <w:sz w:val="16"/>
+          <w:szCs w:val="16"/>
+        </w:rPr>
+      </w:pPr>
+      <w:r>
+        <w:rPr>
+          <w:rFonts w:ascii="Courier New" w:hAnsi="Courier New" w:cs="Courier New"/>
+          <w:sz w:val="16"/>
+          <w:szCs w:val="16"/>
+        </w:rPr>
+        <w:t>        Arr[i] = new int[M];</w:t>
       </w:r>
     </w:p>
     <w:p>
@@ -2992,25 +2672,7 @@
           <w:sz w:val="16"/>
           <w:szCs w:val="16"/>
         </w:rPr>
-        <w:t xml:space="preserve">    char </w:t>
-      </w:r>
-      <w:proofErr w:type="spellStart"/>
-      <w:r>
-        <w:rPr>
-          <w:rFonts w:ascii="Courier New" w:hAnsi="Courier New" w:cs="Courier New"/>
-          <w:sz w:val="16"/>
-          <w:szCs w:val="16"/>
-        </w:rPr>
-        <w:t>input_value</w:t>
-      </w:r>
-      <w:proofErr w:type="spellEnd"/>
-      <w:r>
-        <w:rPr>
-          <w:rFonts w:ascii="Courier New" w:hAnsi="Courier New" w:cs="Courier New"/>
-          <w:sz w:val="16"/>
-          <w:szCs w:val="16"/>
-        </w:rPr>
-        <w:t>;</w:t>
+        <w:t>    char input_value;</w:t>
       </w:r>
     </w:p>
     <w:p>
@@ -3046,251 +2708,89 @@
           <w:sz w:val="16"/>
           <w:szCs w:val="16"/>
         </w:rPr>
-        <w:t xml:space="preserve">        </w:t>
-      </w:r>
-      <w:proofErr w:type="spellStart"/>
-      <w:r>
-        <w:rPr>
-          <w:rFonts w:ascii="Courier New" w:hAnsi="Courier New" w:cs="Courier New"/>
-          <w:sz w:val="16"/>
-          <w:szCs w:val="16"/>
-        </w:rPr>
-        <w:t>cout</w:t>
-      </w:r>
-      <w:proofErr w:type="spellEnd"/>
-      <w:r>
-        <w:rPr>
-          <w:rFonts w:ascii="Courier New" w:hAnsi="Courier New" w:cs="Courier New"/>
-          <w:sz w:val="16"/>
-          <w:szCs w:val="16"/>
-        </w:rPr>
-        <w:t xml:space="preserve"> &lt;&lt; "\</w:t>
-      </w:r>
-      <w:proofErr w:type="spellStart"/>
-      <w:r>
-        <w:rPr>
-          <w:rFonts w:ascii="Courier New" w:hAnsi="Courier New" w:cs="Courier New"/>
-          <w:sz w:val="16"/>
-          <w:szCs w:val="16"/>
-        </w:rPr>
-        <w:t>nDo</w:t>
-      </w:r>
-      <w:proofErr w:type="spellEnd"/>
-      <w:r>
-        <w:rPr>
-          <w:rFonts w:ascii="Courier New" w:hAnsi="Courier New" w:cs="Courier New"/>
-          <w:sz w:val="16"/>
-          <w:szCs w:val="16"/>
-        </w:rPr>
-        <w:t xml:space="preserve"> you want to Randomly generate the Matrix or enter it manually? (R/M): ";</w:t>
-      </w:r>
-    </w:p>
-    <w:p>
-      <w:pPr>
-        <w:pStyle w:val="NoSpacing"/>
-        <w:rPr>
-          <w:rFonts w:ascii="Courier New" w:hAnsi="Courier New" w:cs="Courier New"/>
-          <w:sz w:val="16"/>
-          <w:szCs w:val="16"/>
-        </w:rPr>
-      </w:pPr>
-      <w:r>
-        <w:rPr>
-          <w:rFonts w:ascii="Courier New" w:hAnsi="Courier New" w:cs="Courier New"/>
-          <w:sz w:val="16"/>
-          <w:szCs w:val="16"/>
-        </w:rPr>
-        <w:t xml:space="preserve">        </w:t>
-      </w:r>
-      <w:proofErr w:type="spellStart"/>
-      <w:r>
-        <w:rPr>
-          <w:rFonts w:ascii="Courier New" w:hAnsi="Courier New" w:cs="Courier New"/>
-          <w:sz w:val="16"/>
-          <w:szCs w:val="16"/>
-        </w:rPr>
-        <w:t>cin</w:t>
-      </w:r>
-      <w:proofErr w:type="spellEnd"/>
-      <w:r>
-        <w:rPr>
-          <w:rFonts w:ascii="Courier New" w:hAnsi="Courier New" w:cs="Courier New"/>
-          <w:sz w:val="16"/>
-          <w:szCs w:val="16"/>
-        </w:rPr>
-        <w:t xml:space="preserve"> &gt;&gt; </w:t>
-      </w:r>
-      <w:proofErr w:type="spellStart"/>
-      <w:r>
-        <w:rPr>
-          <w:rFonts w:ascii="Courier New" w:hAnsi="Courier New" w:cs="Courier New"/>
-          <w:sz w:val="16"/>
-          <w:szCs w:val="16"/>
-        </w:rPr>
-        <w:t>input_value</w:t>
-      </w:r>
-      <w:proofErr w:type="spellEnd"/>
-      <w:r>
-        <w:rPr>
-          <w:rFonts w:ascii="Courier New" w:hAnsi="Courier New" w:cs="Courier New"/>
-          <w:sz w:val="16"/>
-          <w:szCs w:val="16"/>
-        </w:rPr>
-        <w:t>;</w:t>
-      </w:r>
-    </w:p>
-    <w:p>
-      <w:pPr>
-        <w:pStyle w:val="NoSpacing"/>
-        <w:rPr>
-          <w:rFonts w:ascii="Courier New" w:hAnsi="Courier New" w:cs="Courier New"/>
-          <w:sz w:val="16"/>
-          <w:szCs w:val="16"/>
-        </w:rPr>
-      </w:pPr>
-      <w:r>
-        <w:rPr>
-          <w:rFonts w:ascii="Courier New" w:hAnsi="Courier New" w:cs="Courier New"/>
-          <w:sz w:val="16"/>
-          <w:szCs w:val="16"/>
-        </w:rPr>
-        <w:t>    } while (</w:t>
-      </w:r>
-      <w:proofErr w:type="spellStart"/>
-      <w:r>
-        <w:rPr>
-          <w:rFonts w:ascii="Courier New" w:hAnsi="Courier New" w:cs="Courier New"/>
-          <w:sz w:val="16"/>
-          <w:szCs w:val="16"/>
-        </w:rPr>
-        <w:t>input_value</w:t>
-      </w:r>
-      <w:proofErr w:type="spellEnd"/>
-      <w:r>
-        <w:rPr>
-          <w:rFonts w:ascii="Courier New" w:hAnsi="Courier New" w:cs="Courier New"/>
-          <w:sz w:val="16"/>
-          <w:szCs w:val="16"/>
-        </w:rPr>
-        <w:t xml:space="preserve"> != 'R' &amp;&amp; </w:t>
-      </w:r>
-      <w:proofErr w:type="spellStart"/>
-      <w:r>
-        <w:rPr>
-          <w:rFonts w:ascii="Courier New" w:hAnsi="Courier New" w:cs="Courier New"/>
-          <w:sz w:val="16"/>
-          <w:szCs w:val="16"/>
-        </w:rPr>
-        <w:t>input_value</w:t>
-      </w:r>
-      <w:proofErr w:type="spellEnd"/>
-      <w:r>
-        <w:rPr>
-          <w:rFonts w:ascii="Courier New" w:hAnsi="Courier New" w:cs="Courier New"/>
-          <w:sz w:val="16"/>
-          <w:szCs w:val="16"/>
-        </w:rPr>
-        <w:t xml:space="preserve"> != 'M');</w:t>
-      </w:r>
-    </w:p>
-    <w:p>
-      <w:pPr>
-        <w:pStyle w:val="NoSpacing"/>
-        <w:rPr>
-          <w:rFonts w:ascii="Courier New" w:hAnsi="Courier New" w:cs="Courier New"/>
-          <w:sz w:val="16"/>
-          <w:szCs w:val="16"/>
-        </w:rPr>
-      </w:pPr>
-    </w:p>
-    <w:p>
-      <w:pPr>
-        <w:pStyle w:val="NoSpacing"/>
-        <w:rPr>
-          <w:rFonts w:ascii="Courier New" w:hAnsi="Courier New" w:cs="Courier New"/>
-          <w:sz w:val="16"/>
-          <w:szCs w:val="16"/>
-        </w:rPr>
-      </w:pPr>
-      <w:r>
-        <w:rPr>
-          <w:rFonts w:ascii="Courier New" w:hAnsi="Courier New" w:cs="Courier New"/>
-          <w:sz w:val="16"/>
-          <w:szCs w:val="16"/>
-        </w:rPr>
-        <w:t>    if (</w:t>
-      </w:r>
-      <w:proofErr w:type="spellStart"/>
-      <w:r>
-        <w:rPr>
-          <w:rFonts w:ascii="Courier New" w:hAnsi="Courier New" w:cs="Courier New"/>
-          <w:sz w:val="16"/>
-          <w:szCs w:val="16"/>
-        </w:rPr>
-        <w:t>input_value</w:t>
-      </w:r>
-      <w:proofErr w:type="spellEnd"/>
-      <w:r>
-        <w:rPr>
-          <w:rFonts w:ascii="Courier New" w:hAnsi="Courier New" w:cs="Courier New"/>
-          <w:sz w:val="16"/>
-          <w:szCs w:val="16"/>
-        </w:rPr>
-        <w:t xml:space="preserve"> == 'M') {</w:t>
-      </w:r>
-    </w:p>
-    <w:p>
-      <w:pPr>
-        <w:pStyle w:val="NoSpacing"/>
-        <w:rPr>
-          <w:rFonts w:ascii="Courier New" w:hAnsi="Courier New" w:cs="Courier New"/>
-          <w:sz w:val="16"/>
-          <w:szCs w:val="16"/>
-        </w:rPr>
-      </w:pPr>
-      <w:r>
-        <w:rPr>
-          <w:rFonts w:ascii="Courier New" w:hAnsi="Courier New" w:cs="Courier New"/>
-          <w:sz w:val="16"/>
-          <w:szCs w:val="16"/>
-        </w:rPr>
-        <w:t xml:space="preserve">        </w:t>
-      </w:r>
-      <w:proofErr w:type="spellStart"/>
-      <w:r>
-        <w:rPr>
-          <w:rFonts w:ascii="Courier New" w:hAnsi="Courier New" w:cs="Courier New"/>
-          <w:sz w:val="16"/>
-          <w:szCs w:val="16"/>
-        </w:rPr>
-        <w:t>ManualInput</w:t>
-      </w:r>
-      <w:proofErr w:type="spellEnd"/>
-      <w:r>
-        <w:rPr>
-          <w:rFonts w:ascii="Courier New" w:hAnsi="Courier New" w:cs="Courier New"/>
-          <w:sz w:val="16"/>
-          <w:szCs w:val="16"/>
-        </w:rPr>
-        <w:t>(</w:t>
-      </w:r>
-      <w:proofErr w:type="spellStart"/>
-      <w:r>
-        <w:rPr>
-          <w:rFonts w:ascii="Courier New" w:hAnsi="Courier New" w:cs="Courier New"/>
-          <w:sz w:val="16"/>
-          <w:szCs w:val="16"/>
-        </w:rPr>
-        <w:t>Arr</w:t>
-      </w:r>
-      <w:proofErr w:type="spellEnd"/>
-      <w:r>
-        <w:rPr>
-          <w:rFonts w:ascii="Courier New" w:hAnsi="Courier New" w:cs="Courier New"/>
-          <w:sz w:val="16"/>
-          <w:szCs w:val="16"/>
-        </w:rPr>
-        <w:t>, N, M);</w:t>
+        <w:t>        cout &lt;&lt; "\nDo you want to Randomly generate the Matrix or enter it manually? (R/M): ";</w:t>
+      </w:r>
+    </w:p>
+    <w:p>
+      <w:pPr>
+        <w:pStyle w:val="NoSpacing"/>
+        <w:rPr>
+          <w:rFonts w:ascii="Courier New" w:hAnsi="Courier New" w:cs="Courier New"/>
+          <w:sz w:val="16"/>
+          <w:szCs w:val="16"/>
+        </w:rPr>
+      </w:pPr>
+      <w:r>
+        <w:rPr>
+          <w:rFonts w:ascii="Courier New" w:hAnsi="Courier New" w:cs="Courier New"/>
+          <w:sz w:val="16"/>
+          <w:szCs w:val="16"/>
+        </w:rPr>
+        <w:t>        cin &gt;&gt; input_value;</w:t>
+      </w:r>
+    </w:p>
+    <w:p>
+      <w:pPr>
+        <w:pStyle w:val="NoSpacing"/>
+        <w:rPr>
+          <w:rFonts w:ascii="Courier New" w:hAnsi="Courier New" w:cs="Courier New"/>
+          <w:sz w:val="16"/>
+          <w:szCs w:val="16"/>
+        </w:rPr>
+      </w:pPr>
+      <w:r>
+        <w:rPr>
+          <w:rFonts w:ascii="Courier New" w:hAnsi="Courier New" w:cs="Courier New"/>
+          <w:sz w:val="16"/>
+          <w:szCs w:val="16"/>
+        </w:rPr>
+        <w:t>    } while (input_value != 'R' &amp;&amp; input_value != 'M');</w:t>
+      </w:r>
+    </w:p>
+    <w:p>
+      <w:pPr>
+        <w:pStyle w:val="NoSpacing"/>
+        <w:rPr>
+          <w:rFonts w:ascii="Courier New" w:hAnsi="Courier New" w:cs="Courier New"/>
+          <w:sz w:val="16"/>
+          <w:szCs w:val="16"/>
+        </w:rPr>
+      </w:pPr>
+    </w:p>
+    <w:p>
+      <w:pPr>
+        <w:pStyle w:val="NoSpacing"/>
+        <w:rPr>
+          <w:rFonts w:ascii="Courier New" w:hAnsi="Courier New" w:cs="Courier New"/>
+          <w:sz w:val="16"/>
+          <w:szCs w:val="16"/>
+        </w:rPr>
+      </w:pPr>
+      <w:r>
+        <w:rPr>
+          <w:rFonts w:ascii="Courier New" w:hAnsi="Courier New" w:cs="Courier New"/>
+          <w:sz w:val="16"/>
+          <w:szCs w:val="16"/>
+        </w:rPr>
+        <w:t>    if (input_value == 'M') {</w:t>
+      </w:r>
+    </w:p>
+    <w:p>
+      <w:pPr>
+        <w:pStyle w:val="NoSpacing"/>
+        <w:rPr>
+          <w:rFonts w:ascii="Courier New" w:hAnsi="Courier New" w:cs="Courier New"/>
+          <w:sz w:val="16"/>
+          <w:szCs w:val="16"/>
+        </w:rPr>
+      </w:pPr>
+      <w:r>
+        <w:rPr>
+          <w:rFonts w:ascii="Courier New" w:hAnsi="Courier New" w:cs="Courier New"/>
+          <w:sz w:val="16"/>
+          <w:szCs w:val="16"/>
+        </w:rPr>
+        <w:t>        ManualInput(Arr, N, M);</w:t>
       </w:r>
     </w:p>
     <w:p>
@@ -3326,79 +2826,25 @@
           <w:sz w:val="16"/>
           <w:szCs w:val="16"/>
         </w:rPr>
-        <w:t>    else if (</w:t>
-      </w:r>
-      <w:proofErr w:type="spellStart"/>
-      <w:r>
-        <w:rPr>
-          <w:rFonts w:ascii="Courier New" w:hAnsi="Courier New" w:cs="Courier New"/>
-          <w:sz w:val="16"/>
-          <w:szCs w:val="16"/>
-        </w:rPr>
-        <w:t>input_value</w:t>
-      </w:r>
-      <w:proofErr w:type="spellEnd"/>
-      <w:r>
-        <w:rPr>
-          <w:rFonts w:ascii="Courier New" w:hAnsi="Courier New" w:cs="Courier New"/>
-          <w:sz w:val="16"/>
-          <w:szCs w:val="16"/>
-        </w:rPr>
-        <w:t xml:space="preserve"> == 'R') {</w:t>
-      </w:r>
-    </w:p>
-    <w:p>
-      <w:pPr>
-        <w:pStyle w:val="NoSpacing"/>
-        <w:rPr>
-          <w:rFonts w:ascii="Courier New" w:hAnsi="Courier New" w:cs="Courier New"/>
-          <w:sz w:val="16"/>
-          <w:szCs w:val="16"/>
-        </w:rPr>
-      </w:pPr>
-      <w:r>
-        <w:rPr>
-          <w:rFonts w:ascii="Courier New" w:hAnsi="Courier New" w:cs="Courier New"/>
-          <w:sz w:val="16"/>
-          <w:szCs w:val="16"/>
-        </w:rPr>
-        <w:t xml:space="preserve">        </w:t>
-      </w:r>
-      <w:proofErr w:type="spellStart"/>
-      <w:r>
-        <w:rPr>
-          <w:rFonts w:ascii="Courier New" w:hAnsi="Courier New" w:cs="Courier New"/>
-          <w:sz w:val="16"/>
-          <w:szCs w:val="16"/>
-        </w:rPr>
-        <w:t>RandomInput</w:t>
-      </w:r>
-      <w:proofErr w:type="spellEnd"/>
-      <w:r>
-        <w:rPr>
-          <w:rFonts w:ascii="Courier New" w:hAnsi="Courier New" w:cs="Courier New"/>
-          <w:sz w:val="16"/>
-          <w:szCs w:val="16"/>
-        </w:rPr>
-        <w:t>(</w:t>
-      </w:r>
-      <w:proofErr w:type="spellStart"/>
-      <w:r>
-        <w:rPr>
-          <w:rFonts w:ascii="Courier New" w:hAnsi="Courier New" w:cs="Courier New"/>
-          <w:sz w:val="16"/>
-          <w:szCs w:val="16"/>
-        </w:rPr>
-        <w:t>Arr</w:t>
-      </w:r>
-      <w:proofErr w:type="spellEnd"/>
-      <w:r>
-        <w:rPr>
-          <w:rFonts w:ascii="Courier New" w:hAnsi="Courier New" w:cs="Courier New"/>
-          <w:sz w:val="16"/>
-          <w:szCs w:val="16"/>
-        </w:rPr>
-        <w:t>, N, M);</w:t>
+        <w:t>    else if (input_value == 'R') {</w:t>
+      </w:r>
+    </w:p>
+    <w:p>
+      <w:pPr>
+        <w:pStyle w:val="NoSpacing"/>
+        <w:rPr>
+          <w:rFonts w:ascii="Courier New" w:hAnsi="Courier New" w:cs="Courier New"/>
+          <w:sz w:val="16"/>
+          <w:szCs w:val="16"/>
+        </w:rPr>
+      </w:pPr>
+      <w:r>
+        <w:rPr>
+          <w:rFonts w:ascii="Courier New" w:hAnsi="Courier New" w:cs="Courier New"/>
+          <w:sz w:val="16"/>
+          <w:szCs w:val="16"/>
+        </w:rPr>
+        <w:t>        RandomInput(Arr, N, M);</w:t>
       </w:r>
     </w:p>
     <w:p>
@@ -3444,25 +2890,707 @@
           <w:sz w:val="16"/>
           <w:szCs w:val="16"/>
         </w:rPr>
-        <w:t xml:space="preserve">    // Printing out the </w:t>
-      </w:r>
-      <w:proofErr w:type="spellStart"/>
-      <w:r>
-        <w:rPr>
-          <w:rFonts w:ascii="Courier New" w:hAnsi="Courier New" w:cs="Courier New"/>
-          <w:sz w:val="16"/>
-          <w:szCs w:val="16"/>
-        </w:rPr>
-        <w:t>oroginal</w:t>
-      </w:r>
-      <w:proofErr w:type="spellEnd"/>
-      <w:r>
-        <w:rPr>
-          <w:rFonts w:ascii="Courier New" w:hAnsi="Courier New" w:cs="Courier New"/>
-          <w:sz w:val="16"/>
-          <w:szCs w:val="16"/>
-        </w:rPr>
-        <w:t xml:space="preserve"> input matrix</w:t>
+        <w:t>    // Printing out the oroginal input matrix</w:t>
+      </w:r>
+    </w:p>
+    <w:p>
+      <w:pPr>
+        <w:pStyle w:val="NoSpacing"/>
+        <w:rPr>
+          <w:rFonts w:ascii="Courier New" w:hAnsi="Courier New" w:cs="Courier New"/>
+          <w:sz w:val="16"/>
+          <w:szCs w:val="16"/>
+        </w:rPr>
+      </w:pPr>
+      <w:r>
+        <w:rPr>
+          <w:rFonts w:ascii="Courier New" w:hAnsi="Courier New" w:cs="Courier New"/>
+          <w:sz w:val="16"/>
+          <w:szCs w:val="16"/>
+        </w:rPr>
+        <w:t>    cout &lt;&lt; "\n\n Original Matrix: \n";</w:t>
+      </w:r>
+    </w:p>
+    <w:p>
+      <w:pPr>
+        <w:pStyle w:val="NoSpacing"/>
+        <w:rPr>
+          <w:rFonts w:ascii="Courier New" w:hAnsi="Courier New" w:cs="Courier New"/>
+          <w:sz w:val="16"/>
+          <w:szCs w:val="16"/>
+        </w:rPr>
+      </w:pPr>
+      <w:r>
+        <w:rPr>
+          <w:rFonts w:ascii="Courier New" w:hAnsi="Courier New" w:cs="Courier New"/>
+          <w:sz w:val="16"/>
+          <w:szCs w:val="16"/>
+        </w:rPr>
+        <w:t>    for (int i=0; i&lt;N; ++i){</w:t>
+      </w:r>
+    </w:p>
+    <w:p>
+      <w:pPr>
+        <w:pStyle w:val="NoSpacing"/>
+        <w:rPr>
+          <w:rFonts w:ascii="Courier New" w:hAnsi="Courier New" w:cs="Courier New"/>
+          <w:sz w:val="16"/>
+          <w:szCs w:val="16"/>
+        </w:rPr>
+      </w:pPr>
+      <w:r>
+        <w:rPr>
+          <w:rFonts w:ascii="Courier New" w:hAnsi="Courier New" w:cs="Courier New"/>
+          <w:sz w:val="16"/>
+          <w:szCs w:val="16"/>
+        </w:rPr>
+        <w:t>        for (int j=0; j&lt;M; ++j) {</w:t>
+      </w:r>
+    </w:p>
+    <w:p>
+      <w:pPr>
+        <w:pStyle w:val="NoSpacing"/>
+        <w:rPr>
+          <w:rFonts w:ascii="Courier New" w:hAnsi="Courier New" w:cs="Courier New"/>
+          <w:sz w:val="16"/>
+          <w:szCs w:val="16"/>
+        </w:rPr>
+      </w:pPr>
+      <w:r>
+        <w:rPr>
+          <w:rFonts w:ascii="Courier New" w:hAnsi="Courier New" w:cs="Courier New"/>
+          <w:sz w:val="16"/>
+          <w:szCs w:val="16"/>
+        </w:rPr>
+        <w:t>            cout &lt;&lt; Arr[i][j] &lt;&lt; "\t";</w:t>
+      </w:r>
+    </w:p>
+    <w:p>
+      <w:pPr>
+        <w:pStyle w:val="NoSpacing"/>
+        <w:rPr>
+          <w:rFonts w:ascii="Courier New" w:hAnsi="Courier New" w:cs="Courier New"/>
+          <w:sz w:val="16"/>
+          <w:szCs w:val="16"/>
+        </w:rPr>
+      </w:pPr>
+      <w:r>
+        <w:rPr>
+          <w:rFonts w:ascii="Courier New" w:hAnsi="Courier New" w:cs="Courier New"/>
+          <w:sz w:val="16"/>
+          <w:szCs w:val="16"/>
+        </w:rPr>
+        <w:t>        }</w:t>
+      </w:r>
+    </w:p>
+    <w:p>
+      <w:pPr>
+        <w:pStyle w:val="NoSpacing"/>
+        <w:rPr>
+          <w:rFonts w:ascii="Courier New" w:hAnsi="Courier New" w:cs="Courier New"/>
+          <w:sz w:val="16"/>
+          <w:szCs w:val="16"/>
+        </w:rPr>
+      </w:pPr>
+      <w:r>
+        <w:rPr>
+          <w:rFonts w:ascii="Courier New" w:hAnsi="Courier New" w:cs="Courier New"/>
+          <w:sz w:val="16"/>
+          <w:szCs w:val="16"/>
+        </w:rPr>
+        <w:t>        cout &lt;&lt; "\n";</w:t>
+      </w:r>
+    </w:p>
+    <w:p>
+      <w:pPr>
+        <w:pStyle w:val="NoSpacing"/>
+        <w:rPr>
+          <w:rFonts w:ascii="Courier New" w:hAnsi="Courier New" w:cs="Courier New"/>
+          <w:sz w:val="16"/>
+          <w:szCs w:val="16"/>
+        </w:rPr>
+      </w:pPr>
+      <w:r>
+        <w:rPr>
+          <w:rFonts w:ascii="Courier New" w:hAnsi="Courier New" w:cs="Courier New"/>
+          <w:sz w:val="16"/>
+          <w:szCs w:val="16"/>
+        </w:rPr>
+        <w:t>    }</w:t>
+      </w:r>
+    </w:p>
+    <w:p>
+      <w:pPr>
+        <w:pStyle w:val="NoSpacing"/>
+        <w:rPr>
+          <w:rFonts w:ascii="Courier New" w:hAnsi="Courier New" w:cs="Courier New"/>
+          <w:sz w:val="16"/>
+          <w:szCs w:val="16"/>
+        </w:rPr>
+      </w:pPr>
+    </w:p>
+    <w:p>
+      <w:pPr>
+        <w:pStyle w:val="NoSpacing"/>
+        <w:rPr>
+          <w:rFonts w:ascii="Courier New" w:hAnsi="Courier New" w:cs="Courier New"/>
+          <w:sz w:val="16"/>
+          <w:szCs w:val="16"/>
+        </w:rPr>
+      </w:pPr>
+      <w:r>
+        <w:rPr>
+          <w:rFonts w:ascii="Courier New" w:hAnsi="Courier New" w:cs="Courier New"/>
+          <w:sz w:val="16"/>
+          <w:szCs w:val="16"/>
+        </w:rPr>
+        <w:t>    // Sorting the numbers (task 1)</w:t>
+      </w:r>
+    </w:p>
+    <w:p>
+      <w:pPr>
+        <w:pStyle w:val="NoSpacing"/>
+        <w:rPr>
+          <w:rFonts w:ascii="Courier New" w:hAnsi="Courier New" w:cs="Courier New"/>
+          <w:sz w:val="16"/>
+          <w:szCs w:val="16"/>
+        </w:rPr>
+      </w:pPr>
+      <w:r>
+        <w:rPr>
+          <w:rFonts w:ascii="Courier New" w:hAnsi="Courier New" w:cs="Courier New"/>
+          <w:sz w:val="16"/>
+          <w:szCs w:val="16"/>
+        </w:rPr>
+        <w:t>    for (int i=0; i&lt;N; ++i){</w:t>
+      </w:r>
+    </w:p>
+    <w:p>
+      <w:pPr>
+        <w:pStyle w:val="NoSpacing"/>
+        <w:rPr>
+          <w:rFonts w:ascii="Courier New" w:hAnsi="Courier New" w:cs="Courier New"/>
+          <w:sz w:val="16"/>
+          <w:szCs w:val="16"/>
+        </w:rPr>
+      </w:pPr>
+      <w:r>
+        <w:rPr>
+          <w:rFonts w:ascii="Courier New" w:hAnsi="Courier New" w:cs="Courier New"/>
+          <w:sz w:val="16"/>
+          <w:szCs w:val="16"/>
+        </w:rPr>
+        <w:t>        for (int j=0; j&lt;M; ++j){</w:t>
+      </w:r>
+    </w:p>
+    <w:p>
+      <w:pPr>
+        <w:pStyle w:val="NoSpacing"/>
+        <w:rPr>
+          <w:rFonts w:ascii="Courier New" w:hAnsi="Courier New" w:cs="Courier New"/>
+          <w:sz w:val="16"/>
+          <w:szCs w:val="16"/>
+        </w:rPr>
+      </w:pPr>
+      <w:r>
+        <w:rPr>
+          <w:rFonts w:ascii="Courier New" w:hAnsi="Courier New" w:cs="Courier New"/>
+          <w:sz w:val="16"/>
+          <w:szCs w:val="16"/>
+        </w:rPr>
+        <w:t>            Arr[i][j] = BubbleSortDescending(Arr[i][j]);</w:t>
+      </w:r>
+    </w:p>
+    <w:p>
+      <w:pPr>
+        <w:pStyle w:val="NoSpacing"/>
+        <w:rPr>
+          <w:rFonts w:ascii="Courier New" w:hAnsi="Courier New" w:cs="Courier New"/>
+          <w:sz w:val="16"/>
+          <w:szCs w:val="16"/>
+        </w:rPr>
+      </w:pPr>
+      <w:r>
+        <w:rPr>
+          <w:rFonts w:ascii="Courier New" w:hAnsi="Courier New" w:cs="Courier New"/>
+          <w:sz w:val="16"/>
+          <w:szCs w:val="16"/>
+        </w:rPr>
+        <w:t>        }</w:t>
+      </w:r>
+    </w:p>
+    <w:p>
+      <w:pPr>
+        <w:pStyle w:val="NoSpacing"/>
+        <w:rPr>
+          <w:rFonts w:ascii="Courier New" w:hAnsi="Courier New" w:cs="Courier New"/>
+          <w:sz w:val="16"/>
+          <w:szCs w:val="16"/>
+        </w:rPr>
+      </w:pPr>
+      <w:r>
+        <w:rPr>
+          <w:rFonts w:ascii="Courier New" w:hAnsi="Courier New" w:cs="Courier New"/>
+          <w:sz w:val="16"/>
+          <w:szCs w:val="16"/>
+        </w:rPr>
+        <w:t>    }</w:t>
+      </w:r>
+    </w:p>
+    <w:p>
+      <w:pPr>
+        <w:pStyle w:val="NoSpacing"/>
+        <w:rPr>
+          <w:rFonts w:ascii="Courier New" w:hAnsi="Courier New" w:cs="Courier New"/>
+          <w:sz w:val="16"/>
+          <w:szCs w:val="16"/>
+        </w:rPr>
+      </w:pPr>
+    </w:p>
+    <w:p>
+      <w:pPr>
+        <w:pStyle w:val="NoSpacing"/>
+        <w:rPr>
+          <w:rFonts w:ascii="Courier New" w:hAnsi="Courier New" w:cs="Courier New"/>
+          <w:sz w:val="16"/>
+          <w:szCs w:val="16"/>
+        </w:rPr>
+      </w:pPr>
+      <w:r>
+        <w:rPr>
+          <w:rFonts w:ascii="Courier New" w:hAnsi="Courier New" w:cs="Courier New"/>
+          <w:sz w:val="16"/>
+          <w:szCs w:val="16"/>
+        </w:rPr>
+        <w:t>    // Sorting the rows (task 2)</w:t>
+      </w:r>
+    </w:p>
+    <w:p>
+      <w:pPr>
+        <w:pStyle w:val="NoSpacing"/>
+        <w:rPr>
+          <w:rFonts w:ascii="Courier New" w:hAnsi="Courier New" w:cs="Courier New"/>
+          <w:sz w:val="16"/>
+          <w:szCs w:val="16"/>
+        </w:rPr>
+      </w:pPr>
+      <w:r>
+        <w:rPr>
+          <w:rFonts w:ascii="Courier New" w:hAnsi="Courier New" w:cs="Courier New"/>
+          <w:sz w:val="16"/>
+          <w:szCs w:val="16"/>
+        </w:rPr>
+        <w:t>    for (int i=0; i&lt;N; ++i) {</w:t>
+      </w:r>
+    </w:p>
+    <w:p>
+      <w:pPr>
+        <w:pStyle w:val="NoSpacing"/>
+        <w:rPr>
+          <w:rFonts w:ascii="Courier New" w:hAnsi="Courier New" w:cs="Courier New"/>
+          <w:sz w:val="16"/>
+          <w:szCs w:val="16"/>
+        </w:rPr>
+      </w:pPr>
+      <w:r>
+        <w:rPr>
+          <w:rFonts w:ascii="Courier New" w:hAnsi="Courier New" w:cs="Courier New"/>
+          <w:sz w:val="16"/>
+          <w:szCs w:val="16"/>
+        </w:rPr>
+        <w:t>        BubbleSortAscending(Arr[i], M);</w:t>
+      </w:r>
+    </w:p>
+    <w:p>
+      <w:pPr>
+        <w:pStyle w:val="NoSpacing"/>
+        <w:rPr>
+          <w:rFonts w:ascii="Courier New" w:hAnsi="Courier New" w:cs="Courier New"/>
+          <w:sz w:val="16"/>
+          <w:szCs w:val="16"/>
+        </w:rPr>
+      </w:pPr>
+      <w:r>
+        <w:rPr>
+          <w:rFonts w:ascii="Courier New" w:hAnsi="Courier New" w:cs="Courier New"/>
+          <w:sz w:val="16"/>
+          <w:szCs w:val="16"/>
+        </w:rPr>
+        <w:t>    }</w:t>
+      </w:r>
+    </w:p>
+    <w:p>
+      <w:pPr>
+        <w:pStyle w:val="NoSpacing"/>
+        <w:rPr>
+          <w:rFonts w:ascii="Courier New" w:hAnsi="Courier New" w:cs="Courier New"/>
+          <w:sz w:val="16"/>
+          <w:szCs w:val="16"/>
+        </w:rPr>
+      </w:pPr>
+    </w:p>
+    <w:p>
+      <w:pPr>
+        <w:pStyle w:val="NoSpacing"/>
+        <w:rPr>
+          <w:rFonts w:ascii="Courier New" w:hAnsi="Courier New" w:cs="Courier New"/>
+          <w:sz w:val="16"/>
+          <w:szCs w:val="16"/>
+        </w:rPr>
+      </w:pPr>
+      <w:r>
+        <w:rPr>
+          <w:rFonts w:ascii="Courier New" w:hAnsi="Courier New" w:cs="Courier New"/>
+          <w:sz w:val="16"/>
+          <w:szCs w:val="16"/>
+        </w:rPr>
+        <w:t>    // Printing out the final matrix</w:t>
+      </w:r>
+    </w:p>
+    <w:p>
+      <w:pPr>
+        <w:pStyle w:val="NoSpacing"/>
+        <w:rPr>
+          <w:rFonts w:ascii="Courier New" w:hAnsi="Courier New" w:cs="Courier New"/>
+          <w:sz w:val="16"/>
+          <w:szCs w:val="16"/>
+        </w:rPr>
+      </w:pPr>
+      <w:r>
+        <w:rPr>
+          <w:rFonts w:ascii="Courier New" w:hAnsi="Courier New" w:cs="Courier New"/>
+          <w:sz w:val="16"/>
+          <w:szCs w:val="16"/>
+        </w:rPr>
+        <w:t>    cout &lt;&lt; "\n\n New Matrix: \n";</w:t>
+      </w:r>
+    </w:p>
+    <w:p>
+      <w:pPr>
+        <w:pStyle w:val="NoSpacing"/>
+        <w:rPr>
+          <w:rFonts w:ascii="Courier New" w:hAnsi="Courier New" w:cs="Courier New"/>
+          <w:sz w:val="16"/>
+          <w:szCs w:val="16"/>
+        </w:rPr>
+      </w:pPr>
+      <w:r>
+        <w:rPr>
+          <w:rFonts w:ascii="Courier New" w:hAnsi="Courier New" w:cs="Courier New"/>
+          <w:sz w:val="16"/>
+          <w:szCs w:val="16"/>
+        </w:rPr>
+        <w:t>    for (int i=0; i&lt;N; ++i){</w:t>
+      </w:r>
+    </w:p>
+    <w:p>
+      <w:pPr>
+        <w:pStyle w:val="NoSpacing"/>
+        <w:rPr>
+          <w:rFonts w:ascii="Courier New" w:hAnsi="Courier New" w:cs="Courier New"/>
+          <w:sz w:val="16"/>
+          <w:szCs w:val="16"/>
+        </w:rPr>
+      </w:pPr>
+      <w:r>
+        <w:rPr>
+          <w:rFonts w:ascii="Courier New" w:hAnsi="Courier New" w:cs="Courier New"/>
+          <w:sz w:val="16"/>
+          <w:szCs w:val="16"/>
+        </w:rPr>
+        <w:t>        for (int j=0; j&lt;M; ++j) {</w:t>
+      </w:r>
+    </w:p>
+    <w:p>
+      <w:pPr>
+        <w:pStyle w:val="NoSpacing"/>
+        <w:rPr>
+          <w:rFonts w:ascii="Courier New" w:hAnsi="Courier New" w:cs="Courier New"/>
+          <w:sz w:val="16"/>
+          <w:szCs w:val="16"/>
+        </w:rPr>
+      </w:pPr>
+      <w:r>
+        <w:rPr>
+          <w:rFonts w:ascii="Courier New" w:hAnsi="Courier New" w:cs="Courier New"/>
+          <w:sz w:val="16"/>
+          <w:szCs w:val="16"/>
+        </w:rPr>
+        <w:t>            cout &lt;&lt; Arr[i][j] &lt;&lt; "\t";</w:t>
+      </w:r>
+    </w:p>
+    <w:p>
+      <w:pPr>
+        <w:pStyle w:val="NoSpacing"/>
+        <w:rPr>
+          <w:rFonts w:ascii="Courier New" w:hAnsi="Courier New" w:cs="Courier New"/>
+          <w:sz w:val="16"/>
+          <w:szCs w:val="16"/>
+        </w:rPr>
+      </w:pPr>
+      <w:r>
+        <w:rPr>
+          <w:rFonts w:ascii="Courier New" w:hAnsi="Courier New" w:cs="Courier New"/>
+          <w:sz w:val="16"/>
+          <w:szCs w:val="16"/>
+        </w:rPr>
+        <w:t>        }</w:t>
+      </w:r>
+    </w:p>
+    <w:p>
+      <w:pPr>
+        <w:pStyle w:val="NoSpacing"/>
+        <w:rPr>
+          <w:rFonts w:ascii="Courier New" w:hAnsi="Courier New" w:cs="Courier New"/>
+          <w:sz w:val="16"/>
+          <w:szCs w:val="16"/>
+        </w:rPr>
+      </w:pPr>
+      <w:r>
+        <w:rPr>
+          <w:rFonts w:ascii="Courier New" w:hAnsi="Courier New" w:cs="Courier New"/>
+          <w:sz w:val="16"/>
+          <w:szCs w:val="16"/>
+        </w:rPr>
+        <w:t>        cout &lt;&lt; "\n";</w:t>
+      </w:r>
+    </w:p>
+    <w:p>
+      <w:pPr>
+        <w:pStyle w:val="NoSpacing"/>
+        <w:rPr>
+          <w:rFonts w:ascii="Courier New" w:hAnsi="Courier New" w:cs="Courier New"/>
+          <w:sz w:val="16"/>
+          <w:szCs w:val="16"/>
+        </w:rPr>
+      </w:pPr>
+      <w:r>
+        <w:rPr>
+          <w:rFonts w:ascii="Courier New" w:hAnsi="Courier New" w:cs="Courier New"/>
+          <w:sz w:val="16"/>
+          <w:szCs w:val="16"/>
+        </w:rPr>
+        <w:t>    }</w:t>
+      </w:r>
+    </w:p>
+    <w:p>
+      <w:pPr>
+        <w:pStyle w:val="NoSpacing"/>
+        <w:rPr>
+          <w:rFonts w:ascii="Courier New" w:hAnsi="Courier New" w:cs="Courier New"/>
+          <w:sz w:val="16"/>
+          <w:szCs w:val="16"/>
+        </w:rPr>
+      </w:pPr>
+    </w:p>
+    <w:p>
+      <w:pPr>
+        <w:pStyle w:val="NoSpacing"/>
+        <w:rPr>
+          <w:rFonts w:ascii="Courier New" w:hAnsi="Courier New" w:cs="Courier New"/>
+          <w:sz w:val="16"/>
+          <w:szCs w:val="16"/>
+        </w:rPr>
+      </w:pPr>
+      <w:r>
+        <w:rPr>
+          <w:rFonts w:ascii="Courier New" w:hAnsi="Courier New" w:cs="Courier New"/>
+          <w:sz w:val="16"/>
+          <w:szCs w:val="16"/>
+        </w:rPr>
+        <w:t>    for (int i=0; i&lt;N; ++i){</w:t>
+      </w:r>
+    </w:p>
+    <w:p>
+      <w:pPr>
+        <w:pStyle w:val="NoSpacing"/>
+        <w:rPr>
+          <w:rFonts w:ascii="Courier New" w:hAnsi="Courier New" w:cs="Courier New"/>
+          <w:sz w:val="16"/>
+          <w:szCs w:val="16"/>
+        </w:rPr>
+      </w:pPr>
+      <w:r>
+        <w:rPr>
+          <w:rFonts w:ascii="Courier New" w:hAnsi="Courier New" w:cs="Courier New"/>
+          <w:sz w:val="16"/>
+          <w:szCs w:val="16"/>
+        </w:rPr>
+        <w:t>        delete[] Arr[i];</w:t>
+      </w:r>
+    </w:p>
+    <w:p>
+      <w:pPr>
+        <w:pStyle w:val="NoSpacing"/>
+        <w:rPr>
+          <w:rFonts w:ascii="Courier New" w:hAnsi="Courier New" w:cs="Courier New"/>
+          <w:sz w:val="16"/>
+          <w:szCs w:val="16"/>
+        </w:rPr>
+      </w:pPr>
+      <w:r>
+        <w:rPr>
+          <w:rFonts w:ascii="Courier New" w:hAnsi="Courier New" w:cs="Courier New"/>
+          <w:sz w:val="16"/>
+          <w:szCs w:val="16"/>
+        </w:rPr>
+        <w:t>    }</w:t>
+      </w:r>
+    </w:p>
+    <w:p>
+      <w:pPr>
+        <w:pStyle w:val="NoSpacing"/>
+        <w:rPr>
+          <w:rFonts w:ascii="Courier New" w:hAnsi="Courier New" w:cs="Courier New"/>
+          <w:sz w:val="16"/>
+          <w:szCs w:val="16"/>
+        </w:rPr>
+      </w:pPr>
+      <w:r>
+        <w:rPr>
+          <w:rFonts w:ascii="Courier New" w:hAnsi="Courier New" w:cs="Courier New"/>
+          <w:sz w:val="16"/>
+          <w:szCs w:val="16"/>
+        </w:rPr>
+        <w:t>    delete[] Arr;</w:t>
+      </w:r>
+    </w:p>
+    <w:p>
+      <w:pPr>
+        <w:pStyle w:val="NoSpacing"/>
+        <w:rPr>
+          <w:rFonts w:ascii="Courier New" w:hAnsi="Courier New" w:cs="Courier New"/>
+          <w:sz w:val="16"/>
+          <w:szCs w:val="16"/>
+        </w:rPr>
+      </w:pPr>
+    </w:p>
+    <w:p>
+      <w:pPr>
+        <w:pStyle w:val="NoSpacing"/>
+        <w:rPr>
+          <w:rFonts w:ascii="Courier New" w:hAnsi="Courier New" w:cs="Courier New"/>
+          <w:sz w:val="16"/>
+          <w:szCs w:val="16"/>
+        </w:rPr>
+      </w:pPr>
+      <w:r>
+        <w:rPr>
+          <w:rFonts w:ascii="Courier New" w:hAnsi="Courier New" w:cs="Courier New"/>
+          <w:sz w:val="16"/>
+          <w:szCs w:val="16"/>
+        </w:rPr>
+        <w:t>    return 0;</w:t>
+      </w:r>
+    </w:p>
+    <w:p>
+      <w:pPr>
+        <w:pStyle w:val="NoSpacing"/>
+        <w:rPr>
+          <w:rFonts w:ascii="Courier New" w:hAnsi="Courier New" w:cs="Courier New"/>
+          <w:sz w:val="16"/>
+          <w:szCs w:val="16"/>
+        </w:rPr>
+      </w:pPr>
+      <w:r>
+        <w:rPr>
+          <w:rFonts w:ascii="Courier New" w:hAnsi="Courier New" w:cs="Courier New"/>
+          <w:sz w:val="16"/>
+          <w:szCs w:val="16"/>
+        </w:rPr>
+        <w:t>}</w:t>
+      </w:r>
+    </w:p>
+    <w:p>
+      <w:pPr>
+        <w:pStyle w:val="NoSpacing"/>
+        <w:rPr>
+          <w:rFonts w:ascii="Courier New" w:hAnsi="Courier New" w:cs="Courier New"/>
+          <w:sz w:val="16"/>
+          <w:szCs w:val="16"/>
+        </w:rPr>
+      </w:pPr>
+    </w:p>
+    <w:p>
+      <w:pPr>
+        <w:pStyle w:val="NoSpacing"/>
+        <w:rPr>
+          <w:rFonts w:ascii="Courier New" w:hAnsi="Courier New" w:cs="Courier New"/>
+          <w:sz w:val="16"/>
+          <w:szCs w:val="16"/>
+        </w:rPr>
+      </w:pPr>
+      <w:r>
+        <w:rPr>
+          <w:rFonts w:ascii="Courier New" w:hAnsi="Courier New" w:cs="Courier New"/>
+          <w:sz w:val="16"/>
+          <w:szCs w:val="16"/>
+        </w:rPr>
+        <w:t>void RandomInput(int** Arr, int N, int M) {</w:t>
+      </w:r>
+    </w:p>
+    <w:p>
+      <w:pPr>
+        <w:pStyle w:val="NoSpacing"/>
+        <w:rPr>
+          <w:rFonts w:ascii="Courier New" w:hAnsi="Courier New" w:cs="Courier New"/>
+          <w:sz w:val="16"/>
+          <w:szCs w:val="16"/>
+        </w:rPr>
+      </w:pPr>
+      <w:r>
+        <w:rPr>
+          <w:rFonts w:ascii="Courier New" w:hAnsi="Courier New" w:cs="Courier New"/>
+          <w:sz w:val="16"/>
+          <w:szCs w:val="16"/>
+        </w:rPr>
+        <w:t>    random_device rd;</w:t>
+      </w:r>
+    </w:p>
+    <w:p>
+      <w:pPr>
+        <w:pStyle w:val="NoSpacing"/>
+        <w:rPr>
+          <w:rFonts w:ascii="Courier New" w:hAnsi="Courier New" w:cs="Courier New"/>
+          <w:sz w:val="16"/>
+          <w:szCs w:val="16"/>
+        </w:rPr>
+      </w:pPr>
+      <w:r>
+        <w:rPr>
+          <w:rFonts w:ascii="Courier New" w:hAnsi="Courier New" w:cs="Courier New"/>
+          <w:sz w:val="16"/>
+          <w:szCs w:val="16"/>
+        </w:rPr>
+        <w:t>    mt19937 gen(rd());</w:t>
+      </w:r>
+    </w:p>
+    <w:p>
+      <w:pPr>
+        <w:pStyle w:val="NoSpacing"/>
+        <w:rPr>
+          <w:rFonts w:ascii="Courier New" w:hAnsi="Courier New" w:cs="Courier New"/>
+          <w:sz w:val="16"/>
+          <w:szCs w:val="16"/>
+        </w:rPr>
+      </w:pPr>
+    </w:p>
+    <w:p>
+      <w:pPr>
+        <w:pStyle w:val="NoSpacing"/>
+        <w:rPr>
+          <w:rFonts w:ascii="Courier New" w:hAnsi="Courier New" w:cs="Courier New"/>
+          <w:sz w:val="16"/>
+          <w:szCs w:val="16"/>
+        </w:rPr>
+      </w:pPr>
+      <w:r>
+        <w:rPr>
+          <w:rFonts w:ascii="Courier New" w:hAnsi="Courier New" w:cs="Courier New"/>
+          <w:sz w:val="16"/>
+          <w:szCs w:val="16"/>
+        </w:rPr>
+        <w:t>    uniform_int_distribution&lt;int&gt; dist(0, 9999);</w:t>
       </w:r>
     </w:p>
     <w:p>
@@ -3482,185 +3610,59 @@
         </w:rPr>
         <w:t xml:space="preserve">    </w:t>
       </w:r>
-      <w:proofErr w:type="spellStart"/>
-      <w:r>
-        <w:rPr>
-          <w:rFonts w:ascii="Courier New" w:hAnsi="Courier New" w:cs="Courier New"/>
-          <w:sz w:val="16"/>
-          <w:szCs w:val="16"/>
-        </w:rPr>
-        <w:t>cout</w:t>
-      </w:r>
-      <w:proofErr w:type="spellEnd"/>
-      <w:r>
-        <w:rPr>
-          <w:rFonts w:ascii="Courier New" w:hAnsi="Courier New" w:cs="Courier New"/>
-          <w:sz w:val="16"/>
-          <w:szCs w:val="16"/>
-        </w:rPr>
-        <w:t xml:space="preserve"> &lt;&lt; "\n\n Original Matrix: \n";</w:t>
-      </w:r>
-    </w:p>
-    <w:p>
-      <w:pPr>
-        <w:pStyle w:val="NoSpacing"/>
-        <w:rPr>
-          <w:rFonts w:ascii="Courier New" w:hAnsi="Courier New" w:cs="Courier New"/>
-          <w:sz w:val="16"/>
-          <w:szCs w:val="16"/>
-        </w:rPr>
-      </w:pPr>
-      <w:r>
-        <w:rPr>
-          <w:rFonts w:ascii="Courier New" w:hAnsi="Courier New" w:cs="Courier New"/>
-          <w:sz w:val="16"/>
-          <w:szCs w:val="16"/>
-        </w:rPr>
-        <w:t xml:space="preserve">    for (int </w:t>
-      </w:r>
-      <w:proofErr w:type="spellStart"/>
-      <w:r>
-        <w:rPr>
-          <w:rFonts w:ascii="Courier New" w:hAnsi="Courier New" w:cs="Courier New"/>
-          <w:sz w:val="16"/>
-          <w:szCs w:val="16"/>
-        </w:rPr>
-        <w:t>i</w:t>
-      </w:r>
-      <w:proofErr w:type="spellEnd"/>
-      <w:r>
-        <w:rPr>
-          <w:rFonts w:ascii="Courier New" w:hAnsi="Courier New" w:cs="Courier New"/>
-          <w:sz w:val="16"/>
-          <w:szCs w:val="16"/>
-        </w:rPr>
-        <w:t xml:space="preserve">=0; </w:t>
-      </w:r>
-      <w:proofErr w:type="spellStart"/>
-      <w:r>
-        <w:rPr>
-          <w:rFonts w:ascii="Courier New" w:hAnsi="Courier New" w:cs="Courier New"/>
-          <w:sz w:val="16"/>
-          <w:szCs w:val="16"/>
-        </w:rPr>
-        <w:t>i</w:t>
-      </w:r>
-      <w:proofErr w:type="spellEnd"/>
-      <w:r>
-        <w:rPr>
-          <w:rFonts w:ascii="Courier New" w:hAnsi="Courier New" w:cs="Courier New"/>
-          <w:sz w:val="16"/>
-          <w:szCs w:val="16"/>
-        </w:rPr>
-        <w:t>&lt;N; ++</w:t>
-      </w:r>
-      <w:proofErr w:type="spellStart"/>
-      <w:r>
-        <w:rPr>
-          <w:rFonts w:ascii="Courier New" w:hAnsi="Courier New" w:cs="Courier New"/>
-          <w:sz w:val="16"/>
-          <w:szCs w:val="16"/>
-        </w:rPr>
-        <w:t>i</w:t>
-      </w:r>
-      <w:proofErr w:type="spellEnd"/>
-      <w:r>
-        <w:rPr>
-          <w:rFonts w:ascii="Courier New" w:hAnsi="Courier New" w:cs="Courier New"/>
-          <w:sz w:val="16"/>
-          <w:szCs w:val="16"/>
-        </w:rPr>
-        <w:t>){</w:t>
-      </w:r>
-    </w:p>
-    <w:p>
-      <w:pPr>
-        <w:pStyle w:val="NoSpacing"/>
-        <w:rPr>
-          <w:rFonts w:ascii="Courier New" w:hAnsi="Courier New" w:cs="Courier New"/>
-          <w:sz w:val="16"/>
-          <w:szCs w:val="16"/>
-        </w:rPr>
-      </w:pPr>
-      <w:r>
-        <w:rPr>
-          <w:rFonts w:ascii="Courier New" w:hAnsi="Courier New" w:cs="Courier New"/>
-          <w:sz w:val="16"/>
-          <w:szCs w:val="16"/>
-        </w:rPr>
-        <w:t>        for (int j=0; j&lt;M; ++j) {</w:t>
-      </w:r>
-    </w:p>
-    <w:p>
-      <w:pPr>
-        <w:pStyle w:val="NoSpacing"/>
-        <w:rPr>
-          <w:rFonts w:ascii="Courier New" w:hAnsi="Courier New" w:cs="Courier New"/>
-          <w:sz w:val="16"/>
-          <w:szCs w:val="16"/>
-        </w:rPr>
-      </w:pPr>
-      <w:r>
-        <w:rPr>
-          <w:rFonts w:ascii="Courier New" w:hAnsi="Courier New" w:cs="Courier New"/>
-          <w:sz w:val="16"/>
-          <w:szCs w:val="16"/>
-        </w:rPr>
-        <w:t xml:space="preserve">            </w:t>
-      </w:r>
-      <w:proofErr w:type="spellStart"/>
-      <w:r>
-        <w:rPr>
-          <w:rFonts w:ascii="Courier New" w:hAnsi="Courier New" w:cs="Courier New"/>
-          <w:sz w:val="16"/>
-          <w:szCs w:val="16"/>
-        </w:rPr>
-        <w:t>cout</w:t>
-      </w:r>
-      <w:proofErr w:type="spellEnd"/>
-      <w:r>
-        <w:rPr>
-          <w:rFonts w:ascii="Courier New" w:hAnsi="Courier New" w:cs="Courier New"/>
-          <w:sz w:val="16"/>
-          <w:szCs w:val="16"/>
-        </w:rPr>
-        <w:t xml:space="preserve"> &lt;&lt; </w:t>
-      </w:r>
-      <w:proofErr w:type="spellStart"/>
-      <w:r>
-        <w:rPr>
-          <w:rFonts w:ascii="Courier New" w:hAnsi="Courier New" w:cs="Courier New"/>
-          <w:sz w:val="16"/>
-          <w:szCs w:val="16"/>
-        </w:rPr>
-        <w:t>Arr</w:t>
-      </w:r>
-      <w:proofErr w:type="spellEnd"/>
-      <w:r>
-        <w:rPr>
-          <w:rFonts w:ascii="Courier New" w:hAnsi="Courier New" w:cs="Courier New"/>
-          <w:sz w:val="16"/>
-          <w:szCs w:val="16"/>
-        </w:rPr>
-        <w:t>[</w:t>
-      </w:r>
-      <w:proofErr w:type="spellStart"/>
-      <w:r>
-        <w:rPr>
-          <w:rFonts w:ascii="Courier New" w:hAnsi="Courier New" w:cs="Courier New"/>
-          <w:sz w:val="16"/>
-          <w:szCs w:val="16"/>
-        </w:rPr>
-        <w:t>i</w:t>
-      </w:r>
-      <w:proofErr w:type="spellEnd"/>
-      <w:r>
-        <w:rPr>
-          <w:rFonts w:ascii="Courier New" w:hAnsi="Courier New" w:cs="Courier New"/>
-          <w:sz w:val="16"/>
-          <w:szCs w:val="16"/>
-        </w:rPr>
-        <w:t>][j] &lt;&lt; "\t";</w:t>
+    </w:p>
+    <w:p>
+      <w:pPr>
+        <w:pStyle w:val="NoSpacing"/>
+        <w:rPr>
+          <w:rFonts w:ascii="Courier New" w:hAnsi="Courier New" w:cs="Courier New"/>
+          <w:sz w:val="16"/>
+          <w:szCs w:val="16"/>
+        </w:rPr>
+      </w:pPr>
+      <w:r>
+        <w:rPr>
+          <w:rFonts w:ascii="Courier New" w:hAnsi="Courier New" w:cs="Courier New"/>
+          <w:sz w:val="16"/>
+          <w:szCs w:val="16"/>
+        </w:rPr>
+        <w:t>    for (int i=0; i&lt;N; ++i){</w:t>
+      </w:r>
+    </w:p>
+    <w:p>
+      <w:pPr>
+        <w:pStyle w:val="NoSpacing"/>
+        <w:rPr>
+          <w:rFonts w:ascii="Courier New" w:hAnsi="Courier New" w:cs="Courier New"/>
+          <w:sz w:val="16"/>
+          <w:szCs w:val="16"/>
+        </w:rPr>
+      </w:pPr>
+      <w:r>
+        <w:rPr>
+          <w:rFonts w:ascii="Courier New" w:hAnsi="Courier New" w:cs="Courier New"/>
+          <w:sz w:val="16"/>
+          <w:szCs w:val="16"/>
+        </w:rPr>
+        <w:t>        for (int j=0; j&lt;M; ++j){</w:t>
+      </w:r>
+    </w:p>
+    <w:p>
+      <w:pPr>
+        <w:pStyle w:val="NoSpacing"/>
+        <w:rPr>
+          <w:rFonts w:ascii="Courier New" w:hAnsi="Courier New" w:cs="Courier New"/>
+          <w:sz w:val="16"/>
+          <w:szCs w:val="16"/>
+        </w:rPr>
+      </w:pPr>
+      <w:r>
+        <w:rPr>
+          <w:rFonts w:ascii="Courier New" w:hAnsi="Courier New" w:cs="Courier New"/>
+          <w:sz w:val="16"/>
+          <w:szCs w:val="16"/>
+        </w:rPr>
+        <w:t>            Arr[i][j] = dist(gen);</w:t>
       </w:r>
     </w:p>
     <w:p>
@@ -3696,42 +3698,6 @@
           <w:sz w:val="16"/>
           <w:szCs w:val="16"/>
         </w:rPr>
-        <w:t xml:space="preserve">        </w:t>
-      </w:r>
-      <w:proofErr w:type="spellStart"/>
-      <w:r>
-        <w:rPr>
-          <w:rFonts w:ascii="Courier New" w:hAnsi="Courier New" w:cs="Courier New"/>
-          <w:sz w:val="16"/>
-          <w:szCs w:val="16"/>
-        </w:rPr>
-        <w:t>cout</w:t>
-      </w:r>
-      <w:proofErr w:type="spellEnd"/>
-      <w:r>
-        <w:rPr>
-          <w:rFonts w:ascii="Courier New" w:hAnsi="Courier New" w:cs="Courier New"/>
-          <w:sz w:val="16"/>
-          <w:szCs w:val="16"/>
-        </w:rPr>
-        <w:t xml:space="preserve"> &lt;&lt; "\n";</w:t>
-      </w:r>
-    </w:p>
-    <w:p>
-      <w:pPr>
-        <w:pStyle w:val="NoSpacing"/>
-        <w:rPr>
-          <w:rFonts w:ascii="Courier New" w:hAnsi="Courier New" w:cs="Courier New"/>
-          <w:sz w:val="16"/>
-          <w:szCs w:val="16"/>
-        </w:rPr>
-      </w:pPr>
-      <w:r>
-        <w:rPr>
-          <w:rFonts w:ascii="Courier New" w:hAnsi="Courier New" w:cs="Courier New"/>
-          <w:sz w:val="16"/>
-          <w:szCs w:val="16"/>
-        </w:rPr>
         <w:t>    }</w:t>
       </w:r>
     </w:p>
@@ -3744,221 +3710,221 @@
           <w:szCs w:val="16"/>
         </w:rPr>
       </w:pPr>
-    </w:p>
-    <w:p>
-      <w:pPr>
-        <w:pStyle w:val="NoSpacing"/>
-        <w:rPr>
-          <w:rFonts w:ascii="Courier New" w:hAnsi="Courier New" w:cs="Courier New"/>
-          <w:sz w:val="16"/>
-          <w:szCs w:val="16"/>
-        </w:rPr>
-      </w:pPr>
-      <w:r>
-        <w:rPr>
-          <w:rFonts w:ascii="Courier New" w:hAnsi="Courier New" w:cs="Courier New"/>
-          <w:sz w:val="16"/>
-          <w:szCs w:val="16"/>
-        </w:rPr>
-        <w:t>    // Sorting the numbers (task 1)</w:t>
-      </w:r>
-    </w:p>
-    <w:p>
-      <w:pPr>
-        <w:pStyle w:val="NoSpacing"/>
-        <w:rPr>
-          <w:rFonts w:ascii="Courier New" w:hAnsi="Courier New" w:cs="Courier New"/>
-          <w:sz w:val="16"/>
-          <w:szCs w:val="16"/>
-        </w:rPr>
-      </w:pPr>
-      <w:r>
-        <w:rPr>
-          <w:rFonts w:ascii="Courier New" w:hAnsi="Courier New" w:cs="Courier New"/>
-          <w:sz w:val="16"/>
-          <w:szCs w:val="16"/>
-        </w:rPr>
-        <w:t xml:space="preserve">    for (int </w:t>
-      </w:r>
-      <w:proofErr w:type="spellStart"/>
-      <w:r>
-        <w:rPr>
-          <w:rFonts w:ascii="Courier New" w:hAnsi="Courier New" w:cs="Courier New"/>
-          <w:sz w:val="16"/>
-          <w:szCs w:val="16"/>
-        </w:rPr>
-        <w:t>i</w:t>
-      </w:r>
-      <w:proofErr w:type="spellEnd"/>
-      <w:r>
-        <w:rPr>
-          <w:rFonts w:ascii="Courier New" w:hAnsi="Courier New" w:cs="Courier New"/>
-          <w:sz w:val="16"/>
-          <w:szCs w:val="16"/>
-        </w:rPr>
-        <w:t xml:space="preserve">=0; </w:t>
-      </w:r>
-      <w:proofErr w:type="spellStart"/>
-      <w:r>
-        <w:rPr>
-          <w:rFonts w:ascii="Courier New" w:hAnsi="Courier New" w:cs="Courier New"/>
-          <w:sz w:val="16"/>
-          <w:szCs w:val="16"/>
-        </w:rPr>
-        <w:t>i</w:t>
-      </w:r>
-      <w:proofErr w:type="spellEnd"/>
-      <w:r>
-        <w:rPr>
-          <w:rFonts w:ascii="Courier New" w:hAnsi="Courier New" w:cs="Courier New"/>
-          <w:sz w:val="16"/>
-          <w:szCs w:val="16"/>
-        </w:rPr>
-        <w:t>&lt;N; ++</w:t>
-      </w:r>
-      <w:proofErr w:type="spellStart"/>
-      <w:r>
-        <w:rPr>
-          <w:rFonts w:ascii="Courier New" w:hAnsi="Courier New" w:cs="Courier New"/>
-          <w:sz w:val="16"/>
-          <w:szCs w:val="16"/>
-        </w:rPr>
-        <w:t>i</w:t>
-      </w:r>
-      <w:proofErr w:type="spellEnd"/>
-      <w:r>
-        <w:rPr>
-          <w:rFonts w:ascii="Courier New" w:hAnsi="Courier New" w:cs="Courier New"/>
-          <w:sz w:val="16"/>
-          <w:szCs w:val="16"/>
-        </w:rPr>
-        <w:t>){</w:t>
-      </w:r>
-    </w:p>
-    <w:p>
-      <w:pPr>
-        <w:pStyle w:val="NoSpacing"/>
-        <w:rPr>
-          <w:rFonts w:ascii="Courier New" w:hAnsi="Courier New" w:cs="Courier New"/>
-          <w:sz w:val="16"/>
-          <w:szCs w:val="16"/>
-        </w:rPr>
-      </w:pPr>
-      <w:r>
-        <w:rPr>
-          <w:rFonts w:ascii="Courier New" w:hAnsi="Courier New" w:cs="Courier New"/>
-          <w:sz w:val="16"/>
-          <w:szCs w:val="16"/>
-        </w:rPr>
-        <w:t>        for (int j=0; j&lt;M; ++j){</w:t>
-      </w:r>
-    </w:p>
-    <w:p>
-      <w:pPr>
-        <w:pStyle w:val="NoSpacing"/>
-        <w:rPr>
-          <w:rFonts w:ascii="Courier New" w:hAnsi="Courier New" w:cs="Courier New"/>
-          <w:sz w:val="16"/>
-          <w:szCs w:val="16"/>
-        </w:rPr>
-      </w:pPr>
-      <w:r>
-        <w:rPr>
-          <w:rFonts w:ascii="Courier New" w:hAnsi="Courier New" w:cs="Courier New"/>
-          <w:sz w:val="16"/>
-          <w:szCs w:val="16"/>
-        </w:rPr>
-        <w:t xml:space="preserve">            </w:t>
-      </w:r>
-      <w:proofErr w:type="spellStart"/>
-      <w:r>
-        <w:rPr>
-          <w:rFonts w:ascii="Courier New" w:hAnsi="Courier New" w:cs="Courier New"/>
-          <w:sz w:val="16"/>
-          <w:szCs w:val="16"/>
-        </w:rPr>
-        <w:t>Arr</w:t>
-      </w:r>
-      <w:proofErr w:type="spellEnd"/>
-      <w:r>
-        <w:rPr>
-          <w:rFonts w:ascii="Courier New" w:hAnsi="Courier New" w:cs="Courier New"/>
-          <w:sz w:val="16"/>
-          <w:szCs w:val="16"/>
-        </w:rPr>
-        <w:t>[</w:t>
-      </w:r>
-      <w:proofErr w:type="spellStart"/>
-      <w:r>
-        <w:rPr>
-          <w:rFonts w:ascii="Courier New" w:hAnsi="Courier New" w:cs="Courier New"/>
-          <w:sz w:val="16"/>
-          <w:szCs w:val="16"/>
-        </w:rPr>
-        <w:t>i</w:t>
-      </w:r>
-      <w:proofErr w:type="spellEnd"/>
-      <w:r>
-        <w:rPr>
-          <w:rFonts w:ascii="Courier New" w:hAnsi="Courier New" w:cs="Courier New"/>
-          <w:sz w:val="16"/>
-          <w:szCs w:val="16"/>
-        </w:rPr>
-        <w:t xml:space="preserve">][j] = </w:t>
-      </w:r>
-      <w:proofErr w:type="spellStart"/>
-      <w:r>
-        <w:rPr>
-          <w:rFonts w:ascii="Courier New" w:hAnsi="Courier New" w:cs="Courier New"/>
-          <w:sz w:val="16"/>
-          <w:szCs w:val="16"/>
-        </w:rPr>
-        <w:t>BubbleSortDescending</w:t>
-      </w:r>
-      <w:proofErr w:type="spellEnd"/>
-      <w:r>
-        <w:rPr>
-          <w:rFonts w:ascii="Courier New" w:hAnsi="Courier New" w:cs="Courier New"/>
-          <w:sz w:val="16"/>
-          <w:szCs w:val="16"/>
-        </w:rPr>
-        <w:t>(</w:t>
-      </w:r>
-      <w:proofErr w:type="spellStart"/>
-      <w:r>
-        <w:rPr>
-          <w:rFonts w:ascii="Courier New" w:hAnsi="Courier New" w:cs="Courier New"/>
-          <w:sz w:val="16"/>
-          <w:szCs w:val="16"/>
-        </w:rPr>
-        <w:t>Arr</w:t>
-      </w:r>
-      <w:proofErr w:type="spellEnd"/>
-      <w:r>
-        <w:rPr>
-          <w:rFonts w:ascii="Courier New" w:hAnsi="Courier New" w:cs="Courier New"/>
-          <w:sz w:val="16"/>
-          <w:szCs w:val="16"/>
-        </w:rPr>
-        <w:t>[</w:t>
-      </w:r>
-      <w:proofErr w:type="spellStart"/>
-      <w:r>
-        <w:rPr>
-          <w:rFonts w:ascii="Courier New" w:hAnsi="Courier New" w:cs="Courier New"/>
-          <w:sz w:val="16"/>
-          <w:szCs w:val="16"/>
-        </w:rPr>
-        <w:t>i</w:t>
-      </w:r>
-      <w:proofErr w:type="spellEnd"/>
-      <w:r>
-        <w:rPr>
-          <w:rFonts w:ascii="Courier New" w:hAnsi="Courier New" w:cs="Courier New"/>
-          <w:sz w:val="16"/>
-          <w:szCs w:val="16"/>
-        </w:rPr>
-        <w:t>][j]);</w:t>
+      <w:r>
+        <w:rPr>
+          <w:rFonts w:ascii="Courier New" w:hAnsi="Courier New" w:cs="Courier New"/>
+          <w:sz w:val="16"/>
+          <w:szCs w:val="16"/>
+        </w:rPr>
+        <w:t>}</w:t>
+      </w:r>
+    </w:p>
+    <w:p>
+      <w:pPr>
+        <w:pStyle w:val="NoSpacing"/>
+        <w:rPr>
+          <w:rFonts w:ascii="Courier New" w:hAnsi="Courier New" w:cs="Courier New"/>
+          <w:sz w:val="16"/>
+          <w:szCs w:val="16"/>
+        </w:rPr>
+      </w:pPr>
+    </w:p>
+    <w:p>
+      <w:pPr>
+        <w:pStyle w:val="NoSpacing"/>
+        <w:rPr>
+          <w:rFonts w:ascii="Courier New" w:hAnsi="Courier New" w:cs="Courier New"/>
+          <w:sz w:val="16"/>
+          <w:szCs w:val="16"/>
+        </w:rPr>
+      </w:pPr>
+      <w:r>
+        <w:rPr>
+          <w:rFonts w:ascii="Courier New" w:hAnsi="Courier New" w:cs="Courier New"/>
+          <w:sz w:val="16"/>
+          <w:szCs w:val="16"/>
+        </w:rPr>
+        <w:t>void ManualInput(int** Arr, int N, int M) {</w:t>
+      </w:r>
+    </w:p>
+    <w:p>
+      <w:pPr>
+        <w:pStyle w:val="NoSpacing"/>
+        <w:rPr>
+          <w:rFonts w:ascii="Courier New" w:hAnsi="Courier New" w:cs="Courier New"/>
+          <w:sz w:val="16"/>
+          <w:szCs w:val="16"/>
+        </w:rPr>
+      </w:pPr>
+      <w:r>
+        <w:rPr>
+          <w:rFonts w:ascii="Courier New" w:hAnsi="Courier New" w:cs="Courier New"/>
+          <w:sz w:val="16"/>
+          <w:szCs w:val="16"/>
+        </w:rPr>
+        <w:t>    cout &lt;&lt; "\n Now enter " &lt;&lt; (N*M) &lt;&lt; " elements (row by row): \n";</w:t>
+      </w:r>
+    </w:p>
+    <w:p>
+      <w:pPr>
+        <w:pStyle w:val="NoSpacing"/>
+        <w:rPr>
+          <w:rFonts w:ascii="Courier New" w:hAnsi="Courier New" w:cs="Courier New"/>
+          <w:sz w:val="16"/>
+          <w:szCs w:val="16"/>
+        </w:rPr>
+      </w:pPr>
+      <w:r>
+        <w:rPr>
+          <w:rFonts w:ascii="Courier New" w:hAnsi="Courier New" w:cs="Courier New"/>
+          <w:sz w:val="16"/>
+          <w:szCs w:val="16"/>
+        </w:rPr>
+        <w:t>    for (int i=0; i&lt;N; ++i){</w:t>
+      </w:r>
+    </w:p>
+    <w:p>
+      <w:pPr>
+        <w:pStyle w:val="NoSpacing"/>
+        <w:rPr>
+          <w:rFonts w:ascii="Courier New" w:hAnsi="Courier New" w:cs="Courier New"/>
+          <w:sz w:val="16"/>
+          <w:szCs w:val="16"/>
+        </w:rPr>
+      </w:pPr>
+      <w:r>
+        <w:rPr>
+          <w:rFonts w:ascii="Courier New" w:hAnsi="Courier New" w:cs="Courier New"/>
+          <w:sz w:val="16"/>
+          <w:szCs w:val="16"/>
+        </w:rPr>
+        <w:t>        for (int j=0; j&lt;M ; ++j){</w:t>
+      </w:r>
+    </w:p>
+    <w:p>
+      <w:pPr>
+        <w:pStyle w:val="NoSpacing"/>
+        <w:rPr>
+          <w:rFonts w:ascii="Courier New" w:hAnsi="Courier New" w:cs="Courier New"/>
+          <w:sz w:val="16"/>
+          <w:szCs w:val="16"/>
+        </w:rPr>
+      </w:pPr>
+      <w:r>
+        <w:rPr>
+          <w:rFonts w:ascii="Courier New" w:hAnsi="Courier New" w:cs="Courier New"/>
+          <w:sz w:val="16"/>
+          <w:szCs w:val="16"/>
+        </w:rPr>
+        <w:t>            cout &lt;&lt; "Arr[" &lt;&lt; i &lt;&lt; "][" &lt;&lt; j &lt;&lt; "] = ";</w:t>
+      </w:r>
+    </w:p>
+    <w:p>
+      <w:pPr>
+        <w:pStyle w:val="NoSpacing"/>
+        <w:rPr>
+          <w:rFonts w:ascii="Courier New" w:hAnsi="Courier New" w:cs="Courier New"/>
+          <w:sz w:val="16"/>
+          <w:szCs w:val="16"/>
+        </w:rPr>
+      </w:pPr>
+      <w:r>
+        <w:rPr>
+          <w:rFonts w:ascii="Courier New" w:hAnsi="Courier New" w:cs="Courier New"/>
+          <w:sz w:val="16"/>
+          <w:szCs w:val="16"/>
+        </w:rPr>
+        <w:t>            while (!(cin &gt;&gt; Arr[i][j])) {</w:t>
+      </w:r>
+    </w:p>
+    <w:p>
+      <w:pPr>
+        <w:pStyle w:val="NoSpacing"/>
+        <w:rPr>
+          <w:rFonts w:ascii="Courier New" w:hAnsi="Courier New" w:cs="Courier New"/>
+          <w:sz w:val="16"/>
+          <w:szCs w:val="16"/>
+        </w:rPr>
+      </w:pPr>
+      <w:r>
+        <w:rPr>
+          <w:rFonts w:ascii="Courier New" w:hAnsi="Courier New" w:cs="Courier New"/>
+          <w:sz w:val="16"/>
+          <w:szCs w:val="16"/>
+        </w:rPr>
+        <w:t>                cout &lt;&lt; "[-] Invalid input please try again. \n";</w:t>
+      </w:r>
+    </w:p>
+    <w:p>
+      <w:pPr>
+        <w:pStyle w:val="NoSpacing"/>
+        <w:rPr>
+          <w:rFonts w:ascii="Courier New" w:hAnsi="Courier New" w:cs="Courier New"/>
+          <w:sz w:val="16"/>
+          <w:szCs w:val="16"/>
+        </w:rPr>
+      </w:pPr>
+      <w:r>
+        <w:rPr>
+          <w:rFonts w:ascii="Courier New" w:hAnsi="Courier New" w:cs="Courier New"/>
+          <w:sz w:val="16"/>
+          <w:szCs w:val="16"/>
+        </w:rPr>
+        <w:t>                cin.clear();</w:t>
+      </w:r>
+    </w:p>
+    <w:p>
+      <w:pPr>
+        <w:pStyle w:val="NoSpacing"/>
+        <w:rPr>
+          <w:rFonts w:ascii="Courier New" w:hAnsi="Courier New" w:cs="Courier New"/>
+          <w:sz w:val="16"/>
+          <w:szCs w:val="16"/>
+        </w:rPr>
+      </w:pPr>
+      <w:r>
+        <w:rPr>
+          <w:rFonts w:ascii="Courier New" w:hAnsi="Courier New" w:cs="Courier New"/>
+          <w:sz w:val="16"/>
+          <w:szCs w:val="16"/>
+        </w:rPr>
+        <w:t>                cin.ignore(numeric_limits&lt;streamsize&gt;::max(), '\n');</w:t>
+      </w:r>
+    </w:p>
+    <w:p>
+      <w:pPr>
+        <w:pStyle w:val="NoSpacing"/>
+        <w:rPr>
+          <w:rFonts w:ascii="Courier New" w:hAnsi="Courier New" w:cs="Courier New"/>
+          <w:sz w:val="16"/>
+          <w:szCs w:val="16"/>
+        </w:rPr>
+      </w:pPr>
+      <w:r>
+        <w:rPr>
+          <w:rFonts w:ascii="Courier New" w:hAnsi="Courier New" w:cs="Courier New"/>
+          <w:sz w:val="16"/>
+          <w:szCs w:val="16"/>
+        </w:rPr>
+        <w:t>                cout &lt;&lt; "Arr["&lt;&lt;i&lt;&lt;"]["&lt;&lt;j&lt;&lt;"] = ";</w:t>
+      </w:r>
+    </w:p>
+    <w:p>
+      <w:pPr>
+        <w:pStyle w:val="NoSpacing"/>
+        <w:rPr>
+          <w:rFonts w:ascii="Courier New" w:hAnsi="Courier New" w:cs="Courier New"/>
+          <w:sz w:val="16"/>
+          <w:szCs w:val="16"/>
+        </w:rPr>
+      </w:pPr>
+      <w:r>
+        <w:rPr>
+          <w:rFonts w:ascii="Courier New" w:hAnsi="Courier New" w:cs="Courier New"/>
+          <w:sz w:val="16"/>
+          <w:szCs w:val="16"/>
+        </w:rPr>
+        <w:t>            }</w:t>
       </w:r>
     </w:p>
     <w:p>
@@ -4006,167 +3972,203 @@
           <w:szCs w:val="16"/>
         </w:rPr>
       </w:pPr>
-    </w:p>
-    <w:p>
-      <w:pPr>
-        <w:pStyle w:val="NoSpacing"/>
-        <w:rPr>
-          <w:rFonts w:ascii="Courier New" w:hAnsi="Courier New" w:cs="Courier New"/>
-          <w:sz w:val="16"/>
-          <w:szCs w:val="16"/>
-        </w:rPr>
-      </w:pPr>
-      <w:r>
-        <w:rPr>
-          <w:rFonts w:ascii="Courier New" w:hAnsi="Courier New" w:cs="Courier New"/>
-          <w:sz w:val="16"/>
-          <w:szCs w:val="16"/>
-        </w:rPr>
-        <w:t>    // Sorting the rows (task 2)</w:t>
-      </w:r>
-    </w:p>
-    <w:p>
-      <w:pPr>
-        <w:pStyle w:val="NoSpacing"/>
-        <w:rPr>
-          <w:rFonts w:ascii="Courier New" w:hAnsi="Courier New" w:cs="Courier New"/>
-          <w:sz w:val="16"/>
-          <w:szCs w:val="16"/>
-        </w:rPr>
-      </w:pPr>
-      <w:r>
-        <w:rPr>
-          <w:rFonts w:ascii="Courier New" w:hAnsi="Courier New" w:cs="Courier New"/>
-          <w:sz w:val="16"/>
-          <w:szCs w:val="16"/>
-        </w:rPr>
-        <w:t xml:space="preserve">    for (int </w:t>
-      </w:r>
-      <w:proofErr w:type="spellStart"/>
-      <w:r>
-        <w:rPr>
-          <w:rFonts w:ascii="Courier New" w:hAnsi="Courier New" w:cs="Courier New"/>
-          <w:sz w:val="16"/>
-          <w:szCs w:val="16"/>
-        </w:rPr>
-        <w:t>i</w:t>
-      </w:r>
-      <w:proofErr w:type="spellEnd"/>
-      <w:r>
-        <w:rPr>
-          <w:rFonts w:ascii="Courier New" w:hAnsi="Courier New" w:cs="Courier New"/>
-          <w:sz w:val="16"/>
-          <w:szCs w:val="16"/>
-        </w:rPr>
-        <w:t xml:space="preserve">=0; </w:t>
-      </w:r>
-      <w:proofErr w:type="spellStart"/>
-      <w:r>
-        <w:rPr>
-          <w:rFonts w:ascii="Courier New" w:hAnsi="Courier New" w:cs="Courier New"/>
-          <w:sz w:val="16"/>
-          <w:szCs w:val="16"/>
-        </w:rPr>
-        <w:t>i</w:t>
-      </w:r>
-      <w:proofErr w:type="spellEnd"/>
-      <w:r>
-        <w:rPr>
-          <w:rFonts w:ascii="Courier New" w:hAnsi="Courier New" w:cs="Courier New"/>
-          <w:sz w:val="16"/>
-          <w:szCs w:val="16"/>
-        </w:rPr>
-        <w:t>&lt;N; ++</w:t>
-      </w:r>
-      <w:proofErr w:type="spellStart"/>
-      <w:r>
-        <w:rPr>
-          <w:rFonts w:ascii="Courier New" w:hAnsi="Courier New" w:cs="Courier New"/>
-          <w:sz w:val="16"/>
-          <w:szCs w:val="16"/>
-        </w:rPr>
-        <w:t>i</w:t>
-      </w:r>
-      <w:proofErr w:type="spellEnd"/>
-      <w:r>
-        <w:rPr>
-          <w:rFonts w:ascii="Courier New" w:hAnsi="Courier New" w:cs="Courier New"/>
-          <w:sz w:val="16"/>
-          <w:szCs w:val="16"/>
-        </w:rPr>
-        <w:t>) {</w:t>
-      </w:r>
-    </w:p>
-    <w:p>
-      <w:pPr>
-        <w:pStyle w:val="NoSpacing"/>
-        <w:rPr>
-          <w:rFonts w:ascii="Courier New" w:hAnsi="Courier New" w:cs="Courier New"/>
-          <w:sz w:val="16"/>
-          <w:szCs w:val="16"/>
-        </w:rPr>
-      </w:pPr>
-      <w:r>
-        <w:rPr>
-          <w:rFonts w:ascii="Courier New" w:hAnsi="Courier New" w:cs="Courier New"/>
-          <w:sz w:val="16"/>
-          <w:szCs w:val="16"/>
-        </w:rPr>
-        <w:t xml:space="preserve">        </w:t>
-      </w:r>
-      <w:proofErr w:type="spellStart"/>
-      <w:r>
-        <w:rPr>
-          <w:rFonts w:ascii="Courier New" w:hAnsi="Courier New" w:cs="Courier New"/>
-          <w:sz w:val="16"/>
-          <w:szCs w:val="16"/>
-        </w:rPr>
-        <w:t>BubbleSortAscending</w:t>
-      </w:r>
-      <w:proofErr w:type="spellEnd"/>
-      <w:r>
-        <w:rPr>
-          <w:rFonts w:ascii="Courier New" w:hAnsi="Courier New" w:cs="Courier New"/>
-          <w:sz w:val="16"/>
-          <w:szCs w:val="16"/>
-        </w:rPr>
-        <w:t>(</w:t>
-      </w:r>
-      <w:proofErr w:type="spellStart"/>
-      <w:r>
-        <w:rPr>
-          <w:rFonts w:ascii="Courier New" w:hAnsi="Courier New" w:cs="Courier New"/>
-          <w:sz w:val="16"/>
-          <w:szCs w:val="16"/>
-        </w:rPr>
-        <w:t>Arr</w:t>
-      </w:r>
-      <w:proofErr w:type="spellEnd"/>
-      <w:r>
-        <w:rPr>
-          <w:rFonts w:ascii="Courier New" w:hAnsi="Courier New" w:cs="Courier New"/>
-          <w:sz w:val="16"/>
-          <w:szCs w:val="16"/>
-        </w:rPr>
-        <w:t>[</w:t>
-      </w:r>
-      <w:proofErr w:type="spellStart"/>
-      <w:r>
-        <w:rPr>
-          <w:rFonts w:ascii="Courier New" w:hAnsi="Courier New" w:cs="Courier New"/>
-          <w:sz w:val="16"/>
-          <w:szCs w:val="16"/>
-        </w:rPr>
-        <w:t>i</w:t>
-      </w:r>
-      <w:proofErr w:type="spellEnd"/>
-      <w:r>
-        <w:rPr>
-          <w:rFonts w:ascii="Courier New" w:hAnsi="Courier New" w:cs="Courier New"/>
-          <w:sz w:val="16"/>
-          <w:szCs w:val="16"/>
-        </w:rPr>
-        <w:t>], M);</w:t>
+      <w:r>
+        <w:rPr>
+          <w:rFonts w:ascii="Courier New" w:hAnsi="Courier New" w:cs="Courier New"/>
+          <w:sz w:val="16"/>
+          <w:szCs w:val="16"/>
+        </w:rPr>
+        <w:t>}</w:t>
+      </w:r>
+    </w:p>
+    <w:p>
+      <w:pPr>
+        <w:pStyle w:val="NoSpacing"/>
+        <w:rPr>
+          <w:rFonts w:ascii="Courier New" w:hAnsi="Courier New" w:cs="Courier New"/>
+          <w:sz w:val="16"/>
+          <w:szCs w:val="16"/>
+        </w:rPr>
+      </w:pPr>
+    </w:p>
+    <w:p>
+      <w:pPr>
+        <w:pStyle w:val="NoSpacing"/>
+        <w:rPr>
+          <w:rFonts w:ascii="Courier New" w:hAnsi="Courier New" w:cs="Courier New"/>
+          <w:sz w:val="16"/>
+          <w:szCs w:val="16"/>
+        </w:rPr>
+      </w:pPr>
+      <w:r>
+        <w:rPr>
+          <w:rFonts w:ascii="Courier New" w:hAnsi="Courier New" w:cs="Courier New"/>
+          <w:sz w:val="16"/>
+          <w:szCs w:val="16"/>
+        </w:rPr>
+        <w:t>// Bubble sort for sorting elements in each row so the row is in an ascending order</w:t>
+      </w:r>
+    </w:p>
+    <w:p>
+      <w:pPr>
+        <w:pStyle w:val="NoSpacing"/>
+        <w:rPr>
+          <w:rFonts w:ascii="Courier New" w:hAnsi="Courier New" w:cs="Courier New"/>
+          <w:sz w:val="16"/>
+          <w:szCs w:val="16"/>
+        </w:rPr>
+      </w:pPr>
+      <w:r>
+        <w:rPr>
+          <w:rFonts w:ascii="Courier New" w:hAnsi="Courier New" w:cs="Courier New"/>
+          <w:sz w:val="16"/>
+          <w:szCs w:val="16"/>
+        </w:rPr>
+        <w:t>void BubbleSortAscending(int* arr, int size) {</w:t>
+      </w:r>
+    </w:p>
+    <w:p>
+      <w:pPr>
+        <w:pStyle w:val="NoSpacing"/>
+        <w:rPr>
+          <w:rFonts w:ascii="Courier New" w:hAnsi="Courier New" w:cs="Courier New"/>
+          <w:sz w:val="16"/>
+          <w:szCs w:val="16"/>
+        </w:rPr>
+      </w:pPr>
+      <w:r>
+        <w:rPr>
+          <w:rFonts w:ascii="Courier New" w:hAnsi="Courier New" w:cs="Courier New"/>
+          <w:sz w:val="16"/>
+          <w:szCs w:val="16"/>
+        </w:rPr>
+        <w:t>    for (int i=0; i&lt;size-1; ++i){</w:t>
+      </w:r>
+    </w:p>
+    <w:p>
+      <w:pPr>
+        <w:pStyle w:val="NoSpacing"/>
+        <w:rPr>
+          <w:rFonts w:ascii="Courier New" w:hAnsi="Courier New" w:cs="Courier New"/>
+          <w:sz w:val="16"/>
+          <w:szCs w:val="16"/>
+        </w:rPr>
+      </w:pPr>
+      <w:r>
+        <w:rPr>
+          <w:rFonts w:ascii="Courier New" w:hAnsi="Courier New" w:cs="Courier New"/>
+          <w:sz w:val="16"/>
+          <w:szCs w:val="16"/>
+        </w:rPr>
+        <w:t>        for (int j=0; j&lt;size-1-i; ++j){</w:t>
+      </w:r>
+    </w:p>
+    <w:p>
+      <w:pPr>
+        <w:pStyle w:val="NoSpacing"/>
+        <w:rPr>
+          <w:rFonts w:ascii="Courier New" w:hAnsi="Courier New" w:cs="Courier New"/>
+          <w:sz w:val="16"/>
+          <w:szCs w:val="16"/>
+        </w:rPr>
+      </w:pPr>
+      <w:r>
+        <w:rPr>
+          <w:rFonts w:ascii="Courier New" w:hAnsi="Courier New" w:cs="Courier New"/>
+          <w:sz w:val="16"/>
+          <w:szCs w:val="16"/>
+        </w:rPr>
+        <w:t>            if (arr[j] &gt; arr[j+1]){</w:t>
+      </w:r>
+    </w:p>
+    <w:p>
+      <w:pPr>
+        <w:pStyle w:val="NoSpacing"/>
+        <w:rPr>
+          <w:rFonts w:ascii="Courier New" w:hAnsi="Courier New" w:cs="Courier New"/>
+          <w:sz w:val="16"/>
+          <w:szCs w:val="16"/>
+        </w:rPr>
+      </w:pPr>
+      <w:r>
+        <w:rPr>
+          <w:rFonts w:ascii="Courier New" w:hAnsi="Courier New" w:cs="Courier New"/>
+          <w:sz w:val="16"/>
+          <w:szCs w:val="16"/>
+        </w:rPr>
+        <w:t>                int t = arr[j];</w:t>
+      </w:r>
+    </w:p>
+    <w:p>
+      <w:pPr>
+        <w:pStyle w:val="NoSpacing"/>
+        <w:rPr>
+          <w:rFonts w:ascii="Courier New" w:hAnsi="Courier New" w:cs="Courier New"/>
+          <w:sz w:val="16"/>
+          <w:szCs w:val="16"/>
+        </w:rPr>
+      </w:pPr>
+      <w:r>
+        <w:rPr>
+          <w:rFonts w:ascii="Courier New" w:hAnsi="Courier New" w:cs="Courier New"/>
+          <w:sz w:val="16"/>
+          <w:szCs w:val="16"/>
+        </w:rPr>
+        <w:t>                arr[j] = arr[j+1];</w:t>
+      </w:r>
+    </w:p>
+    <w:p>
+      <w:pPr>
+        <w:pStyle w:val="NoSpacing"/>
+        <w:rPr>
+          <w:rFonts w:ascii="Courier New" w:hAnsi="Courier New" w:cs="Courier New"/>
+          <w:sz w:val="16"/>
+          <w:szCs w:val="16"/>
+        </w:rPr>
+      </w:pPr>
+      <w:r>
+        <w:rPr>
+          <w:rFonts w:ascii="Courier New" w:hAnsi="Courier New" w:cs="Courier New"/>
+          <w:sz w:val="16"/>
+          <w:szCs w:val="16"/>
+        </w:rPr>
+        <w:t>                arr[j+1] = t;</w:t>
+      </w:r>
+    </w:p>
+    <w:p>
+      <w:pPr>
+        <w:pStyle w:val="NoSpacing"/>
+        <w:rPr>
+          <w:rFonts w:ascii="Courier New" w:hAnsi="Courier New" w:cs="Courier New"/>
+          <w:sz w:val="16"/>
+          <w:szCs w:val="16"/>
+        </w:rPr>
+      </w:pPr>
+      <w:r>
+        <w:rPr>
+          <w:rFonts w:ascii="Courier New" w:hAnsi="Courier New" w:cs="Courier New"/>
+          <w:sz w:val="16"/>
+          <w:szCs w:val="16"/>
+        </w:rPr>
+        <w:t>        }</w:t>
+      </w:r>
+    </w:p>
+    <w:p>
+      <w:pPr>
+        <w:pStyle w:val="NoSpacing"/>
+        <w:rPr>
+          <w:rFonts w:ascii="Courier New" w:hAnsi="Courier New" w:cs="Courier New"/>
+          <w:sz w:val="16"/>
+          <w:szCs w:val="16"/>
+        </w:rPr>
+      </w:pPr>
+      <w:r>
+        <w:rPr>
+          <w:rFonts w:ascii="Courier New" w:hAnsi="Courier New" w:cs="Courier New"/>
+          <w:sz w:val="16"/>
+          <w:szCs w:val="16"/>
+        </w:rPr>
+        <w:t>        }</w:t>
       </w:r>
     </w:p>
     <w:p>
@@ -4196,275 +4198,223 @@
           <w:szCs w:val="16"/>
         </w:rPr>
       </w:pPr>
-    </w:p>
-    <w:p>
-      <w:pPr>
-        <w:pStyle w:val="NoSpacing"/>
-        <w:rPr>
-          <w:rFonts w:ascii="Courier New" w:hAnsi="Courier New" w:cs="Courier New"/>
-          <w:sz w:val="16"/>
-          <w:szCs w:val="16"/>
-        </w:rPr>
-      </w:pPr>
-      <w:r>
-        <w:rPr>
-          <w:rFonts w:ascii="Courier New" w:hAnsi="Courier New" w:cs="Courier New"/>
-          <w:sz w:val="16"/>
-          <w:szCs w:val="16"/>
-        </w:rPr>
-        <w:t>    // Printing out the final matrix</w:t>
-      </w:r>
-    </w:p>
-    <w:p>
-      <w:pPr>
-        <w:pStyle w:val="NoSpacing"/>
-        <w:rPr>
-          <w:rFonts w:ascii="Courier New" w:hAnsi="Courier New" w:cs="Courier New"/>
-          <w:sz w:val="16"/>
-          <w:szCs w:val="16"/>
-        </w:rPr>
-      </w:pPr>
-      <w:r>
-        <w:rPr>
-          <w:rFonts w:ascii="Courier New" w:hAnsi="Courier New" w:cs="Courier New"/>
-          <w:sz w:val="16"/>
-          <w:szCs w:val="16"/>
-        </w:rPr>
-        <w:t xml:space="preserve">    </w:t>
-      </w:r>
-      <w:proofErr w:type="spellStart"/>
-      <w:r>
-        <w:rPr>
-          <w:rFonts w:ascii="Courier New" w:hAnsi="Courier New" w:cs="Courier New"/>
-          <w:sz w:val="16"/>
-          <w:szCs w:val="16"/>
-        </w:rPr>
-        <w:t>cout</w:t>
-      </w:r>
-      <w:proofErr w:type="spellEnd"/>
-      <w:r>
-        <w:rPr>
-          <w:rFonts w:ascii="Courier New" w:hAnsi="Courier New" w:cs="Courier New"/>
-          <w:sz w:val="16"/>
-          <w:szCs w:val="16"/>
-        </w:rPr>
-        <w:t xml:space="preserve"> &lt;&lt; "\n\n New Matrix: \n";</w:t>
-      </w:r>
-    </w:p>
-    <w:p>
-      <w:pPr>
-        <w:pStyle w:val="NoSpacing"/>
-        <w:rPr>
-          <w:rFonts w:ascii="Courier New" w:hAnsi="Courier New" w:cs="Courier New"/>
-          <w:sz w:val="16"/>
-          <w:szCs w:val="16"/>
-        </w:rPr>
-      </w:pPr>
-      <w:r>
-        <w:rPr>
-          <w:rFonts w:ascii="Courier New" w:hAnsi="Courier New" w:cs="Courier New"/>
-          <w:sz w:val="16"/>
-          <w:szCs w:val="16"/>
-        </w:rPr>
-        <w:t xml:space="preserve">    for (int </w:t>
-      </w:r>
-      <w:proofErr w:type="spellStart"/>
-      <w:r>
-        <w:rPr>
-          <w:rFonts w:ascii="Courier New" w:hAnsi="Courier New" w:cs="Courier New"/>
-          <w:sz w:val="16"/>
-          <w:szCs w:val="16"/>
-        </w:rPr>
-        <w:t>i</w:t>
-      </w:r>
-      <w:proofErr w:type="spellEnd"/>
-      <w:r>
-        <w:rPr>
-          <w:rFonts w:ascii="Courier New" w:hAnsi="Courier New" w:cs="Courier New"/>
-          <w:sz w:val="16"/>
-          <w:szCs w:val="16"/>
-        </w:rPr>
-        <w:t xml:space="preserve">=0; </w:t>
-      </w:r>
-      <w:proofErr w:type="spellStart"/>
-      <w:r>
-        <w:rPr>
-          <w:rFonts w:ascii="Courier New" w:hAnsi="Courier New" w:cs="Courier New"/>
-          <w:sz w:val="16"/>
-          <w:szCs w:val="16"/>
-        </w:rPr>
-        <w:t>i</w:t>
-      </w:r>
-      <w:proofErr w:type="spellEnd"/>
-      <w:r>
-        <w:rPr>
-          <w:rFonts w:ascii="Courier New" w:hAnsi="Courier New" w:cs="Courier New"/>
-          <w:sz w:val="16"/>
-          <w:szCs w:val="16"/>
-        </w:rPr>
-        <w:t>&lt;N; ++</w:t>
-      </w:r>
-      <w:proofErr w:type="spellStart"/>
-      <w:r>
-        <w:rPr>
-          <w:rFonts w:ascii="Courier New" w:hAnsi="Courier New" w:cs="Courier New"/>
-          <w:sz w:val="16"/>
-          <w:szCs w:val="16"/>
-        </w:rPr>
-        <w:t>i</w:t>
-      </w:r>
-      <w:proofErr w:type="spellEnd"/>
-      <w:r>
-        <w:rPr>
-          <w:rFonts w:ascii="Courier New" w:hAnsi="Courier New" w:cs="Courier New"/>
-          <w:sz w:val="16"/>
-          <w:szCs w:val="16"/>
-        </w:rPr>
-        <w:t>){</w:t>
-      </w:r>
-    </w:p>
-    <w:p>
-      <w:pPr>
-        <w:pStyle w:val="NoSpacing"/>
-        <w:rPr>
-          <w:rFonts w:ascii="Courier New" w:hAnsi="Courier New" w:cs="Courier New"/>
-          <w:sz w:val="16"/>
-          <w:szCs w:val="16"/>
-        </w:rPr>
-      </w:pPr>
-      <w:r>
-        <w:rPr>
-          <w:rFonts w:ascii="Courier New" w:hAnsi="Courier New" w:cs="Courier New"/>
-          <w:sz w:val="16"/>
-          <w:szCs w:val="16"/>
-        </w:rPr>
-        <w:t>        for (int j=0; j&lt;M; ++j) {</w:t>
-      </w:r>
-    </w:p>
-    <w:p>
-      <w:pPr>
-        <w:pStyle w:val="NoSpacing"/>
-        <w:rPr>
-          <w:rFonts w:ascii="Courier New" w:hAnsi="Courier New" w:cs="Courier New"/>
-          <w:sz w:val="16"/>
-          <w:szCs w:val="16"/>
-        </w:rPr>
-      </w:pPr>
-      <w:r>
-        <w:rPr>
-          <w:rFonts w:ascii="Courier New" w:hAnsi="Courier New" w:cs="Courier New"/>
-          <w:sz w:val="16"/>
-          <w:szCs w:val="16"/>
-        </w:rPr>
-        <w:t xml:space="preserve">            </w:t>
-      </w:r>
-      <w:proofErr w:type="spellStart"/>
-      <w:r>
-        <w:rPr>
-          <w:rFonts w:ascii="Courier New" w:hAnsi="Courier New" w:cs="Courier New"/>
-          <w:sz w:val="16"/>
-          <w:szCs w:val="16"/>
-        </w:rPr>
-        <w:t>cout</w:t>
-      </w:r>
-      <w:proofErr w:type="spellEnd"/>
-      <w:r>
-        <w:rPr>
-          <w:rFonts w:ascii="Courier New" w:hAnsi="Courier New" w:cs="Courier New"/>
-          <w:sz w:val="16"/>
-          <w:szCs w:val="16"/>
-        </w:rPr>
-        <w:t xml:space="preserve"> &lt;&lt; </w:t>
-      </w:r>
-      <w:proofErr w:type="spellStart"/>
-      <w:r>
-        <w:rPr>
-          <w:rFonts w:ascii="Courier New" w:hAnsi="Courier New" w:cs="Courier New"/>
-          <w:sz w:val="16"/>
-          <w:szCs w:val="16"/>
-        </w:rPr>
-        <w:t>Arr</w:t>
-      </w:r>
-      <w:proofErr w:type="spellEnd"/>
-      <w:r>
-        <w:rPr>
-          <w:rFonts w:ascii="Courier New" w:hAnsi="Courier New" w:cs="Courier New"/>
-          <w:sz w:val="16"/>
-          <w:szCs w:val="16"/>
-        </w:rPr>
-        <w:t>[</w:t>
-      </w:r>
-      <w:proofErr w:type="spellStart"/>
-      <w:r>
-        <w:rPr>
-          <w:rFonts w:ascii="Courier New" w:hAnsi="Courier New" w:cs="Courier New"/>
-          <w:sz w:val="16"/>
-          <w:szCs w:val="16"/>
-        </w:rPr>
-        <w:t>i</w:t>
-      </w:r>
-      <w:proofErr w:type="spellEnd"/>
-      <w:r>
-        <w:rPr>
-          <w:rFonts w:ascii="Courier New" w:hAnsi="Courier New" w:cs="Courier New"/>
-          <w:sz w:val="16"/>
-          <w:szCs w:val="16"/>
-        </w:rPr>
-        <w:t>][j] &lt;&lt; "\t";</w:t>
-      </w:r>
-    </w:p>
-    <w:p>
-      <w:pPr>
-        <w:pStyle w:val="NoSpacing"/>
-        <w:rPr>
-          <w:rFonts w:ascii="Courier New" w:hAnsi="Courier New" w:cs="Courier New"/>
-          <w:sz w:val="16"/>
-          <w:szCs w:val="16"/>
-        </w:rPr>
-      </w:pPr>
-      <w:r>
-        <w:rPr>
-          <w:rFonts w:ascii="Courier New" w:hAnsi="Courier New" w:cs="Courier New"/>
-          <w:sz w:val="16"/>
-          <w:szCs w:val="16"/>
-        </w:rPr>
-        <w:t>        }</w:t>
-      </w:r>
-    </w:p>
-    <w:p>
-      <w:pPr>
-        <w:pStyle w:val="NoSpacing"/>
-        <w:rPr>
-          <w:rFonts w:ascii="Courier New" w:hAnsi="Courier New" w:cs="Courier New"/>
-          <w:sz w:val="16"/>
-          <w:szCs w:val="16"/>
-        </w:rPr>
-      </w:pPr>
-      <w:r>
-        <w:rPr>
-          <w:rFonts w:ascii="Courier New" w:hAnsi="Courier New" w:cs="Courier New"/>
-          <w:sz w:val="16"/>
-          <w:szCs w:val="16"/>
-        </w:rPr>
-        <w:t xml:space="preserve">        </w:t>
-      </w:r>
-      <w:proofErr w:type="spellStart"/>
-      <w:r>
-        <w:rPr>
-          <w:rFonts w:ascii="Courier New" w:hAnsi="Courier New" w:cs="Courier New"/>
-          <w:sz w:val="16"/>
-          <w:szCs w:val="16"/>
-        </w:rPr>
-        <w:t>cout</w:t>
-      </w:r>
-      <w:proofErr w:type="spellEnd"/>
-      <w:r>
-        <w:rPr>
-          <w:rFonts w:ascii="Courier New" w:hAnsi="Courier New" w:cs="Courier New"/>
-          <w:sz w:val="16"/>
-          <w:szCs w:val="16"/>
-        </w:rPr>
-        <w:t xml:space="preserve"> &lt;&lt; "\n";</w:t>
+      <w:r>
+        <w:rPr>
+          <w:rFonts w:ascii="Courier New" w:hAnsi="Courier New" w:cs="Courier New"/>
+          <w:sz w:val="16"/>
+          <w:szCs w:val="16"/>
+        </w:rPr>
+        <w:t>}</w:t>
+      </w:r>
+    </w:p>
+    <w:p>
+      <w:pPr>
+        <w:pStyle w:val="NoSpacing"/>
+        <w:rPr>
+          <w:rFonts w:ascii="Courier New" w:hAnsi="Courier New" w:cs="Courier New"/>
+          <w:sz w:val="16"/>
+          <w:szCs w:val="16"/>
+        </w:rPr>
+      </w:pPr>
+    </w:p>
+    <w:p>
+      <w:pPr>
+        <w:pStyle w:val="NoSpacing"/>
+        <w:rPr>
+          <w:rFonts w:ascii="Courier New" w:hAnsi="Courier New" w:cs="Courier New"/>
+          <w:sz w:val="16"/>
+          <w:szCs w:val="16"/>
+        </w:rPr>
+      </w:pPr>
+      <w:r>
+        <w:rPr>
+          <w:rFonts w:ascii="Courier New" w:hAnsi="Courier New" w:cs="Courier New"/>
+          <w:sz w:val="16"/>
+          <w:szCs w:val="16"/>
+        </w:rPr>
+        <w:t>// Function for extracting the digits and sorting them in a descending order</w:t>
+      </w:r>
+    </w:p>
+    <w:p>
+      <w:pPr>
+        <w:pStyle w:val="NoSpacing"/>
+        <w:rPr>
+          <w:rFonts w:ascii="Courier New" w:hAnsi="Courier New" w:cs="Courier New"/>
+          <w:sz w:val="16"/>
+          <w:szCs w:val="16"/>
+        </w:rPr>
+      </w:pPr>
+      <w:r>
+        <w:rPr>
+          <w:rFonts w:ascii="Courier New" w:hAnsi="Courier New" w:cs="Courier New"/>
+          <w:sz w:val="16"/>
+          <w:szCs w:val="16"/>
+        </w:rPr>
+        <w:t>int BubbleSortDescending(int element){</w:t>
+      </w:r>
+    </w:p>
+    <w:p>
+      <w:pPr>
+        <w:pStyle w:val="NoSpacing"/>
+        <w:rPr>
+          <w:rFonts w:ascii="Courier New" w:hAnsi="Courier New" w:cs="Courier New"/>
+          <w:sz w:val="16"/>
+          <w:szCs w:val="16"/>
+        </w:rPr>
+      </w:pPr>
+    </w:p>
+    <w:p>
+      <w:pPr>
+        <w:pStyle w:val="NoSpacing"/>
+        <w:rPr>
+          <w:rFonts w:ascii="Courier New" w:hAnsi="Courier New" w:cs="Courier New"/>
+          <w:sz w:val="16"/>
+          <w:szCs w:val="16"/>
+        </w:rPr>
+      </w:pPr>
+      <w:r>
+        <w:rPr>
+          <w:rFonts w:ascii="Courier New" w:hAnsi="Courier New" w:cs="Courier New"/>
+          <w:sz w:val="16"/>
+          <w:szCs w:val="16"/>
+        </w:rPr>
+        <w:t>    int sign = (element &lt; 0 ? -1 : 1);</w:t>
+      </w:r>
+    </w:p>
+    <w:p>
+      <w:pPr>
+        <w:pStyle w:val="NoSpacing"/>
+        <w:rPr>
+          <w:rFonts w:ascii="Courier New" w:hAnsi="Courier New" w:cs="Courier New"/>
+          <w:sz w:val="16"/>
+          <w:szCs w:val="16"/>
+        </w:rPr>
+      </w:pPr>
+      <w:r>
+        <w:rPr>
+          <w:rFonts w:ascii="Courier New" w:hAnsi="Courier New" w:cs="Courier New"/>
+          <w:sz w:val="16"/>
+          <w:szCs w:val="16"/>
+        </w:rPr>
+        <w:t>    element = abs(element);</w:t>
+      </w:r>
+    </w:p>
+    <w:p>
+      <w:pPr>
+        <w:pStyle w:val="NoSpacing"/>
+        <w:rPr>
+          <w:rFonts w:ascii="Courier New" w:hAnsi="Courier New" w:cs="Courier New"/>
+          <w:sz w:val="16"/>
+          <w:szCs w:val="16"/>
+        </w:rPr>
+      </w:pPr>
+      <w:r>
+        <w:rPr>
+          <w:rFonts w:ascii="Courier New" w:hAnsi="Courier New" w:cs="Courier New"/>
+          <w:sz w:val="16"/>
+          <w:szCs w:val="16"/>
+        </w:rPr>
+        <w:t>    if (element == 0) return 0;</w:t>
+      </w:r>
+    </w:p>
+    <w:p>
+      <w:pPr>
+        <w:pStyle w:val="NoSpacing"/>
+        <w:rPr>
+          <w:rFonts w:ascii="Courier New" w:hAnsi="Courier New" w:cs="Courier New"/>
+          <w:sz w:val="16"/>
+          <w:szCs w:val="16"/>
+        </w:rPr>
+      </w:pPr>
+    </w:p>
+    <w:p>
+      <w:pPr>
+        <w:pStyle w:val="NoSpacing"/>
+        <w:rPr>
+          <w:rFonts w:ascii="Courier New" w:hAnsi="Courier New" w:cs="Courier New"/>
+          <w:sz w:val="16"/>
+          <w:szCs w:val="16"/>
+        </w:rPr>
+      </w:pPr>
+      <w:r>
+        <w:rPr>
+          <w:rFonts w:ascii="Courier New" w:hAnsi="Courier New" w:cs="Courier New"/>
+          <w:sz w:val="16"/>
+          <w:szCs w:val="16"/>
+        </w:rPr>
+        <w:t>    // Getting the size of the integer given</w:t>
+      </w:r>
+    </w:p>
+    <w:p>
+      <w:pPr>
+        <w:pStyle w:val="NoSpacing"/>
+        <w:rPr>
+          <w:rFonts w:ascii="Courier New" w:hAnsi="Courier New" w:cs="Courier New"/>
+          <w:sz w:val="16"/>
+          <w:szCs w:val="16"/>
+        </w:rPr>
+      </w:pPr>
+      <w:r>
+        <w:rPr>
+          <w:rFonts w:ascii="Courier New" w:hAnsi="Courier New" w:cs="Courier New"/>
+          <w:sz w:val="16"/>
+          <w:szCs w:val="16"/>
+        </w:rPr>
+        <w:t>    int temp = element, count = 0;</w:t>
+      </w:r>
+    </w:p>
+    <w:p>
+      <w:pPr>
+        <w:pStyle w:val="NoSpacing"/>
+        <w:rPr>
+          <w:rFonts w:ascii="Courier New" w:hAnsi="Courier New" w:cs="Courier New"/>
+          <w:sz w:val="16"/>
+          <w:szCs w:val="16"/>
+        </w:rPr>
+      </w:pPr>
+      <w:r>
+        <w:rPr>
+          <w:rFonts w:ascii="Courier New" w:hAnsi="Courier New" w:cs="Courier New"/>
+          <w:sz w:val="16"/>
+          <w:szCs w:val="16"/>
+        </w:rPr>
+        <w:t>    while (temp &gt; 0) {</w:t>
+      </w:r>
+    </w:p>
+    <w:p>
+      <w:pPr>
+        <w:pStyle w:val="NoSpacing"/>
+        <w:rPr>
+          <w:rFonts w:ascii="Courier New" w:hAnsi="Courier New" w:cs="Courier New"/>
+          <w:sz w:val="16"/>
+          <w:szCs w:val="16"/>
+        </w:rPr>
+      </w:pPr>
+      <w:r>
+        <w:rPr>
+          <w:rFonts w:ascii="Courier New" w:hAnsi="Courier New" w:cs="Courier New"/>
+          <w:sz w:val="16"/>
+          <w:szCs w:val="16"/>
+        </w:rPr>
+        <w:t>        ++count;</w:t>
+      </w:r>
+    </w:p>
+    <w:p>
+      <w:pPr>
+        <w:pStyle w:val="NoSpacing"/>
+        <w:rPr>
+          <w:rFonts w:ascii="Courier New" w:hAnsi="Courier New" w:cs="Courier New"/>
+          <w:sz w:val="16"/>
+          <w:szCs w:val="16"/>
+        </w:rPr>
+      </w:pPr>
+      <w:r>
+        <w:rPr>
+          <w:rFonts w:ascii="Courier New" w:hAnsi="Courier New" w:cs="Courier New"/>
+          <w:sz w:val="16"/>
+          <w:szCs w:val="16"/>
+        </w:rPr>
+        <w:t>        temp /= 10;</w:t>
       </w:r>
     </w:p>
     <w:p>
@@ -4510,115 +4460,89 @@
           <w:sz w:val="16"/>
           <w:szCs w:val="16"/>
         </w:rPr>
-        <w:t xml:space="preserve">    for (int </w:t>
-      </w:r>
-      <w:proofErr w:type="spellStart"/>
-      <w:r>
-        <w:rPr>
-          <w:rFonts w:ascii="Courier New" w:hAnsi="Courier New" w:cs="Courier New"/>
-          <w:sz w:val="16"/>
-          <w:szCs w:val="16"/>
-        </w:rPr>
-        <w:t>i</w:t>
-      </w:r>
-      <w:proofErr w:type="spellEnd"/>
-      <w:r>
-        <w:rPr>
-          <w:rFonts w:ascii="Courier New" w:hAnsi="Courier New" w:cs="Courier New"/>
-          <w:sz w:val="16"/>
-          <w:szCs w:val="16"/>
-        </w:rPr>
-        <w:t xml:space="preserve">=0; </w:t>
-      </w:r>
-      <w:proofErr w:type="spellStart"/>
-      <w:r>
-        <w:rPr>
-          <w:rFonts w:ascii="Courier New" w:hAnsi="Courier New" w:cs="Courier New"/>
-          <w:sz w:val="16"/>
-          <w:szCs w:val="16"/>
-        </w:rPr>
-        <w:t>i</w:t>
-      </w:r>
-      <w:proofErr w:type="spellEnd"/>
-      <w:r>
-        <w:rPr>
-          <w:rFonts w:ascii="Courier New" w:hAnsi="Courier New" w:cs="Courier New"/>
-          <w:sz w:val="16"/>
-          <w:szCs w:val="16"/>
-        </w:rPr>
-        <w:t>&lt;N; ++</w:t>
-      </w:r>
-      <w:proofErr w:type="spellStart"/>
-      <w:r>
-        <w:rPr>
-          <w:rFonts w:ascii="Courier New" w:hAnsi="Courier New" w:cs="Courier New"/>
-          <w:sz w:val="16"/>
-          <w:szCs w:val="16"/>
-        </w:rPr>
-        <w:t>i</w:t>
-      </w:r>
-      <w:proofErr w:type="spellEnd"/>
-      <w:r>
-        <w:rPr>
-          <w:rFonts w:ascii="Courier New" w:hAnsi="Courier New" w:cs="Courier New"/>
-          <w:sz w:val="16"/>
-          <w:szCs w:val="16"/>
-        </w:rPr>
-        <w:t>){</w:t>
-      </w:r>
-    </w:p>
-    <w:p>
-      <w:pPr>
-        <w:pStyle w:val="NoSpacing"/>
-        <w:rPr>
-          <w:rFonts w:ascii="Courier New" w:hAnsi="Courier New" w:cs="Courier New"/>
-          <w:sz w:val="16"/>
-          <w:szCs w:val="16"/>
-        </w:rPr>
-      </w:pPr>
-      <w:r>
-        <w:rPr>
-          <w:rFonts w:ascii="Courier New" w:hAnsi="Courier New" w:cs="Courier New"/>
-          <w:sz w:val="16"/>
-          <w:szCs w:val="16"/>
-        </w:rPr>
-        <w:t xml:space="preserve">        delete[] </w:t>
-      </w:r>
-      <w:proofErr w:type="spellStart"/>
-      <w:r>
-        <w:rPr>
-          <w:rFonts w:ascii="Courier New" w:hAnsi="Courier New" w:cs="Courier New"/>
-          <w:sz w:val="16"/>
-          <w:szCs w:val="16"/>
-        </w:rPr>
-        <w:t>Arr</w:t>
-      </w:r>
-      <w:proofErr w:type="spellEnd"/>
-      <w:r>
-        <w:rPr>
-          <w:rFonts w:ascii="Courier New" w:hAnsi="Courier New" w:cs="Courier New"/>
-          <w:sz w:val="16"/>
-          <w:szCs w:val="16"/>
-        </w:rPr>
-        <w:t>[</w:t>
-      </w:r>
-      <w:proofErr w:type="spellStart"/>
-      <w:r>
-        <w:rPr>
-          <w:rFonts w:ascii="Courier New" w:hAnsi="Courier New" w:cs="Courier New"/>
-          <w:sz w:val="16"/>
-          <w:szCs w:val="16"/>
-        </w:rPr>
-        <w:t>i</w:t>
-      </w:r>
-      <w:proofErr w:type="spellEnd"/>
-      <w:r>
-        <w:rPr>
-          <w:rFonts w:ascii="Courier New" w:hAnsi="Courier New" w:cs="Courier New"/>
-          <w:sz w:val="16"/>
-          <w:szCs w:val="16"/>
-        </w:rPr>
-        <w:t>];</w:t>
+        <w:t>    vector&lt;int&gt; digits(count);</w:t>
+      </w:r>
+    </w:p>
+    <w:p>
+      <w:pPr>
+        <w:pStyle w:val="NoSpacing"/>
+        <w:rPr>
+          <w:rFonts w:ascii="Courier New" w:hAnsi="Courier New" w:cs="Courier New"/>
+          <w:sz w:val="16"/>
+          <w:szCs w:val="16"/>
+        </w:rPr>
+      </w:pPr>
+    </w:p>
+    <w:p>
+      <w:pPr>
+        <w:pStyle w:val="NoSpacing"/>
+        <w:rPr>
+          <w:rFonts w:ascii="Courier New" w:hAnsi="Courier New" w:cs="Courier New"/>
+          <w:sz w:val="16"/>
+          <w:szCs w:val="16"/>
+        </w:rPr>
+      </w:pPr>
+      <w:r>
+        <w:rPr>
+          <w:rFonts w:ascii="Courier New" w:hAnsi="Courier New" w:cs="Courier New"/>
+          <w:sz w:val="16"/>
+          <w:szCs w:val="16"/>
+        </w:rPr>
+        <w:t>    // Breaking the integer into digits for sorting</w:t>
+      </w:r>
+    </w:p>
+    <w:p>
+      <w:pPr>
+        <w:pStyle w:val="NoSpacing"/>
+        <w:rPr>
+          <w:rFonts w:ascii="Courier New" w:hAnsi="Courier New" w:cs="Courier New"/>
+          <w:sz w:val="16"/>
+          <w:szCs w:val="16"/>
+        </w:rPr>
+      </w:pPr>
+      <w:r>
+        <w:rPr>
+          <w:rFonts w:ascii="Courier New" w:hAnsi="Courier New" w:cs="Courier New"/>
+          <w:sz w:val="16"/>
+          <w:szCs w:val="16"/>
+        </w:rPr>
+        <w:t>    for (int i = count -1; i &gt;= 0; i--){</w:t>
+      </w:r>
+    </w:p>
+    <w:p>
+      <w:pPr>
+        <w:pStyle w:val="NoSpacing"/>
+        <w:rPr>
+          <w:rFonts w:ascii="Courier New" w:hAnsi="Courier New" w:cs="Courier New"/>
+          <w:sz w:val="16"/>
+          <w:szCs w:val="16"/>
+        </w:rPr>
+      </w:pPr>
+      <w:r>
+        <w:rPr>
+          <w:rFonts w:ascii="Courier New" w:hAnsi="Courier New" w:cs="Courier New"/>
+          <w:sz w:val="16"/>
+          <w:szCs w:val="16"/>
+        </w:rPr>
+        <w:t>        digits[i] = element % 10;</w:t>
+      </w:r>
+    </w:p>
+    <w:p>
+      <w:pPr>
+        <w:pStyle w:val="NoSpacing"/>
+        <w:rPr>
+          <w:rFonts w:ascii="Courier New" w:hAnsi="Courier New" w:cs="Courier New"/>
+          <w:sz w:val="16"/>
+          <w:szCs w:val="16"/>
+        </w:rPr>
+      </w:pPr>
+      <w:r>
+        <w:rPr>
+          <w:rFonts w:ascii="Courier New" w:hAnsi="Courier New" w:cs="Courier New"/>
+          <w:sz w:val="16"/>
+          <w:szCs w:val="16"/>
+        </w:rPr>
+        <w:t>        element /= 10;</w:t>
       </w:r>
     </w:p>
     <w:p>
@@ -4648,2067 +4572,23 @@
           <w:szCs w:val="16"/>
         </w:rPr>
       </w:pPr>
-      <w:r>
-        <w:rPr>
-          <w:rFonts w:ascii="Courier New" w:hAnsi="Courier New" w:cs="Courier New"/>
-          <w:sz w:val="16"/>
-          <w:szCs w:val="16"/>
-        </w:rPr>
-        <w:t xml:space="preserve">    delete[] </w:t>
-      </w:r>
-      <w:proofErr w:type="spellStart"/>
-      <w:r>
-        <w:rPr>
-          <w:rFonts w:ascii="Courier New" w:hAnsi="Courier New" w:cs="Courier New"/>
-          <w:sz w:val="16"/>
-          <w:szCs w:val="16"/>
-        </w:rPr>
-        <w:t>Arr</w:t>
-      </w:r>
-      <w:proofErr w:type="spellEnd"/>
-      <w:r>
-        <w:rPr>
-          <w:rFonts w:ascii="Courier New" w:hAnsi="Courier New" w:cs="Courier New"/>
-          <w:sz w:val="16"/>
-          <w:szCs w:val="16"/>
-        </w:rPr>
-        <w:t>;</w:t>
-      </w:r>
-    </w:p>
-    <w:p>
-      <w:pPr>
-        <w:pStyle w:val="NoSpacing"/>
-        <w:rPr>
-          <w:rFonts w:ascii="Courier New" w:hAnsi="Courier New" w:cs="Courier New"/>
-          <w:sz w:val="16"/>
-          <w:szCs w:val="16"/>
-        </w:rPr>
-      </w:pPr>
-    </w:p>
-    <w:p>
-      <w:pPr>
-        <w:pStyle w:val="NoSpacing"/>
-        <w:rPr>
-          <w:rFonts w:ascii="Courier New" w:hAnsi="Courier New" w:cs="Courier New"/>
-          <w:sz w:val="16"/>
-          <w:szCs w:val="16"/>
-        </w:rPr>
-      </w:pPr>
-      <w:r>
-        <w:rPr>
-          <w:rFonts w:ascii="Courier New" w:hAnsi="Courier New" w:cs="Courier New"/>
-          <w:sz w:val="16"/>
-          <w:szCs w:val="16"/>
-        </w:rPr>
-        <w:t>    return 0;</w:t>
-      </w:r>
-    </w:p>
-    <w:p>
-      <w:pPr>
-        <w:pStyle w:val="NoSpacing"/>
-        <w:rPr>
-          <w:rFonts w:ascii="Courier New" w:hAnsi="Courier New" w:cs="Courier New"/>
-          <w:sz w:val="16"/>
-          <w:szCs w:val="16"/>
-        </w:rPr>
-      </w:pPr>
-      <w:r>
-        <w:rPr>
-          <w:rFonts w:ascii="Courier New" w:hAnsi="Courier New" w:cs="Courier New"/>
-          <w:sz w:val="16"/>
-          <w:szCs w:val="16"/>
-        </w:rPr>
-        <w:t>}</w:t>
-      </w:r>
-    </w:p>
-    <w:p>
-      <w:pPr>
-        <w:pStyle w:val="NoSpacing"/>
-        <w:rPr>
-          <w:rFonts w:ascii="Courier New" w:hAnsi="Courier New" w:cs="Courier New"/>
-          <w:sz w:val="16"/>
-          <w:szCs w:val="16"/>
-        </w:rPr>
-      </w:pPr>
-    </w:p>
-    <w:p>
-      <w:pPr>
-        <w:pStyle w:val="NoSpacing"/>
-        <w:rPr>
-          <w:rFonts w:ascii="Courier New" w:hAnsi="Courier New" w:cs="Courier New"/>
-          <w:sz w:val="16"/>
-          <w:szCs w:val="16"/>
-        </w:rPr>
-      </w:pPr>
-      <w:r>
-        <w:rPr>
-          <w:rFonts w:ascii="Courier New" w:hAnsi="Courier New" w:cs="Courier New"/>
-          <w:sz w:val="16"/>
-          <w:szCs w:val="16"/>
-        </w:rPr>
-        <w:t xml:space="preserve">void </w:t>
-      </w:r>
-      <w:proofErr w:type="spellStart"/>
-      <w:r>
-        <w:rPr>
-          <w:rFonts w:ascii="Courier New" w:hAnsi="Courier New" w:cs="Courier New"/>
-          <w:sz w:val="16"/>
-          <w:szCs w:val="16"/>
-        </w:rPr>
-        <w:t>RandomInput</w:t>
-      </w:r>
-      <w:proofErr w:type="spellEnd"/>
-      <w:r>
-        <w:rPr>
-          <w:rFonts w:ascii="Courier New" w:hAnsi="Courier New" w:cs="Courier New"/>
-          <w:sz w:val="16"/>
-          <w:szCs w:val="16"/>
-        </w:rPr>
-        <w:t xml:space="preserve">(int** </w:t>
-      </w:r>
-      <w:proofErr w:type="spellStart"/>
-      <w:r>
-        <w:rPr>
-          <w:rFonts w:ascii="Courier New" w:hAnsi="Courier New" w:cs="Courier New"/>
-          <w:sz w:val="16"/>
-          <w:szCs w:val="16"/>
-        </w:rPr>
-        <w:t>Arr</w:t>
-      </w:r>
-      <w:proofErr w:type="spellEnd"/>
-      <w:r>
-        <w:rPr>
-          <w:rFonts w:ascii="Courier New" w:hAnsi="Courier New" w:cs="Courier New"/>
-          <w:sz w:val="16"/>
-          <w:szCs w:val="16"/>
-        </w:rPr>
-        <w:t>, int N, int M) {</w:t>
-      </w:r>
-    </w:p>
-    <w:p>
-      <w:pPr>
-        <w:pStyle w:val="NoSpacing"/>
-        <w:rPr>
-          <w:rFonts w:ascii="Courier New" w:hAnsi="Courier New" w:cs="Courier New"/>
-          <w:sz w:val="16"/>
-          <w:szCs w:val="16"/>
-        </w:rPr>
-      </w:pPr>
-      <w:r>
-        <w:rPr>
-          <w:rFonts w:ascii="Courier New" w:hAnsi="Courier New" w:cs="Courier New"/>
-          <w:sz w:val="16"/>
-          <w:szCs w:val="16"/>
-        </w:rPr>
-        <w:t xml:space="preserve">    </w:t>
-      </w:r>
-      <w:proofErr w:type="spellStart"/>
-      <w:r>
-        <w:rPr>
-          <w:rFonts w:ascii="Courier New" w:hAnsi="Courier New" w:cs="Courier New"/>
-          <w:sz w:val="16"/>
-          <w:szCs w:val="16"/>
-        </w:rPr>
-        <w:t>random_device</w:t>
-      </w:r>
-      <w:proofErr w:type="spellEnd"/>
-      <w:r>
-        <w:rPr>
-          <w:rFonts w:ascii="Courier New" w:hAnsi="Courier New" w:cs="Courier New"/>
-          <w:sz w:val="16"/>
-          <w:szCs w:val="16"/>
-        </w:rPr>
-        <w:t xml:space="preserve"> </w:t>
-      </w:r>
-      <w:proofErr w:type="spellStart"/>
-      <w:r>
-        <w:rPr>
-          <w:rFonts w:ascii="Courier New" w:hAnsi="Courier New" w:cs="Courier New"/>
-          <w:sz w:val="16"/>
-          <w:szCs w:val="16"/>
-        </w:rPr>
-        <w:t>rd</w:t>
-      </w:r>
-      <w:proofErr w:type="spellEnd"/>
-      <w:r>
-        <w:rPr>
-          <w:rFonts w:ascii="Courier New" w:hAnsi="Courier New" w:cs="Courier New"/>
-          <w:sz w:val="16"/>
-          <w:szCs w:val="16"/>
-        </w:rPr>
-        <w:t>;</w:t>
-      </w:r>
-    </w:p>
-    <w:p>
-      <w:pPr>
-        <w:pStyle w:val="NoSpacing"/>
-        <w:rPr>
-          <w:rFonts w:ascii="Courier New" w:hAnsi="Courier New" w:cs="Courier New"/>
-          <w:sz w:val="16"/>
-          <w:szCs w:val="16"/>
-        </w:rPr>
-      </w:pPr>
-      <w:r>
-        <w:rPr>
-          <w:rFonts w:ascii="Courier New" w:hAnsi="Courier New" w:cs="Courier New"/>
-          <w:sz w:val="16"/>
-          <w:szCs w:val="16"/>
-        </w:rPr>
-        <w:t>    mt19937 gen(</w:t>
-      </w:r>
-      <w:proofErr w:type="spellStart"/>
-      <w:r>
-        <w:rPr>
-          <w:rFonts w:ascii="Courier New" w:hAnsi="Courier New" w:cs="Courier New"/>
-          <w:sz w:val="16"/>
-          <w:szCs w:val="16"/>
-        </w:rPr>
-        <w:t>rd</w:t>
-      </w:r>
-      <w:proofErr w:type="spellEnd"/>
-      <w:r>
-        <w:rPr>
-          <w:rFonts w:ascii="Courier New" w:hAnsi="Courier New" w:cs="Courier New"/>
-          <w:sz w:val="16"/>
-          <w:szCs w:val="16"/>
-        </w:rPr>
-        <w:t>());</w:t>
-      </w:r>
-    </w:p>
-    <w:p>
-      <w:pPr>
-        <w:pStyle w:val="NoSpacing"/>
-        <w:rPr>
-          <w:rFonts w:ascii="Courier New" w:hAnsi="Courier New" w:cs="Courier New"/>
-          <w:sz w:val="16"/>
-          <w:szCs w:val="16"/>
-        </w:rPr>
-      </w:pPr>
-    </w:p>
-    <w:p>
-      <w:pPr>
-        <w:pStyle w:val="NoSpacing"/>
-        <w:rPr>
-          <w:rFonts w:ascii="Courier New" w:hAnsi="Courier New" w:cs="Courier New"/>
-          <w:sz w:val="16"/>
-          <w:szCs w:val="16"/>
-        </w:rPr>
-      </w:pPr>
-      <w:r>
-        <w:rPr>
-          <w:rFonts w:ascii="Courier New" w:hAnsi="Courier New" w:cs="Courier New"/>
-          <w:sz w:val="16"/>
-          <w:szCs w:val="16"/>
-        </w:rPr>
-        <w:t xml:space="preserve">    </w:t>
-      </w:r>
-      <w:proofErr w:type="spellStart"/>
-      <w:r>
-        <w:rPr>
-          <w:rFonts w:ascii="Courier New" w:hAnsi="Courier New" w:cs="Courier New"/>
-          <w:sz w:val="16"/>
-          <w:szCs w:val="16"/>
-        </w:rPr>
-        <w:t>uniform_int_distribution</w:t>
-      </w:r>
-      <w:proofErr w:type="spellEnd"/>
-      <w:r>
-        <w:rPr>
-          <w:rFonts w:ascii="Courier New" w:hAnsi="Courier New" w:cs="Courier New"/>
-          <w:sz w:val="16"/>
-          <w:szCs w:val="16"/>
-        </w:rPr>
-        <w:t xml:space="preserve">&lt;int&gt; </w:t>
-      </w:r>
-      <w:proofErr w:type="spellStart"/>
-      <w:r>
-        <w:rPr>
-          <w:rFonts w:ascii="Courier New" w:hAnsi="Courier New" w:cs="Courier New"/>
-          <w:sz w:val="16"/>
-          <w:szCs w:val="16"/>
-        </w:rPr>
-        <w:t>dist</w:t>
-      </w:r>
-      <w:proofErr w:type="spellEnd"/>
-      <w:r>
-        <w:rPr>
-          <w:rFonts w:ascii="Courier New" w:hAnsi="Courier New" w:cs="Courier New"/>
-          <w:sz w:val="16"/>
-          <w:szCs w:val="16"/>
-        </w:rPr>
-        <w:t>(0, 9999);</w:t>
-      </w:r>
-    </w:p>
-    <w:p>
-      <w:pPr>
-        <w:pStyle w:val="NoSpacing"/>
-        <w:rPr>
-          <w:rFonts w:ascii="Courier New" w:hAnsi="Courier New" w:cs="Courier New"/>
-          <w:sz w:val="16"/>
-          <w:szCs w:val="16"/>
-        </w:rPr>
-      </w:pPr>
-      <w:r>
-        <w:rPr>
-          <w:rFonts w:ascii="Courier New" w:hAnsi="Courier New" w:cs="Courier New"/>
-          <w:sz w:val="16"/>
-          <w:szCs w:val="16"/>
-        </w:rPr>
-        <w:t xml:space="preserve">    </w:t>
-      </w:r>
-    </w:p>
-    <w:p>
-      <w:pPr>
-        <w:pStyle w:val="NoSpacing"/>
-        <w:rPr>
-          <w:rFonts w:ascii="Courier New" w:hAnsi="Courier New" w:cs="Courier New"/>
-          <w:sz w:val="16"/>
-          <w:szCs w:val="16"/>
-        </w:rPr>
-      </w:pPr>
-      <w:r>
-        <w:rPr>
-          <w:rFonts w:ascii="Courier New" w:hAnsi="Courier New" w:cs="Courier New"/>
-          <w:sz w:val="16"/>
-          <w:szCs w:val="16"/>
-        </w:rPr>
-        <w:t xml:space="preserve">    for (int </w:t>
-      </w:r>
-      <w:proofErr w:type="spellStart"/>
-      <w:r>
-        <w:rPr>
-          <w:rFonts w:ascii="Courier New" w:hAnsi="Courier New" w:cs="Courier New"/>
-          <w:sz w:val="16"/>
-          <w:szCs w:val="16"/>
-        </w:rPr>
-        <w:t>i</w:t>
-      </w:r>
-      <w:proofErr w:type="spellEnd"/>
-      <w:r>
-        <w:rPr>
-          <w:rFonts w:ascii="Courier New" w:hAnsi="Courier New" w:cs="Courier New"/>
-          <w:sz w:val="16"/>
-          <w:szCs w:val="16"/>
-        </w:rPr>
-        <w:t xml:space="preserve">=0; </w:t>
-      </w:r>
-      <w:proofErr w:type="spellStart"/>
-      <w:r>
-        <w:rPr>
-          <w:rFonts w:ascii="Courier New" w:hAnsi="Courier New" w:cs="Courier New"/>
-          <w:sz w:val="16"/>
-          <w:szCs w:val="16"/>
-        </w:rPr>
-        <w:t>i</w:t>
-      </w:r>
-      <w:proofErr w:type="spellEnd"/>
-      <w:r>
-        <w:rPr>
-          <w:rFonts w:ascii="Courier New" w:hAnsi="Courier New" w:cs="Courier New"/>
-          <w:sz w:val="16"/>
-          <w:szCs w:val="16"/>
-        </w:rPr>
-        <w:t>&lt;N; ++</w:t>
-      </w:r>
-      <w:proofErr w:type="spellStart"/>
-      <w:r>
-        <w:rPr>
-          <w:rFonts w:ascii="Courier New" w:hAnsi="Courier New" w:cs="Courier New"/>
-          <w:sz w:val="16"/>
-          <w:szCs w:val="16"/>
-        </w:rPr>
-        <w:t>i</w:t>
-      </w:r>
-      <w:proofErr w:type="spellEnd"/>
-      <w:r>
-        <w:rPr>
-          <w:rFonts w:ascii="Courier New" w:hAnsi="Courier New" w:cs="Courier New"/>
-          <w:sz w:val="16"/>
-          <w:szCs w:val="16"/>
-        </w:rPr>
-        <w:t>){</w:t>
-      </w:r>
-    </w:p>
-    <w:p>
-      <w:pPr>
-        <w:pStyle w:val="NoSpacing"/>
-        <w:rPr>
-          <w:rFonts w:ascii="Courier New" w:hAnsi="Courier New" w:cs="Courier New"/>
-          <w:sz w:val="16"/>
-          <w:szCs w:val="16"/>
-        </w:rPr>
-      </w:pPr>
-      <w:r>
-        <w:rPr>
-          <w:rFonts w:ascii="Courier New" w:hAnsi="Courier New" w:cs="Courier New"/>
-          <w:sz w:val="16"/>
-          <w:szCs w:val="16"/>
-        </w:rPr>
-        <w:t>        for (int j=0; j&lt;M; ++j){</w:t>
-      </w:r>
-    </w:p>
-    <w:p>
-      <w:pPr>
-        <w:pStyle w:val="NoSpacing"/>
-        <w:rPr>
-          <w:rFonts w:ascii="Courier New" w:hAnsi="Courier New" w:cs="Courier New"/>
-          <w:sz w:val="16"/>
-          <w:szCs w:val="16"/>
-        </w:rPr>
-      </w:pPr>
-      <w:r>
-        <w:rPr>
-          <w:rFonts w:ascii="Courier New" w:hAnsi="Courier New" w:cs="Courier New"/>
-          <w:sz w:val="16"/>
-          <w:szCs w:val="16"/>
-        </w:rPr>
-        <w:t xml:space="preserve">            </w:t>
-      </w:r>
-      <w:proofErr w:type="spellStart"/>
-      <w:r>
-        <w:rPr>
-          <w:rFonts w:ascii="Courier New" w:hAnsi="Courier New" w:cs="Courier New"/>
-          <w:sz w:val="16"/>
-          <w:szCs w:val="16"/>
-        </w:rPr>
-        <w:t>Arr</w:t>
-      </w:r>
-      <w:proofErr w:type="spellEnd"/>
-      <w:r>
-        <w:rPr>
-          <w:rFonts w:ascii="Courier New" w:hAnsi="Courier New" w:cs="Courier New"/>
-          <w:sz w:val="16"/>
-          <w:szCs w:val="16"/>
-        </w:rPr>
-        <w:t>[</w:t>
-      </w:r>
-      <w:proofErr w:type="spellStart"/>
-      <w:r>
-        <w:rPr>
-          <w:rFonts w:ascii="Courier New" w:hAnsi="Courier New" w:cs="Courier New"/>
-          <w:sz w:val="16"/>
-          <w:szCs w:val="16"/>
-        </w:rPr>
-        <w:t>i</w:t>
-      </w:r>
-      <w:proofErr w:type="spellEnd"/>
-      <w:r>
-        <w:rPr>
-          <w:rFonts w:ascii="Courier New" w:hAnsi="Courier New" w:cs="Courier New"/>
-          <w:sz w:val="16"/>
-          <w:szCs w:val="16"/>
-        </w:rPr>
-        <w:t xml:space="preserve">][j] = </w:t>
-      </w:r>
-      <w:proofErr w:type="spellStart"/>
-      <w:r>
-        <w:rPr>
-          <w:rFonts w:ascii="Courier New" w:hAnsi="Courier New" w:cs="Courier New"/>
-          <w:sz w:val="16"/>
-          <w:szCs w:val="16"/>
-        </w:rPr>
-        <w:t>dist</w:t>
-      </w:r>
-      <w:proofErr w:type="spellEnd"/>
-      <w:r>
-        <w:rPr>
-          <w:rFonts w:ascii="Courier New" w:hAnsi="Courier New" w:cs="Courier New"/>
-          <w:sz w:val="16"/>
-          <w:szCs w:val="16"/>
-        </w:rPr>
-        <w:t>(gen);</w:t>
-      </w:r>
-    </w:p>
-    <w:p>
-      <w:pPr>
-        <w:pStyle w:val="NoSpacing"/>
-        <w:rPr>
-          <w:rFonts w:ascii="Courier New" w:hAnsi="Courier New" w:cs="Courier New"/>
-          <w:sz w:val="16"/>
-          <w:szCs w:val="16"/>
-        </w:rPr>
-      </w:pPr>
-      <w:r>
-        <w:rPr>
-          <w:rFonts w:ascii="Courier New" w:hAnsi="Courier New" w:cs="Courier New"/>
-          <w:sz w:val="16"/>
-          <w:szCs w:val="16"/>
-        </w:rPr>
-        <w:t>        }</w:t>
-      </w:r>
-    </w:p>
-    <w:p>
-      <w:pPr>
-        <w:pStyle w:val="NoSpacing"/>
-        <w:rPr>
-          <w:rFonts w:ascii="Courier New" w:hAnsi="Courier New" w:cs="Courier New"/>
-          <w:sz w:val="16"/>
-          <w:szCs w:val="16"/>
-        </w:rPr>
-      </w:pPr>
-      <w:r>
-        <w:rPr>
-          <w:rFonts w:ascii="Courier New" w:hAnsi="Courier New" w:cs="Courier New"/>
-          <w:sz w:val="16"/>
-          <w:szCs w:val="16"/>
-        </w:rPr>
-        <w:t>    }</w:t>
-      </w:r>
-    </w:p>
-    <w:p>
-      <w:pPr>
-        <w:pStyle w:val="NoSpacing"/>
-        <w:rPr>
-          <w:rFonts w:ascii="Courier New" w:hAnsi="Courier New" w:cs="Courier New"/>
-          <w:sz w:val="16"/>
-          <w:szCs w:val="16"/>
-        </w:rPr>
-      </w:pPr>
-      <w:r>
-        <w:rPr>
-          <w:rFonts w:ascii="Courier New" w:hAnsi="Courier New" w:cs="Courier New"/>
-          <w:sz w:val="16"/>
-          <w:szCs w:val="16"/>
-        </w:rPr>
-        <w:t>}</w:t>
-      </w:r>
-    </w:p>
-    <w:p>
-      <w:pPr>
-        <w:pStyle w:val="NoSpacing"/>
-        <w:rPr>
-          <w:rFonts w:ascii="Courier New" w:hAnsi="Courier New" w:cs="Courier New"/>
-          <w:sz w:val="16"/>
-          <w:szCs w:val="16"/>
-        </w:rPr>
-      </w:pPr>
-    </w:p>
-    <w:p>
-      <w:pPr>
-        <w:pStyle w:val="NoSpacing"/>
-        <w:rPr>
-          <w:rFonts w:ascii="Courier New" w:hAnsi="Courier New" w:cs="Courier New"/>
-          <w:sz w:val="16"/>
-          <w:szCs w:val="16"/>
-        </w:rPr>
-      </w:pPr>
-      <w:r>
-        <w:rPr>
-          <w:rFonts w:ascii="Courier New" w:hAnsi="Courier New" w:cs="Courier New"/>
-          <w:sz w:val="16"/>
-          <w:szCs w:val="16"/>
-        </w:rPr>
-        <w:t xml:space="preserve">void </w:t>
-      </w:r>
-      <w:proofErr w:type="spellStart"/>
-      <w:r>
-        <w:rPr>
-          <w:rFonts w:ascii="Courier New" w:hAnsi="Courier New" w:cs="Courier New"/>
-          <w:sz w:val="16"/>
-          <w:szCs w:val="16"/>
-        </w:rPr>
-        <w:t>ManualInput</w:t>
-      </w:r>
-      <w:proofErr w:type="spellEnd"/>
-      <w:r>
-        <w:rPr>
-          <w:rFonts w:ascii="Courier New" w:hAnsi="Courier New" w:cs="Courier New"/>
-          <w:sz w:val="16"/>
-          <w:szCs w:val="16"/>
-        </w:rPr>
-        <w:t xml:space="preserve">(int** </w:t>
-      </w:r>
-      <w:proofErr w:type="spellStart"/>
-      <w:r>
-        <w:rPr>
-          <w:rFonts w:ascii="Courier New" w:hAnsi="Courier New" w:cs="Courier New"/>
-          <w:sz w:val="16"/>
-          <w:szCs w:val="16"/>
-        </w:rPr>
-        <w:t>Arr</w:t>
-      </w:r>
-      <w:proofErr w:type="spellEnd"/>
-      <w:r>
-        <w:rPr>
-          <w:rFonts w:ascii="Courier New" w:hAnsi="Courier New" w:cs="Courier New"/>
-          <w:sz w:val="16"/>
-          <w:szCs w:val="16"/>
-        </w:rPr>
-        <w:t>, int N, int M) {</w:t>
-      </w:r>
-    </w:p>
-    <w:p>
-      <w:pPr>
-        <w:pStyle w:val="NoSpacing"/>
-        <w:rPr>
-          <w:rFonts w:ascii="Courier New" w:hAnsi="Courier New" w:cs="Courier New"/>
-          <w:sz w:val="16"/>
-          <w:szCs w:val="16"/>
-        </w:rPr>
-      </w:pPr>
-      <w:r>
-        <w:rPr>
-          <w:rFonts w:ascii="Courier New" w:hAnsi="Courier New" w:cs="Courier New"/>
-          <w:sz w:val="16"/>
-          <w:szCs w:val="16"/>
-        </w:rPr>
-        <w:t xml:space="preserve">    </w:t>
-      </w:r>
-      <w:proofErr w:type="spellStart"/>
-      <w:r>
-        <w:rPr>
-          <w:rFonts w:ascii="Courier New" w:hAnsi="Courier New" w:cs="Courier New"/>
-          <w:sz w:val="16"/>
-          <w:szCs w:val="16"/>
-        </w:rPr>
-        <w:t>cout</w:t>
-      </w:r>
-      <w:proofErr w:type="spellEnd"/>
-      <w:r>
-        <w:rPr>
-          <w:rFonts w:ascii="Courier New" w:hAnsi="Courier New" w:cs="Courier New"/>
-          <w:sz w:val="16"/>
-          <w:szCs w:val="16"/>
-        </w:rPr>
-        <w:t xml:space="preserve"> &lt;&lt; "\n Now enter " &lt;&lt; (N*M) &lt;&lt; " elements (row by row): \n";</w:t>
-      </w:r>
-    </w:p>
-    <w:p>
-      <w:pPr>
-        <w:pStyle w:val="NoSpacing"/>
-        <w:rPr>
-          <w:rFonts w:ascii="Courier New" w:hAnsi="Courier New" w:cs="Courier New"/>
-          <w:sz w:val="16"/>
-          <w:szCs w:val="16"/>
-        </w:rPr>
-      </w:pPr>
-      <w:r>
-        <w:rPr>
-          <w:rFonts w:ascii="Courier New" w:hAnsi="Courier New" w:cs="Courier New"/>
-          <w:sz w:val="16"/>
-          <w:szCs w:val="16"/>
-        </w:rPr>
-        <w:t xml:space="preserve">    for (int </w:t>
-      </w:r>
-      <w:proofErr w:type="spellStart"/>
-      <w:r>
-        <w:rPr>
-          <w:rFonts w:ascii="Courier New" w:hAnsi="Courier New" w:cs="Courier New"/>
-          <w:sz w:val="16"/>
-          <w:szCs w:val="16"/>
-        </w:rPr>
-        <w:t>i</w:t>
-      </w:r>
-      <w:proofErr w:type="spellEnd"/>
-      <w:r>
-        <w:rPr>
-          <w:rFonts w:ascii="Courier New" w:hAnsi="Courier New" w:cs="Courier New"/>
-          <w:sz w:val="16"/>
-          <w:szCs w:val="16"/>
-        </w:rPr>
-        <w:t xml:space="preserve">=0; </w:t>
-      </w:r>
-      <w:proofErr w:type="spellStart"/>
-      <w:r>
-        <w:rPr>
-          <w:rFonts w:ascii="Courier New" w:hAnsi="Courier New" w:cs="Courier New"/>
-          <w:sz w:val="16"/>
-          <w:szCs w:val="16"/>
-        </w:rPr>
-        <w:t>i</w:t>
-      </w:r>
-      <w:proofErr w:type="spellEnd"/>
-      <w:r>
-        <w:rPr>
-          <w:rFonts w:ascii="Courier New" w:hAnsi="Courier New" w:cs="Courier New"/>
-          <w:sz w:val="16"/>
-          <w:szCs w:val="16"/>
-        </w:rPr>
-        <w:t>&lt;N; ++</w:t>
-      </w:r>
-      <w:proofErr w:type="spellStart"/>
-      <w:r>
-        <w:rPr>
-          <w:rFonts w:ascii="Courier New" w:hAnsi="Courier New" w:cs="Courier New"/>
-          <w:sz w:val="16"/>
-          <w:szCs w:val="16"/>
-        </w:rPr>
-        <w:t>i</w:t>
-      </w:r>
-      <w:proofErr w:type="spellEnd"/>
-      <w:r>
-        <w:rPr>
-          <w:rFonts w:ascii="Courier New" w:hAnsi="Courier New" w:cs="Courier New"/>
-          <w:sz w:val="16"/>
-          <w:szCs w:val="16"/>
-        </w:rPr>
-        <w:t>){</w:t>
-      </w:r>
-    </w:p>
-    <w:p>
-      <w:pPr>
-        <w:pStyle w:val="NoSpacing"/>
-        <w:rPr>
-          <w:rFonts w:ascii="Courier New" w:hAnsi="Courier New" w:cs="Courier New"/>
-          <w:sz w:val="16"/>
-          <w:szCs w:val="16"/>
-        </w:rPr>
-      </w:pPr>
-      <w:r>
-        <w:rPr>
-          <w:rFonts w:ascii="Courier New" w:hAnsi="Courier New" w:cs="Courier New"/>
-          <w:sz w:val="16"/>
-          <w:szCs w:val="16"/>
-        </w:rPr>
-        <w:t>        for (int j=0; j&lt;M ; ++j){</w:t>
-      </w:r>
-    </w:p>
-    <w:p>
-      <w:pPr>
-        <w:pStyle w:val="NoSpacing"/>
-        <w:rPr>
-          <w:rFonts w:ascii="Courier New" w:hAnsi="Courier New" w:cs="Courier New"/>
-          <w:sz w:val="16"/>
-          <w:szCs w:val="16"/>
-        </w:rPr>
-      </w:pPr>
-      <w:r>
-        <w:rPr>
-          <w:rFonts w:ascii="Courier New" w:hAnsi="Courier New" w:cs="Courier New"/>
-          <w:sz w:val="16"/>
-          <w:szCs w:val="16"/>
-        </w:rPr>
-        <w:t xml:space="preserve">            </w:t>
-      </w:r>
-      <w:proofErr w:type="spellStart"/>
-      <w:r>
-        <w:rPr>
-          <w:rFonts w:ascii="Courier New" w:hAnsi="Courier New" w:cs="Courier New"/>
-          <w:sz w:val="16"/>
-          <w:szCs w:val="16"/>
-        </w:rPr>
-        <w:t>cout</w:t>
-      </w:r>
-      <w:proofErr w:type="spellEnd"/>
-      <w:r>
-        <w:rPr>
-          <w:rFonts w:ascii="Courier New" w:hAnsi="Courier New" w:cs="Courier New"/>
-          <w:sz w:val="16"/>
-          <w:szCs w:val="16"/>
-        </w:rPr>
-        <w:t xml:space="preserve"> &lt;&lt; "</w:t>
-      </w:r>
-      <w:proofErr w:type="spellStart"/>
-      <w:r>
-        <w:rPr>
-          <w:rFonts w:ascii="Courier New" w:hAnsi="Courier New" w:cs="Courier New"/>
-          <w:sz w:val="16"/>
-          <w:szCs w:val="16"/>
-        </w:rPr>
-        <w:t>Arr</w:t>
-      </w:r>
-      <w:proofErr w:type="spellEnd"/>
-      <w:r>
-        <w:rPr>
-          <w:rFonts w:ascii="Courier New" w:hAnsi="Courier New" w:cs="Courier New"/>
-          <w:sz w:val="16"/>
-          <w:szCs w:val="16"/>
-        </w:rPr>
-        <w:t xml:space="preserve">[" &lt;&lt; </w:t>
-      </w:r>
-      <w:proofErr w:type="spellStart"/>
-      <w:r>
-        <w:rPr>
-          <w:rFonts w:ascii="Courier New" w:hAnsi="Courier New" w:cs="Courier New"/>
-          <w:sz w:val="16"/>
-          <w:szCs w:val="16"/>
-        </w:rPr>
-        <w:t>i</w:t>
-      </w:r>
-      <w:proofErr w:type="spellEnd"/>
-      <w:r>
-        <w:rPr>
-          <w:rFonts w:ascii="Courier New" w:hAnsi="Courier New" w:cs="Courier New"/>
-          <w:sz w:val="16"/>
-          <w:szCs w:val="16"/>
-        </w:rPr>
-        <w:t xml:space="preserve"> &lt;&lt; "][" &lt;&lt; j &lt;&lt; "] = ";</w:t>
-      </w:r>
-    </w:p>
-    <w:p>
-      <w:pPr>
-        <w:pStyle w:val="NoSpacing"/>
-        <w:rPr>
-          <w:rFonts w:ascii="Courier New" w:hAnsi="Courier New" w:cs="Courier New"/>
-          <w:sz w:val="16"/>
-          <w:szCs w:val="16"/>
-        </w:rPr>
-      </w:pPr>
-      <w:r>
-        <w:rPr>
-          <w:rFonts w:ascii="Courier New" w:hAnsi="Courier New" w:cs="Courier New"/>
-          <w:sz w:val="16"/>
-          <w:szCs w:val="16"/>
-        </w:rPr>
-        <w:t>            while (!(</w:t>
-      </w:r>
-      <w:proofErr w:type="spellStart"/>
-      <w:r>
-        <w:rPr>
-          <w:rFonts w:ascii="Courier New" w:hAnsi="Courier New" w:cs="Courier New"/>
-          <w:sz w:val="16"/>
-          <w:szCs w:val="16"/>
-        </w:rPr>
-        <w:t>cin</w:t>
-      </w:r>
-      <w:proofErr w:type="spellEnd"/>
-      <w:r>
-        <w:rPr>
-          <w:rFonts w:ascii="Courier New" w:hAnsi="Courier New" w:cs="Courier New"/>
-          <w:sz w:val="16"/>
-          <w:szCs w:val="16"/>
-        </w:rPr>
-        <w:t xml:space="preserve"> &gt;&gt; </w:t>
-      </w:r>
-      <w:proofErr w:type="spellStart"/>
-      <w:r>
-        <w:rPr>
-          <w:rFonts w:ascii="Courier New" w:hAnsi="Courier New" w:cs="Courier New"/>
-          <w:sz w:val="16"/>
-          <w:szCs w:val="16"/>
-        </w:rPr>
-        <w:t>Arr</w:t>
-      </w:r>
-      <w:proofErr w:type="spellEnd"/>
-      <w:r>
-        <w:rPr>
-          <w:rFonts w:ascii="Courier New" w:hAnsi="Courier New" w:cs="Courier New"/>
-          <w:sz w:val="16"/>
-          <w:szCs w:val="16"/>
-        </w:rPr>
-        <w:t>[</w:t>
-      </w:r>
-      <w:proofErr w:type="spellStart"/>
-      <w:r>
-        <w:rPr>
-          <w:rFonts w:ascii="Courier New" w:hAnsi="Courier New" w:cs="Courier New"/>
-          <w:sz w:val="16"/>
-          <w:szCs w:val="16"/>
-        </w:rPr>
-        <w:t>i</w:t>
-      </w:r>
-      <w:proofErr w:type="spellEnd"/>
-      <w:r>
-        <w:rPr>
-          <w:rFonts w:ascii="Courier New" w:hAnsi="Courier New" w:cs="Courier New"/>
-          <w:sz w:val="16"/>
-          <w:szCs w:val="16"/>
-        </w:rPr>
-        <w:t>][j])) {</w:t>
-      </w:r>
-    </w:p>
-    <w:p>
-      <w:pPr>
-        <w:pStyle w:val="NoSpacing"/>
-        <w:rPr>
-          <w:rFonts w:ascii="Courier New" w:hAnsi="Courier New" w:cs="Courier New"/>
-          <w:sz w:val="16"/>
-          <w:szCs w:val="16"/>
-        </w:rPr>
-      </w:pPr>
-      <w:r>
-        <w:rPr>
-          <w:rFonts w:ascii="Courier New" w:hAnsi="Courier New" w:cs="Courier New"/>
-          <w:sz w:val="16"/>
-          <w:szCs w:val="16"/>
-        </w:rPr>
-        <w:t xml:space="preserve">                </w:t>
-      </w:r>
-      <w:proofErr w:type="spellStart"/>
-      <w:r>
-        <w:rPr>
-          <w:rFonts w:ascii="Courier New" w:hAnsi="Courier New" w:cs="Courier New"/>
-          <w:sz w:val="16"/>
-          <w:szCs w:val="16"/>
-        </w:rPr>
-        <w:t>cout</w:t>
-      </w:r>
-      <w:proofErr w:type="spellEnd"/>
-      <w:r>
-        <w:rPr>
-          <w:rFonts w:ascii="Courier New" w:hAnsi="Courier New" w:cs="Courier New"/>
-          <w:sz w:val="16"/>
-          <w:szCs w:val="16"/>
-        </w:rPr>
-        <w:t xml:space="preserve"> &lt;&lt; "[-] Invalid input please try again. \n";</w:t>
-      </w:r>
-    </w:p>
-    <w:p>
-      <w:pPr>
-        <w:pStyle w:val="NoSpacing"/>
-        <w:rPr>
-          <w:rFonts w:ascii="Courier New" w:hAnsi="Courier New" w:cs="Courier New"/>
-          <w:sz w:val="16"/>
-          <w:szCs w:val="16"/>
-        </w:rPr>
-      </w:pPr>
-      <w:r>
-        <w:rPr>
-          <w:rFonts w:ascii="Courier New" w:hAnsi="Courier New" w:cs="Courier New"/>
-          <w:sz w:val="16"/>
-          <w:szCs w:val="16"/>
-        </w:rPr>
-        <w:t xml:space="preserve">                </w:t>
-      </w:r>
-      <w:proofErr w:type="spellStart"/>
-      <w:r>
-        <w:rPr>
-          <w:rFonts w:ascii="Courier New" w:hAnsi="Courier New" w:cs="Courier New"/>
-          <w:sz w:val="16"/>
-          <w:szCs w:val="16"/>
-        </w:rPr>
-        <w:t>cin.clear</w:t>
-      </w:r>
-      <w:proofErr w:type="spellEnd"/>
-      <w:r>
-        <w:rPr>
-          <w:rFonts w:ascii="Courier New" w:hAnsi="Courier New" w:cs="Courier New"/>
-          <w:sz w:val="16"/>
-          <w:szCs w:val="16"/>
-        </w:rPr>
-        <w:t>();</w:t>
-      </w:r>
-    </w:p>
-    <w:p>
-      <w:pPr>
-        <w:pStyle w:val="NoSpacing"/>
-        <w:rPr>
-          <w:rFonts w:ascii="Courier New" w:hAnsi="Courier New" w:cs="Courier New"/>
-          <w:sz w:val="16"/>
-          <w:szCs w:val="16"/>
-        </w:rPr>
-      </w:pPr>
-      <w:r>
-        <w:rPr>
-          <w:rFonts w:ascii="Courier New" w:hAnsi="Courier New" w:cs="Courier New"/>
-          <w:sz w:val="16"/>
-          <w:szCs w:val="16"/>
-        </w:rPr>
-        <w:t xml:space="preserve">                </w:t>
-      </w:r>
-      <w:proofErr w:type="spellStart"/>
-      <w:r>
-        <w:rPr>
-          <w:rFonts w:ascii="Courier New" w:hAnsi="Courier New" w:cs="Courier New"/>
-          <w:sz w:val="16"/>
-          <w:szCs w:val="16"/>
-        </w:rPr>
-        <w:t>cin.ignore</w:t>
-      </w:r>
-      <w:proofErr w:type="spellEnd"/>
-      <w:r>
-        <w:rPr>
-          <w:rFonts w:ascii="Courier New" w:hAnsi="Courier New" w:cs="Courier New"/>
-          <w:sz w:val="16"/>
-          <w:szCs w:val="16"/>
-        </w:rPr>
-        <w:t>(</w:t>
-      </w:r>
-      <w:proofErr w:type="spellStart"/>
-      <w:r>
-        <w:rPr>
-          <w:rFonts w:ascii="Courier New" w:hAnsi="Courier New" w:cs="Courier New"/>
-          <w:sz w:val="16"/>
-          <w:szCs w:val="16"/>
-        </w:rPr>
-        <w:t>numeric_limits</w:t>
-      </w:r>
-      <w:proofErr w:type="spellEnd"/>
-      <w:r>
-        <w:rPr>
-          <w:rFonts w:ascii="Courier New" w:hAnsi="Courier New" w:cs="Courier New"/>
-          <w:sz w:val="16"/>
-          <w:szCs w:val="16"/>
-        </w:rPr>
-        <w:t>&lt;</w:t>
-      </w:r>
-      <w:proofErr w:type="spellStart"/>
-      <w:r>
-        <w:rPr>
-          <w:rFonts w:ascii="Courier New" w:hAnsi="Courier New" w:cs="Courier New"/>
-          <w:sz w:val="16"/>
-          <w:szCs w:val="16"/>
-        </w:rPr>
-        <w:t>streamsize</w:t>
-      </w:r>
-      <w:proofErr w:type="spellEnd"/>
-      <w:r>
-        <w:rPr>
-          <w:rFonts w:ascii="Courier New" w:hAnsi="Courier New" w:cs="Courier New"/>
-          <w:sz w:val="16"/>
-          <w:szCs w:val="16"/>
-        </w:rPr>
-        <w:t>&gt;::max(), '\n');</w:t>
-      </w:r>
-    </w:p>
-    <w:p>
-      <w:pPr>
-        <w:pStyle w:val="NoSpacing"/>
-        <w:rPr>
-          <w:rFonts w:ascii="Courier New" w:hAnsi="Courier New" w:cs="Courier New"/>
-          <w:sz w:val="16"/>
-          <w:szCs w:val="16"/>
-        </w:rPr>
-      </w:pPr>
-      <w:r>
-        <w:rPr>
-          <w:rFonts w:ascii="Courier New" w:hAnsi="Courier New" w:cs="Courier New"/>
-          <w:sz w:val="16"/>
-          <w:szCs w:val="16"/>
-        </w:rPr>
-        <w:t xml:space="preserve">                </w:t>
-      </w:r>
-      <w:proofErr w:type="spellStart"/>
-      <w:r>
-        <w:rPr>
-          <w:rFonts w:ascii="Courier New" w:hAnsi="Courier New" w:cs="Courier New"/>
-          <w:sz w:val="16"/>
-          <w:szCs w:val="16"/>
-        </w:rPr>
-        <w:t>cout</w:t>
-      </w:r>
-      <w:proofErr w:type="spellEnd"/>
-      <w:r>
-        <w:rPr>
-          <w:rFonts w:ascii="Courier New" w:hAnsi="Courier New" w:cs="Courier New"/>
-          <w:sz w:val="16"/>
-          <w:szCs w:val="16"/>
-        </w:rPr>
-        <w:t xml:space="preserve"> &lt;&lt; "</w:t>
-      </w:r>
-      <w:proofErr w:type="spellStart"/>
-      <w:r>
-        <w:rPr>
-          <w:rFonts w:ascii="Courier New" w:hAnsi="Courier New" w:cs="Courier New"/>
-          <w:sz w:val="16"/>
-          <w:szCs w:val="16"/>
-        </w:rPr>
-        <w:t>Arr</w:t>
-      </w:r>
-      <w:proofErr w:type="spellEnd"/>
-      <w:r>
-        <w:rPr>
-          <w:rFonts w:ascii="Courier New" w:hAnsi="Courier New" w:cs="Courier New"/>
-          <w:sz w:val="16"/>
-          <w:szCs w:val="16"/>
-        </w:rPr>
-        <w:t>["&lt;&lt;</w:t>
-      </w:r>
-      <w:proofErr w:type="spellStart"/>
-      <w:r>
-        <w:rPr>
-          <w:rFonts w:ascii="Courier New" w:hAnsi="Courier New" w:cs="Courier New"/>
-          <w:sz w:val="16"/>
-          <w:szCs w:val="16"/>
-        </w:rPr>
-        <w:t>i</w:t>
-      </w:r>
-      <w:proofErr w:type="spellEnd"/>
-      <w:r>
-        <w:rPr>
-          <w:rFonts w:ascii="Courier New" w:hAnsi="Courier New" w:cs="Courier New"/>
-          <w:sz w:val="16"/>
-          <w:szCs w:val="16"/>
-        </w:rPr>
-        <w:t>&lt;&lt;"]["&lt;&lt;j&lt;&lt;"] = ";</w:t>
-      </w:r>
-    </w:p>
-    <w:p>
-      <w:pPr>
-        <w:pStyle w:val="NoSpacing"/>
-        <w:rPr>
-          <w:rFonts w:ascii="Courier New" w:hAnsi="Courier New" w:cs="Courier New"/>
-          <w:sz w:val="16"/>
-          <w:szCs w:val="16"/>
-        </w:rPr>
-      </w:pPr>
-      <w:r>
-        <w:rPr>
-          <w:rFonts w:ascii="Courier New" w:hAnsi="Courier New" w:cs="Courier New"/>
-          <w:sz w:val="16"/>
-          <w:szCs w:val="16"/>
-        </w:rPr>
-        <w:t>            }</w:t>
-      </w:r>
-    </w:p>
-    <w:p>
-      <w:pPr>
-        <w:pStyle w:val="NoSpacing"/>
-        <w:rPr>
-          <w:rFonts w:ascii="Courier New" w:hAnsi="Courier New" w:cs="Courier New"/>
-          <w:sz w:val="16"/>
-          <w:szCs w:val="16"/>
-        </w:rPr>
-      </w:pPr>
-      <w:r>
-        <w:rPr>
-          <w:rFonts w:ascii="Courier New" w:hAnsi="Courier New" w:cs="Courier New"/>
-          <w:sz w:val="16"/>
-          <w:szCs w:val="16"/>
-        </w:rPr>
-        <w:t>        }</w:t>
-      </w:r>
-    </w:p>
-    <w:p>
-      <w:pPr>
-        <w:pStyle w:val="NoSpacing"/>
-        <w:rPr>
-          <w:rFonts w:ascii="Courier New" w:hAnsi="Courier New" w:cs="Courier New"/>
-          <w:sz w:val="16"/>
-          <w:szCs w:val="16"/>
-        </w:rPr>
-      </w:pPr>
-      <w:r>
-        <w:rPr>
-          <w:rFonts w:ascii="Courier New" w:hAnsi="Courier New" w:cs="Courier New"/>
-          <w:sz w:val="16"/>
-          <w:szCs w:val="16"/>
-        </w:rPr>
-        <w:t>    }</w:t>
-      </w:r>
-    </w:p>
-    <w:p>
-      <w:pPr>
-        <w:pStyle w:val="NoSpacing"/>
-        <w:rPr>
-          <w:rFonts w:ascii="Courier New" w:hAnsi="Courier New" w:cs="Courier New"/>
-          <w:sz w:val="16"/>
-          <w:szCs w:val="16"/>
-        </w:rPr>
-      </w:pPr>
-      <w:r>
-        <w:rPr>
-          <w:rFonts w:ascii="Courier New" w:hAnsi="Courier New" w:cs="Courier New"/>
-          <w:sz w:val="16"/>
-          <w:szCs w:val="16"/>
-        </w:rPr>
-        <w:t>}</w:t>
-      </w:r>
-    </w:p>
-    <w:p>
-      <w:pPr>
-        <w:pStyle w:val="NoSpacing"/>
-        <w:rPr>
-          <w:rFonts w:ascii="Courier New" w:hAnsi="Courier New" w:cs="Courier New"/>
-          <w:sz w:val="16"/>
-          <w:szCs w:val="16"/>
-        </w:rPr>
-      </w:pPr>
-    </w:p>
-    <w:p>
-      <w:pPr>
-        <w:pStyle w:val="NoSpacing"/>
-        <w:rPr>
-          <w:rFonts w:ascii="Courier New" w:hAnsi="Courier New" w:cs="Courier New"/>
-          <w:sz w:val="16"/>
-          <w:szCs w:val="16"/>
-        </w:rPr>
-      </w:pPr>
-      <w:r>
-        <w:rPr>
-          <w:rFonts w:ascii="Courier New" w:hAnsi="Courier New" w:cs="Courier New"/>
-          <w:sz w:val="16"/>
-          <w:szCs w:val="16"/>
-        </w:rPr>
-        <w:t>// Bubble sort for sorting elements in each row so the row is in an ascending order</w:t>
-      </w:r>
-    </w:p>
-    <w:p>
-      <w:pPr>
-        <w:pStyle w:val="NoSpacing"/>
-        <w:rPr>
-          <w:rFonts w:ascii="Courier New" w:hAnsi="Courier New" w:cs="Courier New"/>
-          <w:sz w:val="16"/>
-          <w:szCs w:val="16"/>
-        </w:rPr>
-      </w:pPr>
-      <w:r>
-        <w:rPr>
-          <w:rFonts w:ascii="Courier New" w:hAnsi="Courier New" w:cs="Courier New"/>
-          <w:sz w:val="16"/>
-          <w:szCs w:val="16"/>
-        </w:rPr>
-        <w:t xml:space="preserve">void </w:t>
-      </w:r>
-      <w:proofErr w:type="spellStart"/>
-      <w:r>
-        <w:rPr>
-          <w:rFonts w:ascii="Courier New" w:hAnsi="Courier New" w:cs="Courier New"/>
-          <w:sz w:val="16"/>
-          <w:szCs w:val="16"/>
-        </w:rPr>
-        <w:t>BubbleSortAscending</w:t>
-      </w:r>
-      <w:proofErr w:type="spellEnd"/>
-      <w:r>
-        <w:rPr>
-          <w:rFonts w:ascii="Courier New" w:hAnsi="Courier New" w:cs="Courier New"/>
-          <w:sz w:val="16"/>
-          <w:szCs w:val="16"/>
-        </w:rPr>
-        <w:t xml:space="preserve">(int* </w:t>
-      </w:r>
-      <w:proofErr w:type="spellStart"/>
-      <w:r>
-        <w:rPr>
-          <w:rFonts w:ascii="Courier New" w:hAnsi="Courier New" w:cs="Courier New"/>
-          <w:sz w:val="16"/>
-          <w:szCs w:val="16"/>
-        </w:rPr>
-        <w:t>arr</w:t>
-      </w:r>
-      <w:proofErr w:type="spellEnd"/>
-      <w:r>
-        <w:rPr>
-          <w:rFonts w:ascii="Courier New" w:hAnsi="Courier New" w:cs="Courier New"/>
-          <w:sz w:val="16"/>
-          <w:szCs w:val="16"/>
-        </w:rPr>
-        <w:t>, int size) {</w:t>
-      </w:r>
-    </w:p>
-    <w:p>
-      <w:pPr>
-        <w:pStyle w:val="NoSpacing"/>
-        <w:rPr>
-          <w:rFonts w:ascii="Courier New" w:hAnsi="Courier New" w:cs="Courier New"/>
-          <w:sz w:val="16"/>
-          <w:szCs w:val="16"/>
-        </w:rPr>
-      </w:pPr>
-      <w:r>
-        <w:rPr>
-          <w:rFonts w:ascii="Courier New" w:hAnsi="Courier New" w:cs="Courier New"/>
-          <w:sz w:val="16"/>
-          <w:szCs w:val="16"/>
-        </w:rPr>
-        <w:t xml:space="preserve">    for (int </w:t>
-      </w:r>
-      <w:proofErr w:type="spellStart"/>
-      <w:r>
-        <w:rPr>
-          <w:rFonts w:ascii="Courier New" w:hAnsi="Courier New" w:cs="Courier New"/>
-          <w:sz w:val="16"/>
-          <w:szCs w:val="16"/>
-        </w:rPr>
-        <w:t>i</w:t>
-      </w:r>
-      <w:proofErr w:type="spellEnd"/>
-      <w:r>
-        <w:rPr>
-          <w:rFonts w:ascii="Courier New" w:hAnsi="Courier New" w:cs="Courier New"/>
-          <w:sz w:val="16"/>
-          <w:szCs w:val="16"/>
-        </w:rPr>
-        <w:t xml:space="preserve">=0; </w:t>
-      </w:r>
-      <w:proofErr w:type="spellStart"/>
-      <w:r>
-        <w:rPr>
-          <w:rFonts w:ascii="Courier New" w:hAnsi="Courier New" w:cs="Courier New"/>
-          <w:sz w:val="16"/>
-          <w:szCs w:val="16"/>
-        </w:rPr>
-        <w:t>i</w:t>
-      </w:r>
-      <w:proofErr w:type="spellEnd"/>
-      <w:r>
-        <w:rPr>
-          <w:rFonts w:ascii="Courier New" w:hAnsi="Courier New" w:cs="Courier New"/>
-          <w:sz w:val="16"/>
-          <w:szCs w:val="16"/>
-        </w:rPr>
-        <w:t>&lt;size-1; ++</w:t>
-      </w:r>
-      <w:proofErr w:type="spellStart"/>
-      <w:r>
-        <w:rPr>
-          <w:rFonts w:ascii="Courier New" w:hAnsi="Courier New" w:cs="Courier New"/>
-          <w:sz w:val="16"/>
-          <w:szCs w:val="16"/>
-        </w:rPr>
-        <w:t>i</w:t>
-      </w:r>
-      <w:proofErr w:type="spellEnd"/>
-      <w:r>
-        <w:rPr>
-          <w:rFonts w:ascii="Courier New" w:hAnsi="Courier New" w:cs="Courier New"/>
-          <w:sz w:val="16"/>
-          <w:szCs w:val="16"/>
-        </w:rPr>
-        <w:t>){</w:t>
-      </w:r>
-    </w:p>
-    <w:p>
-      <w:pPr>
-        <w:pStyle w:val="NoSpacing"/>
-        <w:rPr>
-          <w:rFonts w:ascii="Courier New" w:hAnsi="Courier New" w:cs="Courier New"/>
-          <w:sz w:val="16"/>
-          <w:szCs w:val="16"/>
-        </w:rPr>
-      </w:pPr>
-      <w:r>
-        <w:rPr>
-          <w:rFonts w:ascii="Courier New" w:hAnsi="Courier New" w:cs="Courier New"/>
-          <w:sz w:val="16"/>
-          <w:szCs w:val="16"/>
-        </w:rPr>
-        <w:t>        for (int j=0; j&lt;size-1-i; ++j){</w:t>
-      </w:r>
-    </w:p>
-    <w:p>
-      <w:pPr>
-        <w:pStyle w:val="NoSpacing"/>
-        <w:rPr>
-          <w:rFonts w:ascii="Courier New" w:hAnsi="Courier New" w:cs="Courier New"/>
-          <w:sz w:val="16"/>
-          <w:szCs w:val="16"/>
-        </w:rPr>
-      </w:pPr>
-      <w:r>
-        <w:rPr>
-          <w:rFonts w:ascii="Courier New" w:hAnsi="Courier New" w:cs="Courier New"/>
-          <w:sz w:val="16"/>
-          <w:szCs w:val="16"/>
-        </w:rPr>
-        <w:t>            if (</w:t>
-      </w:r>
-      <w:proofErr w:type="spellStart"/>
-      <w:r>
-        <w:rPr>
-          <w:rFonts w:ascii="Courier New" w:hAnsi="Courier New" w:cs="Courier New"/>
-          <w:sz w:val="16"/>
-          <w:szCs w:val="16"/>
-        </w:rPr>
-        <w:t>arr</w:t>
-      </w:r>
-      <w:proofErr w:type="spellEnd"/>
-      <w:r>
-        <w:rPr>
-          <w:rFonts w:ascii="Courier New" w:hAnsi="Courier New" w:cs="Courier New"/>
-          <w:sz w:val="16"/>
-          <w:szCs w:val="16"/>
-        </w:rPr>
-        <w:t xml:space="preserve">[j] &gt; </w:t>
-      </w:r>
-      <w:proofErr w:type="spellStart"/>
-      <w:r>
-        <w:rPr>
-          <w:rFonts w:ascii="Courier New" w:hAnsi="Courier New" w:cs="Courier New"/>
-          <w:sz w:val="16"/>
-          <w:szCs w:val="16"/>
-        </w:rPr>
-        <w:t>arr</w:t>
-      </w:r>
-      <w:proofErr w:type="spellEnd"/>
-      <w:r>
-        <w:rPr>
-          <w:rFonts w:ascii="Courier New" w:hAnsi="Courier New" w:cs="Courier New"/>
-          <w:sz w:val="16"/>
-          <w:szCs w:val="16"/>
-        </w:rPr>
-        <w:t>[j+1]){</w:t>
-      </w:r>
-    </w:p>
-    <w:p>
-      <w:pPr>
-        <w:pStyle w:val="NoSpacing"/>
-        <w:rPr>
-          <w:rFonts w:ascii="Courier New" w:hAnsi="Courier New" w:cs="Courier New"/>
-          <w:sz w:val="16"/>
-          <w:szCs w:val="16"/>
-        </w:rPr>
-      </w:pPr>
-      <w:r>
-        <w:rPr>
-          <w:rFonts w:ascii="Courier New" w:hAnsi="Courier New" w:cs="Courier New"/>
-          <w:sz w:val="16"/>
-          <w:szCs w:val="16"/>
-        </w:rPr>
-        <w:t xml:space="preserve">                int t = </w:t>
-      </w:r>
-      <w:proofErr w:type="spellStart"/>
-      <w:r>
-        <w:rPr>
-          <w:rFonts w:ascii="Courier New" w:hAnsi="Courier New" w:cs="Courier New"/>
-          <w:sz w:val="16"/>
-          <w:szCs w:val="16"/>
-        </w:rPr>
-        <w:t>arr</w:t>
-      </w:r>
-      <w:proofErr w:type="spellEnd"/>
-      <w:r>
-        <w:rPr>
-          <w:rFonts w:ascii="Courier New" w:hAnsi="Courier New" w:cs="Courier New"/>
-          <w:sz w:val="16"/>
-          <w:szCs w:val="16"/>
-        </w:rPr>
-        <w:t>[j];</w:t>
-      </w:r>
-    </w:p>
-    <w:p>
-      <w:pPr>
-        <w:pStyle w:val="NoSpacing"/>
-        <w:rPr>
-          <w:rFonts w:ascii="Courier New" w:hAnsi="Courier New" w:cs="Courier New"/>
-          <w:sz w:val="16"/>
-          <w:szCs w:val="16"/>
-        </w:rPr>
-      </w:pPr>
-      <w:r>
-        <w:rPr>
-          <w:rFonts w:ascii="Courier New" w:hAnsi="Courier New" w:cs="Courier New"/>
-          <w:sz w:val="16"/>
-          <w:szCs w:val="16"/>
-        </w:rPr>
-        <w:t xml:space="preserve">                </w:t>
-      </w:r>
-      <w:proofErr w:type="spellStart"/>
-      <w:r>
-        <w:rPr>
-          <w:rFonts w:ascii="Courier New" w:hAnsi="Courier New" w:cs="Courier New"/>
-          <w:sz w:val="16"/>
-          <w:szCs w:val="16"/>
-        </w:rPr>
-        <w:t>arr</w:t>
-      </w:r>
-      <w:proofErr w:type="spellEnd"/>
-      <w:r>
-        <w:rPr>
-          <w:rFonts w:ascii="Courier New" w:hAnsi="Courier New" w:cs="Courier New"/>
-          <w:sz w:val="16"/>
-          <w:szCs w:val="16"/>
-        </w:rPr>
-        <w:t xml:space="preserve">[j] = </w:t>
-      </w:r>
-      <w:proofErr w:type="spellStart"/>
-      <w:r>
-        <w:rPr>
-          <w:rFonts w:ascii="Courier New" w:hAnsi="Courier New" w:cs="Courier New"/>
-          <w:sz w:val="16"/>
-          <w:szCs w:val="16"/>
-        </w:rPr>
-        <w:t>arr</w:t>
-      </w:r>
-      <w:proofErr w:type="spellEnd"/>
-      <w:r>
-        <w:rPr>
-          <w:rFonts w:ascii="Courier New" w:hAnsi="Courier New" w:cs="Courier New"/>
-          <w:sz w:val="16"/>
-          <w:szCs w:val="16"/>
-        </w:rPr>
-        <w:t>[j+1];</w:t>
-      </w:r>
-    </w:p>
-    <w:p>
-      <w:pPr>
-        <w:pStyle w:val="NoSpacing"/>
-        <w:rPr>
-          <w:rFonts w:ascii="Courier New" w:hAnsi="Courier New" w:cs="Courier New"/>
-          <w:sz w:val="16"/>
-          <w:szCs w:val="16"/>
-        </w:rPr>
-      </w:pPr>
-      <w:r>
-        <w:rPr>
-          <w:rFonts w:ascii="Courier New" w:hAnsi="Courier New" w:cs="Courier New"/>
-          <w:sz w:val="16"/>
-          <w:szCs w:val="16"/>
-        </w:rPr>
-        <w:t xml:space="preserve">                </w:t>
-      </w:r>
-      <w:proofErr w:type="spellStart"/>
-      <w:r>
-        <w:rPr>
-          <w:rFonts w:ascii="Courier New" w:hAnsi="Courier New" w:cs="Courier New"/>
-          <w:sz w:val="16"/>
-          <w:szCs w:val="16"/>
-        </w:rPr>
-        <w:t>arr</w:t>
-      </w:r>
-      <w:proofErr w:type="spellEnd"/>
-      <w:r>
-        <w:rPr>
-          <w:rFonts w:ascii="Courier New" w:hAnsi="Courier New" w:cs="Courier New"/>
-          <w:sz w:val="16"/>
-          <w:szCs w:val="16"/>
-        </w:rPr>
-        <w:t>[j+1] = t;</w:t>
-      </w:r>
-    </w:p>
-    <w:p>
-      <w:pPr>
-        <w:pStyle w:val="NoSpacing"/>
-        <w:rPr>
-          <w:rFonts w:ascii="Courier New" w:hAnsi="Courier New" w:cs="Courier New"/>
-          <w:sz w:val="16"/>
-          <w:szCs w:val="16"/>
-        </w:rPr>
-      </w:pPr>
-      <w:r>
-        <w:rPr>
-          <w:rFonts w:ascii="Courier New" w:hAnsi="Courier New" w:cs="Courier New"/>
-          <w:sz w:val="16"/>
-          <w:szCs w:val="16"/>
-        </w:rPr>
-        <w:t>        }</w:t>
-      </w:r>
-    </w:p>
-    <w:p>
-      <w:pPr>
-        <w:pStyle w:val="NoSpacing"/>
-        <w:rPr>
-          <w:rFonts w:ascii="Courier New" w:hAnsi="Courier New" w:cs="Courier New"/>
-          <w:sz w:val="16"/>
-          <w:szCs w:val="16"/>
-        </w:rPr>
-      </w:pPr>
-      <w:r>
-        <w:rPr>
-          <w:rFonts w:ascii="Courier New" w:hAnsi="Courier New" w:cs="Courier New"/>
-          <w:sz w:val="16"/>
-          <w:szCs w:val="16"/>
-        </w:rPr>
-        <w:t>        }</w:t>
-      </w:r>
-    </w:p>
-    <w:p>
-      <w:pPr>
-        <w:pStyle w:val="NoSpacing"/>
-        <w:rPr>
-          <w:rFonts w:ascii="Courier New" w:hAnsi="Courier New" w:cs="Courier New"/>
-          <w:sz w:val="16"/>
-          <w:szCs w:val="16"/>
-        </w:rPr>
-      </w:pPr>
-      <w:r>
-        <w:rPr>
-          <w:rFonts w:ascii="Courier New" w:hAnsi="Courier New" w:cs="Courier New"/>
-          <w:sz w:val="16"/>
-          <w:szCs w:val="16"/>
-        </w:rPr>
-        <w:t>    }</w:t>
-      </w:r>
-    </w:p>
-    <w:p>
-      <w:pPr>
-        <w:pStyle w:val="NoSpacing"/>
-        <w:rPr>
-          <w:rFonts w:ascii="Courier New" w:hAnsi="Courier New" w:cs="Courier New"/>
-          <w:sz w:val="16"/>
-          <w:szCs w:val="16"/>
-        </w:rPr>
-      </w:pPr>
-      <w:r>
-        <w:rPr>
-          <w:rFonts w:ascii="Courier New" w:hAnsi="Courier New" w:cs="Courier New"/>
-          <w:sz w:val="16"/>
-          <w:szCs w:val="16"/>
-        </w:rPr>
-        <w:t>}</w:t>
-      </w:r>
-    </w:p>
-    <w:p>
-      <w:pPr>
-        <w:pStyle w:val="NoSpacing"/>
-        <w:rPr>
-          <w:rFonts w:ascii="Courier New" w:hAnsi="Courier New" w:cs="Courier New"/>
-          <w:sz w:val="16"/>
-          <w:szCs w:val="16"/>
-        </w:rPr>
-      </w:pPr>
-    </w:p>
-    <w:p>
-      <w:pPr>
-        <w:pStyle w:val="NoSpacing"/>
-        <w:rPr>
-          <w:rFonts w:ascii="Courier New" w:hAnsi="Courier New" w:cs="Courier New"/>
-          <w:sz w:val="16"/>
-          <w:szCs w:val="16"/>
-        </w:rPr>
-      </w:pPr>
-      <w:r>
-        <w:rPr>
-          <w:rFonts w:ascii="Courier New" w:hAnsi="Courier New" w:cs="Courier New"/>
-          <w:sz w:val="16"/>
-          <w:szCs w:val="16"/>
-        </w:rPr>
-        <w:t>// Function for extracting the digits and sorting them in a descending order</w:t>
-      </w:r>
-    </w:p>
-    <w:p>
-      <w:pPr>
-        <w:pStyle w:val="NoSpacing"/>
-        <w:rPr>
-          <w:rFonts w:ascii="Courier New" w:hAnsi="Courier New" w:cs="Courier New"/>
-          <w:sz w:val="16"/>
-          <w:szCs w:val="16"/>
-        </w:rPr>
-      </w:pPr>
-      <w:r>
-        <w:rPr>
-          <w:rFonts w:ascii="Courier New" w:hAnsi="Courier New" w:cs="Courier New"/>
-          <w:sz w:val="16"/>
-          <w:szCs w:val="16"/>
-        </w:rPr>
-        <w:t xml:space="preserve">int </w:t>
-      </w:r>
-      <w:proofErr w:type="spellStart"/>
-      <w:r>
-        <w:rPr>
-          <w:rFonts w:ascii="Courier New" w:hAnsi="Courier New" w:cs="Courier New"/>
-          <w:sz w:val="16"/>
-          <w:szCs w:val="16"/>
-        </w:rPr>
-        <w:t>BubbleSortDescending</w:t>
-      </w:r>
-      <w:proofErr w:type="spellEnd"/>
-      <w:r>
-        <w:rPr>
-          <w:rFonts w:ascii="Courier New" w:hAnsi="Courier New" w:cs="Courier New"/>
-          <w:sz w:val="16"/>
-          <w:szCs w:val="16"/>
-        </w:rPr>
-        <w:t>(int element){</w:t>
-      </w:r>
-    </w:p>
-    <w:p>
-      <w:pPr>
-        <w:pStyle w:val="NoSpacing"/>
-        <w:rPr>
-          <w:rFonts w:ascii="Courier New" w:hAnsi="Courier New" w:cs="Courier New"/>
-          <w:sz w:val="16"/>
-          <w:szCs w:val="16"/>
-        </w:rPr>
-      </w:pPr>
-    </w:p>
-    <w:p>
-      <w:pPr>
-        <w:pStyle w:val="NoSpacing"/>
-        <w:rPr>
-          <w:rFonts w:ascii="Courier New" w:hAnsi="Courier New" w:cs="Courier New"/>
-          <w:sz w:val="16"/>
-          <w:szCs w:val="16"/>
-        </w:rPr>
-      </w:pPr>
-      <w:r>
-        <w:rPr>
-          <w:rFonts w:ascii="Courier New" w:hAnsi="Courier New" w:cs="Courier New"/>
-          <w:sz w:val="16"/>
-          <w:szCs w:val="16"/>
-        </w:rPr>
-        <w:t>    int sign = (element &lt; 0 ? -1 : 1);</w:t>
-      </w:r>
-    </w:p>
-    <w:p>
-      <w:pPr>
-        <w:pStyle w:val="NoSpacing"/>
-        <w:rPr>
-          <w:rFonts w:ascii="Courier New" w:hAnsi="Courier New" w:cs="Courier New"/>
-          <w:sz w:val="16"/>
-          <w:szCs w:val="16"/>
-        </w:rPr>
-      </w:pPr>
-      <w:r>
-        <w:rPr>
-          <w:rFonts w:ascii="Courier New" w:hAnsi="Courier New" w:cs="Courier New"/>
-          <w:sz w:val="16"/>
-          <w:szCs w:val="16"/>
-        </w:rPr>
-        <w:t>    element = abs(element);</w:t>
-      </w:r>
-    </w:p>
-    <w:p>
-      <w:pPr>
-        <w:pStyle w:val="NoSpacing"/>
-        <w:rPr>
-          <w:rFonts w:ascii="Courier New" w:hAnsi="Courier New" w:cs="Courier New"/>
-          <w:sz w:val="16"/>
-          <w:szCs w:val="16"/>
-        </w:rPr>
-      </w:pPr>
-      <w:r>
-        <w:rPr>
-          <w:rFonts w:ascii="Courier New" w:hAnsi="Courier New" w:cs="Courier New"/>
-          <w:sz w:val="16"/>
-          <w:szCs w:val="16"/>
-        </w:rPr>
-        <w:t>    if (element == 0) return 0;</w:t>
-      </w:r>
-    </w:p>
-    <w:p>
-      <w:pPr>
-        <w:pStyle w:val="NoSpacing"/>
-        <w:rPr>
-          <w:rFonts w:ascii="Courier New" w:hAnsi="Courier New" w:cs="Courier New"/>
-          <w:sz w:val="16"/>
-          <w:szCs w:val="16"/>
-        </w:rPr>
-      </w:pPr>
-    </w:p>
-    <w:p>
-      <w:pPr>
-        <w:pStyle w:val="NoSpacing"/>
-        <w:rPr>
-          <w:rFonts w:ascii="Courier New" w:hAnsi="Courier New" w:cs="Courier New"/>
-          <w:sz w:val="16"/>
-          <w:szCs w:val="16"/>
-        </w:rPr>
-      </w:pPr>
-      <w:r>
-        <w:rPr>
-          <w:rFonts w:ascii="Courier New" w:hAnsi="Courier New" w:cs="Courier New"/>
-          <w:sz w:val="16"/>
-          <w:szCs w:val="16"/>
-        </w:rPr>
-        <w:t>    // Getting the size of the integer given</w:t>
-      </w:r>
-    </w:p>
-    <w:p>
-      <w:pPr>
-        <w:pStyle w:val="NoSpacing"/>
-        <w:rPr>
-          <w:rFonts w:ascii="Courier New" w:hAnsi="Courier New" w:cs="Courier New"/>
-          <w:sz w:val="16"/>
-          <w:szCs w:val="16"/>
-        </w:rPr>
-      </w:pPr>
-      <w:r>
-        <w:rPr>
-          <w:rFonts w:ascii="Courier New" w:hAnsi="Courier New" w:cs="Courier New"/>
-          <w:sz w:val="16"/>
-          <w:szCs w:val="16"/>
-        </w:rPr>
-        <w:t>    int temp = element, count = 0;</w:t>
-      </w:r>
-    </w:p>
-    <w:p>
-      <w:pPr>
-        <w:pStyle w:val="NoSpacing"/>
-        <w:rPr>
-          <w:rFonts w:ascii="Courier New" w:hAnsi="Courier New" w:cs="Courier New"/>
-          <w:sz w:val="16"/>
-          <w:szCs w:val="16"/>
-        </w:rPr>
-      </w:pPr>
-      <w:r>
-        <w:rPr>
-          <w:rFonts w:ascii="Courier New" w:hAnsi="Courier New" w:cs="Courier New"/>
-          <w:sz w:val="16"/>
-          <w:szCs w:val="16"/>
-        </w:rPr>
-        <w:t>    while (temp &gt; 0) {</w:t>
-      </w:r>
-    </w:p>
-    <w:p>
-      <w:pPr>
-        <w:pStyle w:val="NoSpacing"/>
-        <w:rPr>
-          <w:rFonts w:ascii="Courier New" w:hAnsi="Courier New" w:cs="Courier New"/>
-          <w:sz w:val="16"/>
-          <w:szCs w:val="16"/>
-        </w:rPr>
-      </w:pPr>
-      <w:r>
-        <w:rPr>
-          <w:rFonts w:ascii="Courier New" w:hAnsi="Courier New" w:cs="Courier New"/>
-          <w:sz w:val="16"/>
-          <w:szCs w:val="16"/>
-        </w:rPr>
-        <w:t>        ++count;</w:t>
-      </w:r>
-    </w:p>
-    <w:p>
-      <w:pPr>
-        <w:pStyle w:val="NoSpacing"/>
-        <w:rPr>
-          <w:rFonts w:ascii="Courier New" w:hAnsi="Courier New" w:cs="Courier New"/>
-          <w:sz w:val="16"/>
-          <w:szCs w:val="16"/>
-        </w:rPr>
-      </w:pPr>
-      <w:r>
-        <w:rPr>
-          <w:rFonts w:ascii="Courier New" w:hAnsi="Courier New" w:cs="Courier New"/>
-          <w:sz w:val="16"/>
-          <w:szCs w:val="16"/>
-        </w:rPr>
-        <w:t>        temp /= 10;</w:t>
-      </w:r>
-    </w:p>
-    <w:p>
-      <w:pPr>
-        <w:pStyle w:val="NoSpacing"/>
-        <w:rPr>
-          <w:rFonts w:ascii="Courier New" w:hAnsi="Courier New" w:cs="Courier New"/>
-          <w:sz w:val="16"/>
-          <w:szCs w:val="16"/>
-        </w:rPr>
-      </w:pPr>
-      <w:r>
-        <w:rPr>
-          <w:rFonts w:ascii="Courier New" w:hAnsi="Courier New" w:cs="Courier New"/>
-          <w:sz w:val="16"/>
-          <w:szCs w:val="16"/>
-        </w:rPr>
-        <w:t>    }</w:t>
-      </w:r>
-    </w:p>
-    <w:p>
-      <w:pPr>
-        <w:pStyle w:val="NoSpacing"/>
-        <w:rPr>
-          <w:rFonts w:ascii="Courier New" w:hAnsi="Courier New" w:cs="Courier New"/>
-          <w:sz w:val="16"/>
-          <w:szCs w:val="16"/>
-        </w:rPr>
-      </w:pPr>
-    </w:p>
-    <w:p>
-      <w:pPr>
-        <w:pStyle w:val="NoSpacing"/>
-        <w:rPr>
-          <w:rFonts w:ascii="Courier New" w:hAnsi="Courier New" w:cs="Courier New"/>
-          <w:sz w:val="16"/>
-          <w:szCs w:val="16"/>
-        </w:rPr>
-      </w:pPr>
-      <w:r>
-        <w:rPr>
-          <w:rFonts w:ascii="Courier New" w:hAnsi="Courier New" w:cs="Courier New"/>
-          <w:sz w:val="16"/>
-          <w:szCs w:val="16"/>
-        </w:rPr>
-        <w:t>    vector&lt;int&gt; digits(count);</w:t>
-      </w:r>
-    </w:p>
-    <w:p>
-      <w:pPr>
-        <w:pStyle w:val="NoSpacing"/>
-        <w:rPr>
-          <w:rFonts w:ascii="Courier New" w:hAnsi="Courier New" w:cs="Courier New"/>
-          <w:sz w:val="16"/>
-          <w:szCs w:val="16"/>
-        </w:rPr>
-      </w:pPr>
-    </w:p>
-    <w:p>
-      <w:pPr>
-        <w:pStyle w:val="NoSpacing"/>
-        <w:rPr>
-          <w:rFonts w:ascii="Courier New" w:hAnsi="Courier New" w:cs="Courier New"/>
-          <w:sz w:val="16"/>
-          <w:szCs w:val="16"/>
-        </w:rPr>
-      </w:pPr>
-      <w:r>
-        <w:rPr>
-          <w:rFonts w:ascii="Courier New" w:hAnsi="Courier New" w:cs="Courier New"/>
-          <w:sz w:val="16"/>
-          <w:szCs w:val="16"/>
-        </w:rPr>
-        <w:t>    // Breaking the integer into digits for sorting</w:t>
-      </w:r>
-    </w:p>
-    <w:p>
-      <w:pPr>
-        <w:pStyle w:val="NoSpacing"/>
-        <w:rPr>
-          <w:rFonts w:ascii="Courier New" w:hAnsi="Courier New" w:cs="Courier New"/>
-          <w:sz w:val="16"/>
-          <w:szCs w:val="16"/>
-        </w:rPr>
-      </w:pPr>
-      <w:r>
-        <w:rPr>
-          <w:rFonts w:ascii="Courier New" w:hAnsi="Courier New" w:cs="Courier New"/>
-          <w:sz w:val="16"/>
-          <w:szCs w:val="16"/>
-        </w:rPr>
-        <w:t xml:space="preserve">    for (int </w:t>
-      </w:r>
-      <w:proofErr w:type="spellStart"/>
-      <w:r>
-        <w:rPr>
-          <w:rFonts w:ascii="Courier New" w:hAnsi="Courier New" w:cs="Courier New"/>
-          <w:sz w:val="16"/>
-          <w:szCs w:val="16"/>
-        </w:rPr>
-        <w:t>i</w:t>
-      </w:r>
-      <w:proofErr w:type="spellEnd"/>
-      <w:r>
-        <w:rPr>
-          <w:rFonts w:ascii="Courier New" w:hAnsi="Courier New" w:cs="Courier New"/>
-          <w:sz w:val="16"/>
-          <w:szCs w:val="16"/>
-        </w:rPr>
-        <w:t xml:space="preserve"> = count -1; </w:t>
-      </w:r>
-      <w:proofErr w:type="spellStart"/>
-      <w:r>
-        <w:rPr>
-          <w:rFonts w:ascii="Courier New" w:hAnsi="Courier New" w:cs="Courier New"/>
-          <w:sz w:val="16"/>
-          <w:szCs w:val="16"/>
-        </w:rPr>
-        <w:t>i</w:t>
-      </w:r>
-      <w:proofErr w:type="spellEnd"/>
-      <w:r>
-        <w:rPr>
-          <w:rFonts w:ascii="Courier New" w:hAnsi="Courier New" w:cs="Courier New"/>
-          <w:sz w:val="16"/>
-          <w:szCs w:val="16"/>
-        </w:rPr>
-        <w:t xml:space="preserve"> &gt;= 0; </w:t>
-      </w:r>
-      <w:proofErr w:type="spellStart"/>
-      <w:r>
-        <w:rPr>
-          <w:rFonts w:ascii="Courier New" w:hAnsi="Courier New" w:cs="Courier New"/>
-          <w:sz w:val="16"/>
-          <w:szCs w:val="16"/>
-        </w:rPr>
-        <w:t>i</w:t>
-      </w:r>
-      <w:proofErr w:type="spellEnd"/>
-      <w:r>
-        <w:rPr>
-          <w:rFonts w:ascii="Courier New" w:hAnsi="Courier New" w:cs="Courier New"/>
-          <w:sz w:val="16"/>
-          <w:szCs w:val="16"/>
-        </w:rPr>
-        <w:t>--){</w:t>
-      </w:r>
-    </w:p>
-    <w:p>
-      <w:pPr>
-        <w:pStyle w:val="NoSpacing"/>
-        <w:rPr>
-          <w:rFonts w:ascii="Courier New" w:hAnsi="Courier New" w:cs="Courier New"/>
-          <w:sz w:val="16"/>
-          <w:szCs w:val="16"/>
-        </w:rPr>
-      </w:pPr>
-      <w:r>
-        <w:rPr>
-          <w:rFonts w:ascii="Courier New" w:hAnsi="Courier New" w:cs="Courier New"/>
-          <w:sz w:val="16"/>
-          <w:szCs w:val="16"/>
-        </w:rPr>
-        <w:t>        digits[</w:t>
-      </w:r>
-      <w:proofErr w:type="spellStart"/>
-      <w:r>
-        <w:rPr>
-          <w:rFonts w:ascii="Courier New" w:hAnsi="Courier New" w:cs="Courier New"/>
-          <w:sz w:val="16"/>
-          <w:szCs w:val="16"/>
-        </w:rPr>
-        <w:t>i</w:t>
-      </w:r>
-      <w:proofErr w:type="spellEnd"/>
-      <w:r>
-        <w:rPr>
-          <w:rFonts w:ascii="Courier New" w:hAnsi="Courier New" w:cs="Courier New"/>
-          <w:sz w:val="16"/>
-          <w:szCs w:val="16"/>
-        </w:rPr>
-        <w:t>] = element % 10;</w:t>
-      </w:r>
-    </w:p>
-    <w:p>
-      <w:pPr>
-        <w:pStyle w:val="NoSpacing"/>
-        <w:rPr>
-          <w:rFonts w:ascii="Courier New" w:hAnsi="Courier New" w:cs="Courier New"/>
-          <w:sz w:val="16"/>
-          <w:szCs w:val="16"/>
-        </w:rPr>
-      </w:pPr>
-      <w:r>
-        <w:rPr>
-          <w:rFonts w:ascii="Courier New" w:hAnsi="Courier New" w:cs="Courier New"/>
-          <w:sz w:val="16"/>
-          <w:szCs w:val="16"/>
-        </w:rPr>
-        <w:t>        element /= 10;</w:t>
-      </w:r>
-    </w:p>
-    <w:p>
-      <w:pPr>
-        <w:pStyle w:val="NoSpacing"/>
-        <w:rPr>
-          <w:rFonts w:ascii="Courier New" w:hAnsi="Courier New" w:cs="Courier New"/>
-          <w:sz w:val="16"/>
-          <w:szCs w:val="16"/>
-        </w:rPr>
-      </w:pPr>
-      <w:r>
-        <w:rPr>
-          <w:rFonts w:ascii="Courier New" w:hAnsi="Courier New" w:cs="Courier New"/>
-          <w:sz w:val="16"/>
-          <w:szCs w:val="16"/>
-        </w:rPr>
-        <w:t>    }</w:t>
-      </w:r>
-    </w:p>
-    <w:p>
-      <w:pPr>
-        <w:pStyle w:val="NoSpacing"/>
-        <w:rPr>
-          <w:rFonts w:ascii="Courier New" w:hAnsi="Courier New" w:cs="Courier New"/>
-          <w:sz w:val="16"/>
-          <w:szCs w:val="16"/>
-        </w:rPr>
-      </w:pPr>
-    </w:p>
-    <w:p>
-      <w:pPr>
-        <w:pStyle w:val="NoSpacing"/>
-        <w:rPr>
-          <w:rFonts w:ascii="Courier New" w:hAnsi="Courier New" w:cs="Courier New"/>
-          <w:sz w:val="16"/>
-          <w:szCs w:val="16"/>
-        </w:rPr>
-      </w:pPr>
-      <w:r>
-        <w:rPr>
-          <w:rFonts w:ascii="Courier New" w:hAnsi="Courier New" w:cs="Courier New"/>
-          <w:sz w:val="16"/>
-          <w:szCs w:val="16"/>
-        </w:rPr>
-        <w:t>    int n = (int)</w:t>
-      </w:r>
-      <w:proofErr w:type="spellStart"/>
-      <w:r>
-        <w:rPr>
-          <w:rFonts w:ascii="Courier New" w:hAnsi="Courier New" w:cs="Courier New"/>
-          <w:sz w:val="16"/>
-          <w:szCs w:val="16"/>
-        </w:rPr>
-        <w:t>digits.size</w:t>
-      </w:r>
-      <w:proofErr w:type="spellEnd"/>
-      <w:r>
-        <w:rPr>
-          <w:rFonts w:ascii="Courier New" w:hAnsi="Courier New" w:cs="Courier New"/>
-          <w:sz w:val="16"/>
-          <w:szCs w:val="16"/>
-        </w:rPr>
-        <w:t>();</w:t>
+    </w:p>
+    <w:p>
+      <w:pPr>
+        <w:pStyle w:val="NoSpacing"/>
+        <w:rPr>
+          <w:rFonts w:ascii="Courier New" w:hAnsi="Courier New" w:cs="Courier New"/>
+          <w:sz w:val="16"/>
+          <w:szCs w:val="16"/>
+        </w:rPr>
+      </w:pPr>
+      <w:r>
+        <w:rPr>
+          <w:rFonts w:ascii="Courier New" w:hAnsi="Courier New" w:cs="Courier New"/>
+          <w:sz w:val="16"/>
+          <w:szCs w:val="16"/>
+        </w:rPr>
+        <w:t>    int n = (int)digits.size();</w:t>
       </w:r>
     </w:p>
     <w:p>
@@ -6754,61 +4634,7 @@
           <w:sz w:val="16"/>
           <w:szCs w:val="16"/>
         </w:rPr>
-        <w:t xml:space="preserve">    for (int </w:t>
-      </w:r>
-      <w:proofErr w:type="spellStart"/>
-      <w:r>
-        <w:rPr>
-          <w:rFonts w:ascii="Courier New" w:hAnsi="Courier New" w:cs="Courier New"/>
-          <w:sz w:val="16"/>
-          <w:szCs w:val="16"/>
-        </w:rPr>
-        <w:t>i</w:t>
-      </w:r>
-      <w:proofErr w:type="spellEnd"/>
-      <w:r>
-        <w:rPr>
-          <w:rFonts w:ascii="Courier New" w:hAnsi="Courier New" w:cs="Courier New"/>
-          <w:sz w:val="16"/>
-          <w:szCs w:val="16"/>
-        </w:rPr>
-        <w:t xml:space="preserve">=0; </w:t>
-      </w:r>
-      <w:proofErr w:type="spellStart"/>
-      <w:r>
-        <w:rPr>
-          <w:rFonts w:ascii="Courier New" w:hAnsi="Courier New" w:cs="Courier New"/>
-          <w:sz w:val="16"/>
-          <w:szCs w:val="16"/>
-        </w:rPr>
-        <w:t>i</w:t>
-      </w:r>
-      <w:proofErr w:type="spellEnd"/>
-      <w:r>
-        <w:rPr>
-          <w:rFonts w:ascii="Courier New" w:hAnsi="Courier New" w:cs="Courier New"/>
-          <w:sz w:val="16"/>
-          <w:szCs w:val="16"/>
-        </w:rPr>
-        <w:t>&lt;n-1; ++</w:t>
-      </w:r>
-      <w:proofErr w:type="spellStart"/>
-      <w:r>
-        <w:rPr>
-          <w:rFonts w:ascii="Courier New" w:hAnsi="Courier New" w:cs="Courier New"/>
-          <w:sz w:val="16"/>
-          <w:szCs w:val="16"/>
-        </w:rPr>
-        <w:t>i</w:t>
-      </w:r>
-      <w:proofErr w:type="spellEnd"/>
-      <w:r>
-        <w:rPr>
-          <w:rFonts w:ascii="Courier New" w:hAnsi="Courier New" w:cs="Courier New"/>
-          <w:sz w:val="16"/>
-          <w:szCs w:val="16"/>
-        </w:rPr>
-        <w:t>){</w:t>
+        <w:t>    for (int i=0; i&lt;n-1; ++i){</w:t>
       </w:r>
     </w:p>
     <w:p>
@@ -7027,97 +4853,25 @@
           <w:sz w:val="16"/>
           <w:szCs w:val="16"/>
         </w:rPr>
-        <w:t xml:space="preserve">    for (int </w:t>
-      </w:r>
-      <w:proofErr w:type="spellStart"/>
-      <w:r>
-        <w:rPr>
-          <w:rFonts w:ascii="Courier New" w:hAnsi="Courier New" w:cs="Courier New"/>
-          <w:sz w:val="16"/>
-          <w:szCs w:val="16"/>
-        </w:rPr>
-        <w:t>i</w:t>
-      </w:r>
-      <w:proofErr w:type="spellEnd"/>
-      <w:r>
-        <w:rPr>
-          <w:rFonts w:ascii="Courier New" w:hAnsi="Courier New" w:cs="Courier New"/>
-          <w:sz w:val="16"/>
-          <w:szCs w:val="16"/>
-        </w:rPr>
-        <w:t xml:space="preserve">=0; </w:t>
-      </w:r>
-      <w:proofErr w:type="spellStart"/>
-      <w:r>
-        <w:rPr>
-          <w:rFonts w:ascii="Courier New" w:hAnsi="Courier New" w:cs="Courier New"/>
-          <w:sz w:val="16"/>
-          <w:szCs w:val="16"/>
-        </w:rPr>
-        <w:t>i</w:t>
-      </w:r>
-      <w:proofErr w:type="spellEnd"/>
-      <w:r>
-        <w:rPr>
-          <w:rFonts w:ascii="Courier New" w:hAnsi="Courier New" w:cs="Courier New"/>
-          <w:sz w:val="16"/>
-          <w:szCs w:val="16"/>
-        </w:rPr>
-        <w:t>&lt;n; ++</w:t>
-      </w:r>
-      <w:proofErr w:type="spellStart"/>
-      <w:r>
-        <w:rPr>
-          <w:rFonts w:ascii="Courier New" w:hAnsi="Courier New" w:cs="Courier New"/>
-          <w:sz w:val="16"/>
-          <w:szCs w:val="16"/>
-        </w:rPr>
-        <w:t>i</w:t>
-      </w:r>
-      <w:proofErr w:type="spellEnd"/>
-      <w:r>
-        <w:rPr>
-          <w:rFonts w:ascii="Courier New" w:hAnsi="Courier New" w:cs="Courier New"/>
-          <w:sz w:val="16"/>
-          <w:szCs w:val="16"/>
-        </w:rPr>
-        <w:t>) {</w:t>
-      </w:r>
-    </w:p>
-    <w:p>
-      <w:pPr>
-        <w:pStyle w:val="NoSpacing"/>
-        <w:rPr>
-          <w:rFonts w:ascii="Courier New" w:hAnsi="Courier New" w:cs="Courier New"/>
-          <w:sz w:val="16"/>
-          <w:szCs w:val="16"/>
-        </w:rPr>
-      </w:pPr>
-      <w:r>
-        <w:rPr>
-          <w:rFonts w:ascii="Courier New" w:hAnsi="Courier New" w:cs="Courier New"/>
-          <w:sz w:val="16"/>
-          <w:szCs w:val="16"/>
-        </w:rPr>
-        <w:t>        result = result * 10 + digits[</w:t>
-      </w:r>
-      <w:proofErr w:type="spellStart"/>
-      <w:r>
-        <w:rPr>
-          <w:rFonts w:ascii="Courier New" w:hAnsi="Courier New" w:cs="Courier New"/>
-          <w:sz w:val="16"/>
-          <w:szCs w:val="16"/>
-        </w:rPr>
-        <w:t>i</w:t>
-      </w:r>
-      <w:proofErr w:type="spellEnd"/>
-      <w:r>
-        <w:rPr>
-          <w:rFonts w:ascii="Courier New" w:hAnsi="Courier New" w:cs="Courier New"/>
-          <w:sz w:val="16"/>
-          <w:szCs w:val="16"/>
-        </w:rPr>
-        <w:t>];</w:t>
+        <w:t>    for (int i=0; i&lt;n; ++i) {</w:t>
+      </w:r>
+    </w:p>
+    <w:p>
+      <w:pPr>
+        <w:pStyle w:val="NoSpacing"/>
+        <w:rPr>
+          <w:rFonts w:ascii="Courier New" w:hAnsi="Courier New" w:cs="Courier New"/>
+          <w:sz w:val="16"/>
+          <w:szCs w:val="16"/>
+        </w:rPr>
+      </w:pPr>
+      <w:r>
+        <w:rPr>
+          <w:rFonts w:ascii="Courier New" w:hAnsi="Courier New" w:cs="Courier New"/>
+          <w:sz w:val="16"/>
+          <w:szCs w:val="16"/>
+        </w:rPr>
+        <w:t>        result = result * 10 + digits[i];</w:t>
       </w:r>
     </w:p>
     <w:p>
@@ -7217,43 +4971,7 @@
           <w:sz w:val="16"/>
           <w:szCs w:val="16"/>
         </w:rPr>
-        <w:t xml:space="preserve">int </w:t>
-      </w:r>
-      <w:proofErr w:type="spellStart"/>
-      <w:r>
-        <w:rPr>
-          <w:rFonts w:ascii="Courier New" w:hAnsi="Courier New" w:cs="Courier New"/>
-          <w:sz w:val="16"/>
-          <w:szCs w:val="16"/>
-        </w:rPr>
-        <w:t>ReadPositiveInt</w:t>
-      </w:r>
-      <w:proofErr w:type="spellEnd"/>
-      <w:r>
-        <w:rPr>
-          <w:rFonts w:ascii="Courier New" w:hAnsi="Courier New" w:cs="Courier New"/>
-          <w:sz w:val="16"/>
-          <w:szCs w:val="16"/>
-        </w:rPr>
-        <w:t xml:space="preserve">(const string&amp; prompt, int </w:t>
-      </w:r>
-      <w:proofErr w:type="spellStart"/>
-      <w:r>
-        <w:rPr>
-          <w:rFonts w:ascii="Courier New" w:hAnsi="Courier New" w:cs="Courier New"/>
-          <w:sz w:val="16"/>
-          <w:szCs w:val="16"/>
-        </w:rPr>
-        <w:t>MaxValue</w:t>
-      </w:r>
-      <w:proofErr w:type="spellEnd"/>
-      <w:r>
-        <w:rPr>
-          <w:rFonts w:ascii="Courier New" w:hAnsi="Courier New" w:cs="Courier New"/>
-          <w:sz w:val="16"/>
-          <w:szCs w:val="16"/>
-        </w:rPr>
-        <w:t>) {</w:t>
+        <w:t>int ReadPositiveInt(const string&amp; prompt, int MaxValue) {</w:t>
       </w:r>
     </w:p>
     <w:p>
@@ -7307,205 +5025,79 @@
           <w:sz w:val="16"/>
           <w:szCs w:val="16"/>
         </w:rPr>
-        <w:t xml:space="preserve">        </w:t>
-      </w:r>
-      <w:proofErr w:type="spellStart"/>
-      <w:r>
-        <w:rPr>
-          <w:rFonts w:ascii="Courier New" w:hAnsi="Courier New" w:cs="Courier New"/>
-          <w:sz w:val="16"/>
-          <w:szCs w:val="16"/>
-        </w:rPr>
-        <w:t>cout</w:t>
-      </w:r>
-      <w:proofErr w:type="spellEnd"/>
-      <w:r>
-        <w:rPr>
-          <w:rFonts w:ascii="Courier New" w:hAnsi="Courier New" w:cs="Courier New"/>
-          <w:sz w:val="16"/>
-          <w:szCs w:val="16"/>
-        </w:rPr>
-        <w:t xml:space="preserve"> &lt;&lt; prompt;</w:t>
-      </w:r>
-    </w:p>
-    <w:p>
-      <w:pPr>
-        <w:pStyle w:val="NoSpacing"/>
-        <w:rPr>
-          <w:rFonts w:ascii="Courier New" w:hAnsi="Courier New" w:cs="Courier New"/>
-          <w:sz w:val="16"/>
-          <w:szCs w:val="16"/>
-        </w:rPr>
-      </w:pPr>
-      <w:r>
-        <w:rPr>
-          <w:rFonts w:ascii="Courier New" w:hAnsi="Courier New" w:cs="Courier New"/>
-          <w:sz w:val="16"/>
-          <w:szCs w:val="16"/>
-        </w:rPr>
-        <w:t>        if (!(</w:t>
-      </w:r>
-      <w:proofErr w:type="spellStart"/>
-      <w:r>
-        <w:rPr>
-          <w:rFonts w:ascii="Courier New" w:hAnsi="Courier New" w:cs="Courier New"/>
-          <w:sz w:val="16"/>
-          <w:szCs w:val="16"/>
-        </w:rPr>
-        <w:t>cin</w:t>
-      </w:r>
-      <w:proofErr w:type="spellEnd"/>
-      <w:r>
-        <w:rPr>
-          <w:rFonts w:ascii="Courier New" w:hAnsi="Courier New" w:cs="Courier New"/>
-          <w:sz w:val="16"/>
-          <w:szCs w:val="16"/>
-        </w:rPr>
-        <w:t xml:space="preserve"> &gt;&gt; x)) {</w:t>
-      </w:r>
-    </w:p>
-    <w:p>
-      <w:pPr>
-        <w:pStyle w:val="NoSpacing"/>
-        <w:rPr>
-          <w:rFonts w:ascii="Courier New" w:hAnsi="Courier New" w:cs="Courier New"/>
-          <w:sz w:val="16"/>
-          <w:szCs w:val="16"/>
-        </w:rPr>
-      </w:pPr>
-      <w:r>
-        <w:rPr>
-          <w:rFonts w:ascii="Courier New" w:hAnsi="Courier New" w:cs="Courier New"/>
-          <w:sz w:val="16"/>
-          <w:szCs w:val="16"/>
-        </w:rPr>
-        <w:t xml:space="preserve">            </w:t>
-      </w:r>
-      <w:proofErr w:type="spellStart"/>
-      <w:r>
-        <w:rPr>
-          <w:rFonts w:ascii="Courier New" w:hAnsi="Courier New" w:cs="Courier New"/>
-          <w:sz w:val="16"/>
-          <w:szCs w:val="16"/>
-        </w:rPr>
-        <w:t>cout</w:t>
-      </w:r>
-      <w:proofErr w:type="spellEnd"/>
-      <w:r>
-        <w:rPr>
-          <w:rFonts w:ascii="Courier New" w:hAnsi="Courier New" w:cs="Courier New"/>
-          <w:sz w:val="16"/>
-          <w:szCs w:val="16"/>
-        </w:rPr>
-        <w:t xml:space="preserve"> &lt;&lt; "[-] Invalid input please try again!";</w:t>
-      </w:r>
-    </w:p>
-    <w:p>
-      <w:pPr>
-        <w:pStyle w:val="NoSpacing"/>
-        <w:rPr>
-          <w:rFonts w:ascii="Courier New" w:hAnsi="Courier New" w:cs="Courier New"/>
-          <w:sz w:val="16"/>
-          <w:szCs w:val="16"/>
-        </w:rPr>
-      </w:pPr>
-      <w:r>
-        <w:rPr>
-          <w:rFonts w:ascii="Courier New" w:hAnsi="Courier New" w:cs="Courier New"/>
-          <w:sz w:val="16"/>
-          <w:szCs w:val="16"/>
-        </w:rPr>
-        <w:t xml:space="preserve">            </w:t>
-      </w:r>
-      <w:proofErr w:type="spellStart"/>
-      <w:r>
-        <w:rPr>
-          <w:rFonts w:ascii="Courier New" w:hAnsi="Courier New" w:cs="Courier New"/>
-          <w:sz w:val="16"/>
-          <w:szCs w:val="16"/>
-        </w:rPr>
-        <w:t>cin.clear</w:t>
-      </w:r>
-      <w:proofErr w:type="spellEnd"/>
-      <w:r>
-        <w:rPr>
-          <w:rFonts w:ascii="Courier New" w:hAnsi="Courier New" w:cs="Courier New"/>
-          <w:sz w:val="16"/>
-          <w:szCs w:val="16"/>
-        </w:rPr>
-        <w:t>();</w:t>
-      </w:r>
-    </w:p>
-    <w:p>
-      <w:pPr>
-        <w:pStyle w:val="NoSpacing"/>
-        <w:rPr>
-          <w:rFonts w:ascii="Courier New" w:hAnsi="Courier New" w:cs="Courier New"/>
-          <w:sz w:val="16"/>
-          <w:szCs w:val="16"/>
-        </w:rPr>
-      </w:pPr>
-      <w:r>
-        <w:rPr>
-          <w:rFonts w:ascii="Courier New" w:hAnsi="Courier New" w:cs="Courier New"/>
-          <w:sz w:val="16"/>
-          <w:szCs w:val="16"/>
-        </w:rPr>
-        <w:t xml:space="preserve">            </w:t>
-      </w:r>
-      <w:proofErr w:type="spellStart"/>
-      <w:r>
-        <w:rPr>
-          <w:rFonts w:ascii="Courier New" w:hAnsi="Courier New" w:cs="Courier New"/>
-          <w:sz w:val="16"/>
-          <w:szCs w:val="16"/>
-        </w:rPr>
-        <w:t>cin.ignore</w:t>
-      </w:r>
-      <w:proofErr w:type="spellEnd"/>
-      <w:r>
-        <w:rPr>
-          <w:rFonts w:ascii="Courier New" w:hAnsi="Courier New" w:cs="Courier New"/>
-          <w:sz w:val="16"/>
-          <w:szCs w:val="16"/>
-        </w:rPr>
-        <w:t>(</w:t>
-      </w:r>
-      <w:proofErr w:type="spellStart"/>
-      <w:r>
-        <w:rPr>
-          <w:rFonts w:ascii="Courier New" w:hAnsi="Courier New" w:cs="Courier New"/>
-          <w:sz w:val="16"/>
-          <w:szCs w:val="16"/>
-        </w:rPr>
-        <w:t>numeric_limits</w:t>
-      </w:r>
-      <w:proofErr w:type="spellEnd"/>
-      <w:r>
-        <w:rPr>
-          <w:rFonts w:ascii="Courier New" w:hAnsi="Courier New" w:cs="Courier New"/>
-          <w:sz w:val="16"/>
-          <w:szCs w:val="16"/>
-        </w:rPr>
-        <w:t>&lt;</w:t>
-      </w:r>
-      <w:proofErr w:type="spellStart"/>
-      <w:r>
-        <w:rPr>
-          <w:rFonts w:ascii="Courier New" w:hAnsi="Courier New" w:cs="Courier New"/>
-          <w:sz w:val="16"/>
-          <w:szCs w:val="16"/>
-        </w:rPr>
-        <w:t>streamsize</w:t>
-      </w:r>
-      <w:proofErr w:type="spellEnd"/>
-      <w:r>
-        <w:rPr>
-          <w:rFonts w:ascii="Courier New" w:hAnsi="Courier New" w:cs="Courier New"/>
-          <w:sz w:val="16"/>
-          <w:szCs w:val="16"/>
-        </w:rPr>
-        <w:t>&gt;::max(), '\n');</w:t>
+        <w:t>        cout &lt;&lt; prompt;</w:t>
+      </w:r>
+    </w:p>
+    <w:p>
+      <w:pPr>
+        <w:pStyle w:val="NoSpacing"/>
+        <w:rPr>
+          <w:rFonts w:ascii="Courier New" w:hAnsi="Courier New" w:cs="Courier New"/>
+          <w:sz w:val="16"/>
+          <w:szCs w:val="16"/>
+        </w:rPr>
+      </w:pPr>
+      <w:r>
+        <w:rPr>
+          <w:rFonts w:ascii="Courier New" w:hAnsi="Courier New" w:cs="Courier New"/>
+          <w:sz w:val="16"/>
+          <w:szCs w:val="16"/>
+        </w:rPr>
+        <w:t>        if (!(cin &gt;&gt; x)) {</w:t>
+      </w:r>
+    </w:p>
+    <w:p>
+      <w:pPr>
+        <w:pStyle w:val="NoSpacing"/>
+        <w:rPr>
+          <w:rFonts w:ascii="Courier New" w:hAnsi="Courier New" w:cs="Courier New"/>
+          <w:sz w:val="16"/>
+          <w:szCs w:val="16"/>
+        </w:rPr>
+      </w:pPr>
+      <w:r>
+        <w:rPr>
+          <w:rFonts w:ascii="Courier New" w:hAnsi="Courier New" w:cs="Courier New"/>
+          <w:sz w:val="16"/>
+          <w:szCs w:val="16"/>
+        </w:rPr>
+        <w:t>            cout &lt;&lt; "[-] Invalid input please try again!";</w:t>
+      </w:r>
+    </w:p>
+    <w:p>
+      <w:pPr>
+        <w:pStyle w:val="NoSpacing"/>
+        <w:rPr>
+          <w:rFonts w:ascii="Courier New" w:hAnsi="Courier New" w:cs="Courier New"/>
+          <w:sz w:val="16"/>
+          <w:szCs w:val="16"/>
+        </w:rPr>
+      </w:pPr>
+      <w:r>
+        <w:rPr>
+          <w:rFonts w:ascii="Courier New" w:hAnsi="Courier New" w:cs="Courier New"/>
+          <w:sz w:val="16"/>
+          <w:szCs w:val="16"/>
+        </w:rPr>
+        <w:t>            cin.clear();</w:t>
+      </w:r>
+    </w:p>
+    <w:p>
+      <w:pPr>
+        <w:pStyle w:val="NoSpacing"/>
+        <w:rPr>
+          <w:rFonts w:ascii="Courier New" w:hAnsi="Courier New" w:cs="Courier New"/>
+          <w:sz w:val="16"/>
+          <w:szCs w:val="16"/>
+        </w:rPr>
+      </w:pPr>
+      <w:r>
+        <w:rPr>
+          <w:rFonts w:ascii="Courier New" w:hAnsi="Courier New" w:cs="Courier New"/>
+          <w:sz w:val="16"/>
+          <w:szCs w:val="16"/>
+        </w:rPr>
+        <w:t>            cin.ignore(numeric_limits&lt;streamsize&gt;::max(), '\n');</w:t>
       </w:r>
     </w:p>
     <w:p>
@@ -7559,80 +5151,26 @@
           <w:sz w:val="16"/>
           <w:szCs w:val="16"/>
         </w:rPr>
-        <w:t xml:space="preserve">        if (x &lt;= 0 || x &gt; </w:t>
-      </w:r>
-      <w:proofErr w:type="spellStart"/>
-      <w:r>
-        <w:rPr>
-          <w:rFonts w:ascii="Courier New" w:hAnsi="Courier New" w:cs="Courier New"/>
-          <w:sz w:val="16"/>
-          <w:szCs w:val="16"/>
-        </w:rPr>
-        <w:t>MaxValue</w:t>
-      </w:r>
-      <w:proofErr w:type="spellEnd"/>
-      <w:r>
-        <w:rPr>
-          <w:rFonts w:ascii="Courier New" w:hAnsi="Courier New" w:cs="Courier New"/>
-          <w:sz w:val="16"/>
-          <w:szCs w:val="16"/>
-        </w:rPr>
-        <w:t>){</w:t>
-      </w:r>
-    </w:p>
-    <w:p>
-      <w:pPr>
-        <w:pStyle w:val="NoSpacing"/>
-        <w:rPr>
-          <w:rFonts w:ascii="Courier New" w:hAnsi="Courier New" w:cs="Courier New"/>
-          <w:sz w:val="16"/>
-          <w:szCs w:val="16"/>
-          <w:lang w:val="ru-RU"/>
-        </w:rPr>
-      </w:pPr>
-      <w:r>
-        <w:rPr>
-          <w:rFonts w:ascii="Courier New" w:hAnsi="Courier New" w:cs="Courier New"/>
-          <w:sz w:val="16"/>
-          <w:szCs w:val="16"/>
-        </w:rPr>
-        <w:t xml:space="preserve">            </w:t>
-      </w:r>
-      <w:proofErr w:type="spellStart"/>
-      <w:r>
-        <w:rPr>
-          <w:rFonts w:ascii="Courier New" w:hAnsi="Courier New" w:cs="Courier New"/>
-          <w:sz w:val="16"/>
-          <w:szCs w:val="16"/>
-        </w:rPr>
-        <w:t>cout</w:t>
-      </w:r>
-      <w:proofErr w:type="spellEnd"/>
-      <w:r>
-        <w:rPr>
-          <w:rFonts w:ascii="Courier New" w:hAnsi="Courier New" w:cs="Courier New"/>
-          <w:sz w:val="16"/>
-          <w:szCs w:val="16"/>
-        </w:rPr>
-        <w:t xml:space="preserve"> &lt;&lt; "[-] The input must be between 1 and " &lt;&lt; </w:t>
-      </w:r>
-      <w:proofErr w:type="spellStart"/>
-      <w:r>
-        <w:rPr>
-          <w:rFonts w:ascii="Courier New" w:hAnsi="Courier New" w:cs="Courier New"/>
-          <w:sz w:val="16"/>
-          <w:szCs w:val="16"/>
-        </w:rPr>
-        <w:t>MaxValue</w:t>
-      </w:r>
-      <w:proofErr w:type="spellEnd"/>
-      <w:r>
-        <w:rPr>
-          <w:rFonts w:ascii="Courier New" w:hAnsi="Courier New" w:cs="Courier New"/>
-          <w:sz w:val="16"/>
-          <w:szCs w:val="16"/>
-        </w:rPr>
-        <w:t xml:space="preserve"> &lt;&lt; ". Try</w:t>
+        <w:t>        if (x &lt;= 0 || x &gt; MaxValue){</w:t>
+      </w:r>
+    </w:p>
+    <w:p>
+      <w:pPr>
+        <w:pStyle w:val="NoSpacing"/>
+        <w:rPr>
+          <w:rFonts w:ascii="Courier New" w:hAnsi="Courier New" w:cs="Courier New"/>
+          <w:sz w:val="16"/>
+          <w:szCs w:val="16"/>
+          <w:lang w:val="ru-RU"/>
+        </w:rPr>
+      </w:pPr>
+      <w:r>
+        <w:rPr>
+          <w:rFonts w:ascii="Courier New" w:hAnsi="Courier New" w:cs="Courier New"/>
+          <w:sz w:val="16"/>
+          <w:szCs w:val="16"/>
+        </w:rPr>
+        <w:t>            cout &lt;&lt; "[-] The input must be between 1 and " &lt;&lt; MaxValue &lt;&lt; ". Try</w:t>
       </w:r>
       <w:r>
         <w:rPr>
